--- a/engine/stc_study/STC_Bibliography_05-09-2026.docx
+++ b/engine/stc_study/STC_Bibliography_05-09-2026.docx
@@ -94,7 +94,7 @@
           <w:color w:val="1C3A36"/>
           <w:sz w:val="19"/>
         </w:rPr>
-        <w:t>Three figures about this register, all computed from it: it carries 176 inputs, of which 175 come from this company’s own documents and 9 of those from the investor-relations channel specifically — which is the split a reviewer needs, because it says how much of the company ring rests on material no financial statement carries. The three most recent fiscal years and every disclosed period of the study year come from the statements themselves.</w:t>
+        <w:t>Three figures about this register, all computed from it: it carries 176 inputs, of which 175 come from this company’s own documents and 9 of those from the investor-relations channel specifically — which is the split a reviewer needs, because it says how much of what is known about the company rests on material no financial statement carries. The three most recent fiscal years and every disclosed period of the study year come from the statements themselves.</w:t>
       </w:r>
     </w:p>
     <w:p>
@@ -151,20 +151,20 @@
           <w:insideV w:val="single" w:sz="4" w:space="0" w:color="C9D4D1"/>
         </w:tblBorders>
         <w:tblLayout w:type="fixed"/>
-        <w:tblW w:w="14112" w:type="dxa"/>
+        <w:tblW w:w="14110" w:type="dxa"/>
       </w:tblPr>
       <w:tblGrid>
-        <w:gridCol w:w="432"/>
-        <w:gridCol w:w="2951"/>
-        <w:gridCol w:w="1368"/>
-        <w:gridCol w:w="1655"/>
-        <w:gridCol w:w="6552"/>
-        <w:gridCol w:w="1152"/>
+        <w:gridCol w:w="504"/>
+        <w:gridCol w:w="1235"/>
+        <w:gridCol w:w="1162"/>
+        <w:gridCol w:w="1700"/>
+        <w:gridCol w:w="8441"/>
+        <w:gridCol w:w="1065"/>
       </w:tblGrid>
       <w:tr>
         <w:tc>
           <w:tcPr>
-            <w:tcW w:type="dxa" w:w="432"/>
+            <w:tcW w:type="dxa" w:w="505"/>
             <w:shd w:val="clear" w:color="auto" w:fill="EAF0EE"/>
           </w:tcPr>
           <w:p>
@@ -183,7 +183,7 @@
         </w:tc>
         <w:tc>
           <w:tcPr>
-            <w:tcW w:type="dxa" w:w="2952"/>
+            <w:tcW w:type="dxa" w:w="1236"/>
             <w:shd w:val="clear" w:color="auto" w:fill="EAF0EE"/>
           </w:tcPr>
           <w:p>
@@ -202,7 +202,7 @@
         </w:tc>
         <w:tc>
           <w:tcPr>
-            <w:tcW w:type="dxa" w:w="1368"/>
+            <w:tcW w:type="dxa" w:w="1162"/>
             <w:shd w:val="clear" w:color="auto" w:fill="EAF0EE"/>
           </w:tcPr>
           <w:p>
@@ -221,7 +221,7 @@
         </w:tc>
         <w:tc>
           <w:tcPr>
-            <w:tcW w:type="dxa" w:w="1656"/>
+            <w:tcW w:type="dxa" w:w="1701"/>
             <w:shd w:val="clear" w:color="auto" w:fill="EAF0EE"/>
           </w:tcPr>
           <w:p>
@@ -240,7 +240,7 @@
         </w:tc>
         <w:tc>
           <w:tcPr>
-            <w:tcW w:type="dxa" w:w="6552"/>
+            <w:tcW w:type="dxa" w:w="8442"/>
             <w:shd w:val="clear" w:color="auto" w:fill="EAF0EE"/>
           </w:tcPr>
           <w:p>
@@ -259,7 +259,7 @@
         </w:tc>
         <w:tc>
           <w:tcPr>
-            <w:tcW w:type="dxa" w:w="1152"/>
+            <w:tcW w:type="dxa" w:w="1066"/>
             <w:shd w:val="clear" w:color="auto" w:fill="EAF0EE"/>
           </w:tcPr>
           <w:p>
@@ -280,7 +280,7 @@
       <w:tr>
         <w:tc>
           <w:tcPr>
-            <w:tcW w:type="dxa" w:w="432"/>
+            <w:tcW w:type="dxa" w:w="505"/>
           </w:tcPr>
           <w:p>
             <w:pPr>
@@ -297,7 +297,7 @@
         </w:tc>
         <w:tc>
           <w:tcPr>
-            <w:tcW w:type="dxa" w:w="2952"/>
+            <w:tcW w:type="dxa" w:w="1236"/>
           </w:tcPr>
           <w:p>
             <w:pPr>
@@ -314,7 +314,7 @@
         </w:tc>
         <w:tc>
           <w:tcPr>
-            <w:tcW w:type="dxa" w:w="1368"/>
+            <w:tcW w:type="dxa" w:w="1162"/>
           </w:tcPr>
           <w:p>
             <w:pPr>
@@ -331,7 +331,7 @@
         </w:tc>
         <w:tc>
           <w:tcPr>
-            <w:tcW w:type="dxa" w:w="1656"/>
+            <w:tcW w:type="dxa" w:w="1701"/>
           </w:tcPr>
           <w:p>
             <w:pPr>
@@ -348,7 +348,7 @@
         </w:tc>
         <w:tc>
           <w:tcPr>
-            <w:tcW w:type="dxa" w:w="6552"/>
+            <w:tcW w:type="dxa" w:w="8442"/>
           </w:tcPr>
           <w:p>
             <w:pPr>
@@ -365,7 +365,7 @@
         </w:tc>
         <w:tc>
           <w:tcPr>
-            <w:tcW w:type="dxa" w:w="1152"/>
+            <w:tcW w:type="dxa" w:w="1066"/>
           </w:tcPr>
           <w:p>
             <w:pPr>
@@ -384,7 +384,7 @@
       <w:tr>
         <w:tc>
           <w:tcPr>
-            <w:tcW w:type="dxa" w:w="432"/>
+            <w:tcW w:type="dxa" w:w="505"/>
           </w:tcPr>
           <w:p>
             <w:pPr>
@@ -401,7 +401,7 @@
         </w:tc>
         <w:tc>
           <w:tcPr>
-            <w:tcW w:type="dxa" w:w="2952"/>
+            <w:tcW w:type="dxa" w:w="1236"/>
           </w:tcPr>
           <w:p>
             <w:pPr>
@@ -418,7 +418,7 @@
         </w:tc>
         <w:tc>
           <w:tcPr>
-            <w:tcW w:type="dxa" w:w="1368"/>
+            <w:tcW w:type="dxa" w:w="1162"/>
           </w:tcPr>
           <w:p>
             <w:pPr>
@@ -435,7 +435,7 @@
         </w:tc>
         <w:tc>
           <w:tcPr>
-            <w:tcW w:type="dxa" w:w="1656"/>
+            <w:tcW w:type="dxa" w:w="1701"/>
           </w:tcPr>
           <w:p>
             <w:pPr>
@@ -452,7 +452,7 @@
         </w:tc>
         <w:tc>
           <w:tcPr>
-            <w:tcW w:type="dxa" w:w="6552"/>
+            <w:tcW w:type="dxa" w:w="8442"/>
           </w:tcPr>
           <w:p>
             <w:pPr>
@@ -469,7 +469,7 @@
         </w:tc>
         <w:tc>
           <w:tcPr>
-            <w:tcW w:type="dxa" w:w="1152"/>
+            <w:tcW w:type="dxa" w:w="1066"/>
           </w:tcPr>
           <w:p>
             <w:pPr>
@@ -488,7 +488,7 @@
       <w:tr>
         <w:tc>
           <w:tcPr>
-            <w:tcW w:type="dxa" w:w="432"/>
+            <w:tcW w:type="dxa" w:w="505"/>
           </w:tcPr>
           <w:p>
             <w:pPr>
@@ -505,7 +505,7 @@
         </w:tc>
         <w:tc>
           <w:tcPr>
-            <w:tcW w:type="dxa" w:w="2952"/>
+            <w:tcW w:type="dxa" w:w="1236"/>
           </w:tcPr>
           <w:p>
             <w:pPr>
@@ -522,7 +522,7 @@
         </w:tc>
         <w:tc>
           <w:tcPr>
-            <w:tcW w:type="dxa" w:w="1368"/>
+            <w:tcW w:type="dxa" w:w="1162"/>
           </w:tcPr>
           <w:p>
             <w:pPr>
@@ -539,7 +539,7 @@
         </w:tc>
         <w:tc>
           <w:tcPr>
-            <w:tcW w:type="dxa" w:w="1656"/>
+            <w:tcW w:type="dxa" w:w="1701"/>
           </w:tcPr>
           <w:p>
             <w:pPr>
@@ -556,7 +556,7 @@
         </w:tc>
         <w:tc>
           <w:tcPr>
-            <w:tcW w:type="dxa" w:w="6552"/>
+            <w:tcW w:type="dxa" w:w="8442"/>
           </w:tcPr>
           <w:p>
             <w:pPr>
@@ -573,7 +573,7 @@
         </w:tc>
         <w:tc>
           <w:tcPr>
-            <w:tcW w:type="dxa" w:w="1152"/>
+            <w:tcW w:type="dxa" w:w="1066"/>
           </w:tcPr>
           <w:p>
             <w:pPr>
@@ -592,7 +592,7 @@
       <w:tr>
         <w:tc>
           <w:tcPr>
-            <w:tcW w:type="dxa" w:w="432"/>
+            <w:tcW w:type="dxa" w:w="505"/>
           </w:tcPr>
           <w:p>
             <w:pPr>
@@ -609,7 +609,7 @@
         </w:tc>
         <w:tc>
           <w:tcPr>
-            <w:tcW w:type="dxa" w:w="2952"/>
+            <w:tcW w:type="dxa" w:w="1236"/>
           </w:tcPr>
           <w:p>
             <w:pPr>
@@ -626,7 +626,7 @@
         </w:tc>
         <w:tc>
           <w:tcPr>
-            <w:tcW w:type="dxa" w:w="1368"/>
+            <w:tcW w:type="dxa" w:w="1162"/>
           </w:tcPr>
           <w:p>
             <w:pPr>
@@ -643,7 +643,7 @@
         </w:tc>
         <w:tc>
           <w:tcPr>
-            <w:tcW w:type="dxa" w:w="1656"/>
+            <w:tcW w:type="dxa" w:w="1701"/>
           </w:tcPr>
           <w:p>
             <w:pPr>
@@ -660,7 +660,7 @@
         </w:tc>
         <w:tc>
           <w:tcPr>
-            <w:tcW w:type="dxa" w:w="6552"/>
+            <w:tcW w:type="dxa" w:w="8442"/>
           </w:tcPr>
           <w:p>
             <w:pPr>
@@ -677,7 +677,7 @@
         </w:tc>
         <w:tc>
           <w:tcPr>
-            <w:tcW w:type="dxa" w:w="1152"/>
+            <w:tcW w:type="dxa" w:w="1066"/>
           </w:tcPr>
           <w:p>
             <w:pPr>
@@ -696,7 +696,7 @@
       <w:tr>
         <w:tc>
           <w:tcPr>
-            <w:tcW w:type="dxa" w:w="432"/>
+            <w:tcW w:type="dxa" w:w="505"/>
           </w:tcPr>
           <w:p>
             <w:pPr>
@@ -713,7 +713,7 @@
         </w:tc>
         <w:tc>
           <w:tcPr>
-            <w:tcW w:type="dxa" w:w="2952"/>
+            <w:tcW w:type="dxa" w:w="1236"/>
           </w:tcPr>
           <w:p>
             <w:pPr>
@@ -730,7 +730,7 @@
         </w:tc>
         <w:tc>
           <w:tcPr>
-            <w:tcW w:type="dxa" w:w="1368"/>
+            <w:tcW w:type="dxa" w:w="1162"/>
           </w:tcPr>
           <w:p>
             <w:pPr>
@@ -747,7 +747,7 @@
         </w:tc>
         <w:tc>
           <w:tcPr>
-            <w:tcW w:type="dxa" w:w="1656"/>
+            <w:tcW w:type="dxa" w:w="1701"/>
           </w:tcPr>
           <w:p>
             <w:pPr>
@@ -764,7 +764,7 @@
         </w:tc>
         <w:tc>
           <w:tcPr>
-            <w:tcW w:type="dxa" w:w="6552"/>
+            <w:tcW w:type="dxa" w:w="8442"/>
           </w:tcPr>
           <w:p>
             <w:pPr>
@@ -781,7 +781,7 @@
         </w:tc>
         <w:tc>
           <w:tcPr>
-            <w:tcW w:type="dxa" w:w="1152"/>
+            <w:tcW w:type="dxa" w:w="1066"/>
           </w:tcPr>
           <w:p>
             <w:pPr>
@@ -800,7 +800,7 @@
       <w:tr>
         <w:tc>
           <w:tcPr>
-            <w:tcW w:type="dxa" w:w="432"/>
+            <w:tcW w:type="dxa" w:w="505"/>
           </w:tcPr>
           <w:p>
             <w:pPr>
@@ -817,7 +817,7 @@
         </w:tc>
         <w:tc>
           <w:tcPr>
-            <w:tcW w:type="dxa" w:w="2952"/>
+            <w:tcW w:type="dxa" w:w="1236"/>
           </w:tcPr>
           <w:p>
             <w:pPr>
@@ -834,7 +834,7 @@
         </w:tc>
         <w:tc>
           <w:tcPr>
-            <w:tcW w:type="dxa" w:w="1368"/>
+            <w:tcW w:type="dxa" w:w="1162"/>
           </w:tcPr>
           <w:p>
             <w:pPr>
@@ -851,7 +851,7 @@
         </w:tc>
         <w:tc>
           <w:tcPr>
-            <w:tcW w:type="dxa" w:w="1656"/>
+            <w:tcW w:type="dxa" w:w="1701"/>
           </w:tcPr>
           <w:p>
             <w:pPr>
@@ -868,7 +868,7 @@
         </w:tc>
         <w:tc>
           <w:tcPr>
-            <w:tcW w:type="dxa" w:w="6552"/>
+            <w:tcW w:type="dxa" w:w="8442"/>
           </w:tcPr>
           <w:p>
             <w:pPr>
@@ -885,7 +885,7 @@
         </w:tc>
         <w:tc>
           <w:tcPr>
-            <w:tcW w:type="dxa" w:w="1152"/>
+            <w:tcW w:type="dxa" w:w="1066"/>
           </w:tcPr>
           <w:p>
             <w:pPr>
@@ -904,7 +904,7 @@
       <w:tr>
         <w:tc>
           <w:tcPr>
-            <w:tcW w:type="dxa" w:w="432"/>
+            <w:tcW w:type="dxa" w:w="505"/>
           </w:tcPr>
           <w:p>
             <w:pPr>
@@ -921,7 +921,7 @@
         </w:tc>
         <w:tc>
           <w:tcPr>
-            <w:tcW w:type="dxa" w:w="2952"/>
+            <w:tcW w:type="dxa" w:w="1236"/>
           </w:tcPr>
           <w:p>
             <w:pPr>
@@ -938,7 +938,7 @@
         </w:tc>
         <w:tc>
           <w:tcPr>
-            <w:tcW w:type="dxa" w:w="1368"/>
+            <w:tcW w:type="dxa" w:w="1162"/>
           </w:tcPr>
           <w:p>
             <w:pPr>
@@ -955,7 +955,7 @@
         </w:tc>
         <w:tc>
           <w:tcPr>
-            <w:tcW w:type="dxa" w:w="1656"/>
+            <w:tcW w:type="dxa" w:w="1701"/>
           </w:tcPr>
           <w:p>
             <w:pPr>
@@ -972,7 +972,7 @@
         </w:tc>
         <w:tc>
           <w:tcPr>
-            <w:tcW w:type="dxa" w:w="6552"/>
+            <w:tcW w:type="dxa" w:w="8442"/>
           </w:tcPr>
           <w:p>
             <w:pPr>
@@ -989,7 +989,7 @@
         </w:tc>
         <w:tc>
           <w:tcPr>
-            <w:tcW w:type="dxa" w:w="1152"/>
+            <w:tcW w:type="dxa" w:w="1066"/>
           </w:tcPr>
           <w:p>
             <w:pPr>
@@ -1008,7 +1008,7 @@
       <w:tr>
         <w:tc>
           <w:tcPr>
-            <w:tcW w:type="dxa" w:w="432"/>
+            <w:tcW w:type="dxa" w:w="505"/>
           </w:tcPr>
           <w:p>
             <w:pPr>
@@ -1025,7 +1025,7 @@
         </w:tc>
         <w:tc>
           <w:tcPr>
-            <w:tcW w:type="dxa" w:w="2952"/>
+            <w:tcW w:type="dxa" w:w="1236"/>
           </w:tcPr>
           <w:p>
             <w:pPr>
@@ -1042,7 +1042,7 @@
         </w:tc>
         <w:tc>
           <w:tcPr>
-            <w:tcW w:type="dxa" w:w="1368"/>
+            <w:tcW w:type="dxa" w:w="1162"/>
           </w:tcPr>
           <w:p>
             <w:pPr>
@@ -1059,7 +1059,7 @@
         </w:tc>
         <w:tc>
           <w:tcPr>
-            <w:tcW w:type="dxa" w:w="1656"/>
+            <w:tcW w:type="dxa" w:w="1701"/>
           </w:tcPr>
           <w:p>
             <w:pPr>
@@ -1076,7 +1076,7 @@
         </w:tc>
         <w:tc>
           <w:tcPr>
-            <w:tcW w:type="dxa" w:w="6552"/>
+            <w:tcW w:type="dxa" w:w="8442"/>
           </w:tcPr>
           <w:p>
             <w:pPr>
@@ -1093,7 +1093,7 @@
         </w:tc>
         <w:tc>
           <w:tcPr>
-            <w:tcW w:type="dxa" w:w="1152"/>
+            <w:tcW w:type="dxa" w:w="1066"/>
           </w:tcPr>
           <w:p>
             <w:pPr>
@@ -1112,7 +1112,7 @@
       <w:tr>
         <w:tc>
           <w:tcPr>
-            <w:tcW w:type="dxa" w:w="432"/>
+            <w:tcW w:type="dxa" w:w="505"/>
           </w:tcPr>
           <w:p>
             <w:pPr>
@@ -1129,7 +1129,7 @@
         </w:tc>
         <w:tc>
           <w:tcPr>
-            <w:tcW w:type="dxa" w:w="2952"/>
+            <w:tcW w:type="dxa" w:w="1236"/>
           </w:tcPr>
           <w:p>
             <w:pPr>
@@ -1146,7 +1146,7 @@
         </w:tc>
         <w:tc>
           <w:tcPr>
-            <w:tcW w:type="dxa" w:w="1368"/>
+            <w:tcW w:type="dxa" w:w="1162"/>
           </w:tcPr>
           <w:p>
             <w:pPr>
@@ -1163,7 +1163,7 @@
         </w:tc>
         <w:tc>
           <w:tcPr>
-            <w:tcW w:type="dxa" w:w="1656"/>
+            <w:tcW w:type="dxa" w:w="1701"/>
           </w:tcPr>
           <w:p>
             <w:pPr>
@@ -1180,7 +1180,7 @@
         </w:tc>
         <w:tc>
           <w:tcPr>
-            <w:tcW w:type="dxa" w:w="6552"/>
+            <w:tcW w:type="dxa" w:w="8442"/>
           </w:tcPr>
           <w:p>
             <w:pPr>
@@ -1197,7 +1197,7 @@
         </w:tc>
         <w:tc>
           <w:tcPr>
-            <w:tcW w:type="dxa" w:w="1152"/>
+            <w:tcW w:type="dxa" w:w="1066"/>
           </w:tcPr>
           <w:p>
             <w:pPr>
@@ -1216,7 +1216,7 @@
       <w:tr>
         <w:tc>
           <w:tcPr>
-            <w:tcW w:type="dxa" w:w="432"/>
+            <w:tcW w:type="dxa" w:w="505"/>
           </w:tcPr>
           <w:p>
             <w:pPr>
@@ -1233,7 +1233,7 @@
         </w:tc>
         <w:tc>
           <w:tcPr>
-            <w:tcW w:type="dxa" w:w="2952"/>
+            <w:tcW w:type="dxa" w:w="1236"/>
           </w:tcPr>
           <w:p>
             <w:pPr>
@@ -1250,7 +1250,7 @@
         </w:tc>
         <w:tc>
           <w:tcPr>
-            <w:tcW w:type="dxa" w:w="1368"/>
+            <w:tcW w:type="dxa" w:w="1162"/>
           </w:tcPr>
           <w:p>
             <w:pPr>
@@ -1267,7 +1267,7 @@
         </w:tc>
         <w:tc>
           <w:tcPr>
-            <w:tcW w:type="dxa" w:w="1656"/>
+            <w:tcW w:type="dxa" w:w="1701"/>
           </w:tcPr>
           <w:p>
             <w:pPr>
@@ -1284,7 +1284,7 @@
         </w:tc>
         <w:tc>
           <w:tcPr>
-            <w:tcW w:type="dxa" w:w="6552"/>
+            <w:tcW w:type="dxa" w:w="8442"/>
           </w:tcPr>
           <w:p>
             <w:pPr>
@@ -1301,7 +1301,7 @@
         </w:tc>
         <w:tc>
           <w:tcPr>
-            <w:tcW w:type="dxa" w:w="1152"/>
+            <w:tcW w:type="dxa" w:w="1066"/>
           </w:tcPr>
           <w:p>
             <w:pPr>
@@ -1320,7 +1320,7 @@
       <w:tr>
         <w:tc>
           <w:tcPr>
-            <w:tcW w:type="dxa" w:w="432"/>
+            <w:tcW w:type="dxa" w:w="505"/>
           </w:tcPr>
           <w:p>
             <w:pPr>
@@ -1337,7 +1337,7 @@
         </w:tc>
         <w:tc>
           <w:tcPr>
-            <w:tcW w:type="dxa" w:w="2952"/>
+            <w:tcW w:type="dxa" w:w="1236"/>
           </w:tcPr>
           <w:p>
             <w:pPr>
@@ -1354,7 +1354,7 @@
         </w:tc>
         <w:tc>
           <w:tcPr>
-            <w:tcW w:type="dxa" w:w="1368"/>
+            <w:tcW w:type="dxa" w:w="1162"/>
           </w:tcPr>
           <w:p>
             <w:pPr>
@@ -1371,7 +1371,7 @@
         </w:tc>
         <w:tc>
           <w:tcPr>
-            <w:tcW w:type="dxa" w:w="1656"/>
+            <w:tcW w:type="dxa" w:w="1701"/>
           </w:tcPr>
           <w:p>
             <w:pPr>
@@ -1388,7 +1388,7 @@
         </w:tc>
         <w:tc>
           <w:tcPr>
-            <w:tcW w:type="dxa" w:w="6552"/>
+            <w:tcW w:type="dxa" w:w="8442"/>
           </w:tcPr>
           <w:p>
             <w:pPr>
@@ -1405,7 +1405,7 @@
         </w:tc>
         <w:tc>
           <w:tcPr>
-            <w:tcW w:type="dxa" w:w="1152"/>
+            <w:tcW w:type="dxa" w:w="1066"/>
           </w:tcPr>
           <w:p>
             <w:pPr>
@@ -1424,7 +1424,7 @@
       <w:tr>
         <w:tc>
           <w:tcPr>
-            <w:tcW w:type="dxa" w:w="432"/>
+            <w:tcW w:type="dxa" w:w="505"/>
           </w:tcPr>
           <w:p>
             <w:pPr>
@@ -1441,7 +1441,7 @@
         </w:tc>
         <w:tc>
           <w:tcPr>
-            <w:tcW w:type="dxa" w:w="2952"/>
+            <w:tcW w:type="dxa" w:w="1236"/>
           </w:tcPr>
           <w:p>
             <w:pPr>
@@ -1458,7 +1458,7 @@
         </w:tc>
         <w:tc>
           <w:tcPr>
-            <w:tcW w:type="dxa" w:w="1368"/>
+            <w:tcW w:type="dxa" w:w="1162"/>
           </w:tcPr>
           <w:p>
             <w:pPr>
@@ -1475,7 +1475,7 @@
         </w:tc>
         <w:tc>
           <w:tcPr>
-            <w:tcW w:type="dxa" w:w="1656"/>
+            <w:tcW w:type="dxa" w:w="1701"/>
           </w:tcPr>
           <w:p>
             <w:pPr>
@@ -1492,7 +1492,7 @@
         </w:tc>
         <w:tc>
           <w:tcPr>
-            <w:tcW w:type="dxa" w:w="6552"/>
+            <w:tcW w:type="dxa" w:w="8442"/>
           </w:tcPr>
           <w:p>
             <w:pPr>
@@ -1509,7 +1509,7 @@
         </w:tc>
         <w:tc>
           <w:tcPr>
-            <w:tcW w:type="dxa" w:w="1152"/>
+            <w:tcW w:type="dxa" w:w="1066"/>
           </w:tcPr>
           <w:p>
             <w:pPr>
@@ -1528,7 +1528,7 @@
       <w:tr>
         <w:tc>
           <w:tcPr>
-            <w:tcW w:type="dxa" w:w="432"/>
+            <w:tcW w:type="dxa" w:w="505"/>
           </w:tcPr>
           <w:p>
             <w:pPr>
@@ -1545,7 +1545,7 @@
         </w:tc>
         <w:tc>
           <w:tcPr>
-            <w:tcW w:type="dxa" w:w="2952"/>
+            <w:tcW w:type="dxa" w:w="1236"/>
           </w:tcPr>
           <w:p>
             <w:pPr>
@@ -1562,7 +1562,7 @@
         </w:tc>
         <w:tc>
           <w:tcPr>
-            <w:tcW w:type="dxa" w:w="1368"/>
+            <w:tcW w:type="dxa" w:w="1162"/>
           </w:tcPr>
           <w:p>
             <w:pPr>
@@ -1579,7 +1579,7 @@
         </w:tc>
         <w:tc>
           <w:tcPr>
-            <w:tcW w:type="dxa" w:w="1656"/>
+            <w:tcW w:type="dxa" w:w="1701"/>
           </w:tcPr>
           <w:p>
             <w:pPr>
@@ -1596,7 +1596,7 @@
         </w:tc>
         <w:tc>
           <w:tcPr>
-            <w:tcW w:type="dxa" w:w="6552"/>
+            <w:tcW w:type="dxa" w:w="8442"/>
           </w:tcPr>
           <w:p>
             <w:pPr>
@@ -1613,7 +1613,7 @@
         </w:tc>
         <w:tc>
           <w:tcPr>
-            <w:tcW w:type="dxa" w:w="1152"/>
+            <w:tcW w:type="dxa" w:w="1066"/>
           </w:tcPr>
           <w:p>
             <w:pPr>
@@ -1632,7 +1632,7 @@
       <w:tr>
         <w:tc>
           <w:tcPr>
-            <w:tcW w:type="dxa" w:w="432"/>
+            <w:tcW w:type="dxa" w:w="505"/>
           </w:tcPr>
           <w:p>
             <w:pPr>
@@ -1649,7 +1649,7 @@
         </w:tc>
         <w:tc>
           <w:tcPr>
-            <w:tcW w:type="dxa" w:w="2952"/>
+            <w:tcW w:type="dxa" w:w="1236"/>
           </w:tcPr>
           <w:p>
             <w:pPr>
@@ -1666,7 +1666,7 @@
         </w:tc>
         <w:tc>
           <w:tcPr>
-            <w:tcW w:type="dxa" w:w="1368"/>
+            <w:tcW w:type="dxa" w:w="1162"/>
           </w:tcPr>
           <w:p>
             <w:pPr>
@@ -1683,7 +1683,7 @@
         </w:tc>
         <w:tc>
           <w:tcPr>
-            <w:tcW w:type="dxa" w:w="1656"/>
+            <w:tcW w:type="dxa" w:w="1701"/>
           </w:tcPr>
           <w:p>
             <w:pPr>
@@ -1700,7 +1700,7 @@
         </w:tc>
         <w:tc>
           <w:tcPr>
-            <w:tcW w:type="dxa" w:w="6552"/>
+            <w:tcW w:type="dxa" w:w="8442"/>
           </w:tcPr>
           <w:p>
             <w:pPr>
@@ -1717,7 +1717,7 @@
         </w:tc>
         <w:tc>
           <w:tcPr>
-            <w:tcW w:type="dxa" w:w="1152"/>
+            <w:tcW w:type="dxa" w:w="1066"/>
           </w:tcPr>
           <w:p>
             <w:pPr>
@@ -1736,7 +1736,7 @@
       <w:tr>
         <w:tc>
           <w:tcPr>
-            <w:tcW w:type="dxa" w:w="432"/>
+            <w:tcW w:type="dxa" w:w="505"/>
           </w:tcPr>
           <w:p>
             <w:pPr>
@@ -1753,7 +1753,7 @@
         </w:tc>
         <w:tc>
           <w:tcPr>
-            <w:tcW w:type="dxa" w:w="2952"/>
+            <w:tcW w:type="dxa" w:w="1236"/>
           </w:tcPr>
           <w:p>
             <w:pPr>
@@ -1770,7 +1770,7 @@
         </w:tc>
         <w:tc>
           <w:tcPr>
-            <w:tcW w:type="dxa" w:w="1368"/>
+            <w:tcW w:type="dxa" w:w="1162"/>
           </w:tcPr>
           <w:p>
             <w:pPr>
@@ -1787,7 +1787,7 @@
         </w:tc>
         <w:tc>
           <w:tcPr>
-            <w:tcW w:type="dxa" w:w="1656"/>
+            <w:tcW w:type="dxa" w:w="1701"/>
           </w:tcPr>
           <w:p>
             <w:pPr>
@@ -1804,7 +1804,7 @@
         </w:tc>
         <w:tc>
           <w:tcPr>
-            <w:tcW w:type="dxa" w:w="6552"/>
+            <w:tcW w:type="dxa" w:w="8442"/>
           </w:tcPr>
           <w:p>
             <w:pPr>
@@ -1821,7 +1821,7 @@
         </w:tc>
         <w:tc>
           <w:tcPr>
-            <w:tcW w:type="dxa" w:w="1152"/>
+            <w:tcW w:type="dxa" w:w="1066"/>
           </w:tcPr>
           <w:p>
             <w:pPr>
@@ -1840,7 +1840,7 @@
       <w:tr>
         <w:tc>
           <w:tcPr>
-            <w:tcW w:type="dxa" w:w="432"/>
+            <w:tcW w:type="dxa" w:w="505"/>
           </w:tcPr>
           <w:p>
             <w:pPr>
@@ -1857,7 +1857,7 @@
         </w:tc>
         <w:tc>
           <w:tcPr>
-            <w:tcW w:type="dxa" w:w="2952"/>
+            <w:tcW w:type="dxa" w:w="1236"/>
           </w:tcPr>
           <w:p>
             <w:pPr>
@@ -1874,7 +1874,7 @@
         </w:tc>
         <w:tc>
           <w:tcPr>
-            <w:tcW w:type="dxa" w:w="1368"/>
+            <w:tcW w:type="dxa" w:w="1162"/>
           </w:tcPr>
           <w:p>
             <w:pPr>
@@ -1891,7 +1891,7 @@
         </w:tc>
         <w:tc>
           <w:tcPr>
-            <w:tcW w:type="dxa" w:w="1656"/>
+            <w:tcW w:type="dxa" w:w="1701"/>
           </w:tcPr>
           <w:p>
             <w:pPr>
@@ -1908,7 +1908,7 @@
         </w:tc>
         <w:tc>
           <w:tcPr>
-            <w:tcW w:type="dxa" w:w="6552"/>
+            <w:tcW w:type="dxa" w:w="8442"/>
           </w:tcPr>
           <w:p>
             <w:pPr>
@@ -1925,7 +1925,7 @@
         </w:tc>
         <w:tc>
           <w:tcPr>
-            <w:tcW w:type="dxa" w:w="1152"/>
+            <w:tcW w:type="dxa" w:w="1066"/>
           </w:tcPr>
           <w:p>
             <w:pPr>
@@ -1944,7 +1944,7 @@
       <w:tr>
         <w:tc>
           <w:tcPr>
-            <w:tcW w:type="dxa" w:w="432"/>
+            <w:tcW w:type="dxa" w:w="505"/>
           </w:tcPr>
           <w:p>
             <w:pPr>
@@ -1961,7 +1961,7 @@
         </w:tc>
         <w:tc>
           <w:tcPr>
-            <w:tcW w:type="dxa" w:w="2952"/>
+            <w:tcW w:type="dxa" w:w="1236"/>
           </w:tcPr>
           <w:p>
             <w:pPr>
@@ -1978,7 +1978,7 @@
         </w:tc>
         <w:tc>
           <w:tcPr>
-            <w:tcW w:type="dxa" w:w="1368"/>
+            <w:tcW w:type="dxa" w:w="1162"/>
           </w:tcPr>
           <w:p>
             <w:pPr>
@@ -1995,7 +1995,7 @@
         </w:tc>
         <w:tc>
           <w:tcPr>
-            <w:tcW w:type="dxa" w:w="1656"/>
+            <w:tcW w:type="dxa" w:w="1701"/>
           </w:tcPr>
           <w:p>
             <w:pPr>
@@ -2012,7 +2012,7 @@
         </w:tc>
         <w:tc>
           <w:tcPr>
-            <w:tcW w:type="dxa" w:w="6552"/>
+            <w:tcW w:type="dxa" w:w="8442"/>
           </w:tcPr>
           <w:p>
             <w:pPr>
@@ -2029,7 +2029,7 @@
         </w:tc>
         <w:tc>
           <w:tcPr>
-            <w:tcW w:type="dxa" w:w="1152"/>
+            <w:tcW w:type="dxa" w:w="1066"/>
           </w:tcPr>
           <w:p>
             <w:pPr>
@@ -2048,7 +2048,7 @@
       <w:tr>
         <w:tc>
           <w:tcPr>
-            <w:tcW w:type="dxa" w:w="432"/>
+            <w:tcW w:type="dxa" w:w="505"/>
           </w:tcPr>
           <w:p>
             <w:pPr>
@@ -2065,7 +2065,7 @@
         </w:tc>
         <w:tc>
           <w:tcPr>
-            <w:tcW w:type="dxa" w:w="2952"/>
+            <w:tcW w:type="dxa" w:w="1236"/>
           </w:tcPr>
           <w:p>
             <w:pPr>
@@ -2082,7 +2082,7 @@
         </w:tc>
         <w:tc>
           <w:tcPr>
-            <w:tcW w:type="dxa" w:w="1368"/>
+            <w:tcW w:type="dxa" w:w="1162"/>
           </w:tcPr>
           <w:p>
             <w:pPr>
@@ -2099,7 +2099,7 @@
         </w:tc>
         <w:tc>
           <w:tcPr>
-            <w:tcW w:type="dxa" w:w="1656"/>
+            <w:tcW w:type="dxa" w:w="1701"/>
           </w:tcPr>
           <w:p>
             <w:pPr>
@@ -2116,7 +2116,7 @@
         </w:tc>
         <w:tc>
           <w:tcPr>
-            <w:tcW w:type="dxa" w:w="6552"/>
+            <w:tcW w:type="dxa" w:w="8442"/>
           </w:tcPr>
           <w:p>
             <w:pPr>
@@ -2133,7 +2133,7 @@
         </w:tc>
         <w:tc>
           <w:tcPr>
-            <w:tcW w:type="dxa" w:w="1152"/>
+            <w:tcW w:type="dxa" w:w="1066"/>
           </w:tcPr>
           <w:p>
             <w:pPr>
@@ -2152,7 +2152,7 @@
       <w:tr>
         <w:tc>
           <w:tcPr>
-            <w:tcW w:type="dxa" w:w="432"/>
+            <w:tcW w:type="dxa" w:w="505"/>
           </w:tcPr>
           <w:p>
             <w:pPr>
@@ -2169,7 +2169,7 @@
         </w:tc>
         <w:tc>
           <w:tcPr>
-            <w:tcW w:type="dxa" w:w="2952"/>
+            <w:tcW w:type="dxa" w:w="1236"/>
           </w:tcPr>
           <w:p>
             <w:pPr>
@@ -2186,7 +2186,7 @@
         </w:tc>
         <w:tc>
           <w:tcPr>
-            <w:tcW w:type="dxa" w:w="1368"/>
+            <w:tcW w:type="dxa" w:w="1162"/>
           </w:tcPr>
           <w:p>
             <w:pPr>
@@ -2203,7 +2203,7 @@
         </w:tc>
         <w:tc>
           <w:tcPr>
-            <w:tcW w:type="dxa" w:w="1656"/>
+            <w:tcW w:type="dxa" w:w="1701"/>
           </w:tcPr>
           <w:p>
             <w:pPr>
@@ -2220,7 +2220,7 @@
         </w:tc>
         <w:tc>
           <w:tcPr>
-            <w:tcW w:type="dxa" w:w="6552"/>
+            <w:tcW w:type="dxa" w:w="8442"/>
           </w:tcPr>
           <w:p>
             <w:pPr>
@@ -2237,7 +2237,7 @@
         </w:tc>
         <w:tc>
           <w:tcPr>
-            <w:tcW w:type="dxa" w:w="1152"/>
+            <w:tcW w:type="dxa" w:w="1066"/>
           </w:tcPr>
           <w:p>
             <w:pPr>
@@ -2256,7 +2256,7 @@
       <w:tr>
         <w:tc>
           <w:tcPr>
-            <w:tcW w:type="dxa" w:w="432"/>
+            <w:tcW w:type="dxa" w:w="505"/>
           </w:tcPr>
           <w:p>
             <w:pPr>
@@ -2273,7 +2273,7 @@
         </w:tc>
         <w:tc>
           <w:tcPr>
-            <w:tcW w:type="dxa" w:w="2952"/>
+            <w:tcW w:type="dxa" w:w="1236"/>
           </w:tcPr>
           <w:p>
             <w:pPr>
@@ -2290,7 +2290,7 @@
         </w:tc>
         <w:tc>
           <w:tcPr>
-            <w:tcW w:type="dxa" w:w="1368"/>
+            <w:tcW w:type="dxa" w:w="1162"/>
           </w:tcPr>
           <w:p>
             <w:pPr>
@@ -2307,7 +2307,7 @@
         </w:tc>
         <w:tc>
           <w:tcPr>
-            <w:tcW w:type="dxa" w:w="1656"/>
+            <w:tcW w:type="dxa" w:w="1701"/>
           </w:tcPr>
           <w:p>
             <w:pPr>
@@ -2324,7 +2324,7 @@
         </w:tc>
         <w:tc>
           <w:tcPr>
-            <w:tcW w:type="dxa" w:w="6552"/>
+            <w:tcW w:type="dxa" w:w="8442"/>
           </w:tcPr>
           <w:p>
             <w:pPr>
@@ -2341,7 +2341,7 @@
         </w:tc>
         <w:tc>
           <w:tcPr>
-            <w:tcW w:type="dxa" w:w="1152"/>
+            <w:tcW w:type="dxa" w:w="1066"/>
           </w:tcPr>
           <w:p>
             <w:pPr>
@@ -2360,7 +2360,7 @@
       <w:tr>
         <w:tc>
           <w:tcPr>
-            <w:tcW w:type="dxa" w:w="432"/>
+            <w:tcW w:type="dxa" w:w="505"/>
           </w:tcPr>
           <w:p>
             <w:pPr>
@@ -2377,7 +2377,7 @@
         </w:tc>
         <w:tc>
           <w:tcPr>
-            <w:tcW w:type="dxa" w:w="2952"/>
+            <w:tcW w:type="dxa" w:w="1236"/>
           </w:tcPr>
           <w:p>
             <w:pPr>
@@ -2394,7 +2394,7 @@
         </w:tc>
         <w:tc>
           <w:tcPr>
-            <w:tcW w:type="dxa" w:w="1368"/>
+            <w:tcW w:type="dxa" w:w="1162"/>
           </w:tcPr>
           <w:p>
             <w:pPr>
@@ -2411,7 +2411,7 @@
         </w:tc>
         <w:tc>
           <w:tcPr>
-            <w:tcW w:type="dxa" w:w="1656"/>
+            <w:tcW w:type="dxa" w:w="1701"/>
           </w:tcPr>
           <w:p>
             <w:pPr>
@@ -2428,7 +2428,7 @@
         </w:tc>
         <w:tc>
           <w:tcPr>
-            <w:tcW w:type="dxa" w:w="6552"/>
+            <w:tcW w:type="dxa" w:w="8442"/>
           </w:tcPr>
           <w:p>
             <w:pPr>
@@ -2445,7 +2445,7 @@
         </w:tc>
         <w:tc>
           <w:tcPr>
-            <w:tcW w:type="dxa" w:w="1152"/>
+            <w:tcW w:type="dxa" w:w="1066"/>
           </w:tcPr>
           <w:p>
             <w:pPr>
@@ -2464,7 +2464,7 @@
       <w:tr>
         <w:tc>
           <w:tcPr>
-            <w:tcW w:type="dxa" w:w="432"/>
+            <w:tcW w:type="dxa" w:w="505"/>
           </w:tcPr>
           <w:p>
             <w:pPr>
@@ -2481,7 +2481,7 @@
         </w:tc>
         <w:tc>
           <w:tcPr>
-            <w:tcW w:type="dxa" w:w="2952"/>
+            <w:tcW w:type="dxa" w:w="1236"/>
           </w:tcPr>
           <w:p>
             <w:pPr>
@@ -2498,7 +2498,7 @@
         </w:tc>
         <w:tc>
           <w:tcPr>
-            <w:tcW w:type="dxa" w:w="1368"/>
+            <w:tcW w:type="dxa" w:w="1162"/>
           </w:tcPr>
           <w:p>
             <w:pPr>
@@ -2515,7 +2515,7 @@
         </w:tc>
         <w:tc>
           <w:tcPr>
-            <w:tcW w:type="dxa" w:w="1656"/>
+            <w:tcW w:type="dxa" w:w="1701"/>
           </w:tcPr>
           <w:p>
             <w:pPr>
@@ -2532,7 +2532,7 @@
         </w:tc>
         <w:tc>
           <w:tcPr>
-            <w:tcW w:type="dxa" w:w="6552"/>
+            <w:tcW w:type="dxa" w:w="8442"/>
           </w:tcPr>
           <w:p>
             <w:pPr>
@@ -2549,7 +2549,7 @@
         </w:tc>
         <w:tc>
           <w:tcPr>
-            <w:tcW w:type="dxa" w:w="1152"/>
+            <w:tcW w:type="dxa" w:w="1066"/>
           </w:tcPr>
           <w:p>
             <w:pPr>
@@ -2568,7 +2568,7 @@
       <w:tr>
         <w:tc>
           <w:tcPr>
-            <w:tcW w:type="dxa" w:w="432"/>
+            <w:tcW w:type="dxa" w:w="505"/>
           </w:tcPr>
           <w:p>
             <w:pPr>
@@ -2585,7 +2585,7 @@
         </w:tc>
         <w:tc>
           <w:tcPr>
-            <w:tcW w:type="dxa" w:w="2952"/>
+            <w:tcW w:type="dxa" w:w="1236"/>
           </w:tcPr>
           <w:p>
             <w:pPr>
@@ -2602,7 +2602,7 @@
         </w:tc>
         <w:tc>
           <w:tcPr>
-            <w:tcW w:type="dxa" w:w="1368"/>
+            <w:tcW w:type="dxa" w:w="1162"/>
           </w:tcPr>
           <w:p>
             <w:pPr>
@@ -2619,7 +2619,7 @@
         </w:tc>
         <w:tc>
           <w:tcPr>
-            <w:tcW w:type="dxa" w:w="1656"/>
+            <w:tcW w:type="dxa" w:w="1701"/>
           </w:tcPr>
           <w:p>
             <w:pPr>
@@ -2636,7 +2636,7 @@
         </w:tc>
         <w:tc>
           <w:tcPr>
-            <w:tcW w:type="dxa" w:w="6552"/>
+            <w:tcW w:type="dxa" w:w="8442"/>
           </w:tcPr>
           <w:p>
             <w:pPr>
@@ -2653,7 +2653,7 @@
         </w:tc>
         <w:tc>
           <w:tcPr>
-            <w:tcW w:type="dxa" w:w="1152"/>
+            <w:tcW w:type="dxa" w:w="1066"/>
           </w:tcPr>
           <w:p>
             <w:pPr>
@@ -2672,7 +2672,7 @@
       <w:tr>
         <w:tc>
           <w:tcPr>
-            <w:tcW w:type="dxa" w:w="432"/>
+            <w:tcW w:type="dxa" w:w="505"/>
           </w:tcPr>
           <w:p>
             <w:pPr>
@@ -2689,7 +2689,7 @@
         </w:tc>
         <w:tc>
           <w:tcPr>
-            <w:tcW w:type="dxa" w:w="2952"/>
+            <w:tcW w:type="dxa" w:w="1236"/>
           </w:tcPr>
           <w:p>
             <w:pPr>
@@ -2706,7 +2706,7 @@
         </w:tc>
         <w:tc>
           <w:tcPr>
-            <w:tcW w:type="dxa" w:w="1368"/>
+            <w:tcW w:type="dxa" w:w="1162"/>
           </w:tcPr>
           <w:p>
             <w:pPr>
@@ -2723,7 +2723,7 @@
         </w:tc>
         <w:tc>
           <w:tcPr>
-            <w:tcW w:type="dxa" w:w="1656"/>
+            <w:tcW w:type="dxa" w:w="1701"/>
           </w:tcPr>
           <w:p>
             <w:pPr>
@@ -2740,7 +2740,7 @@
         </w:tc>
         <w:tc>
           <w:tcPr>
-            <w:tcW w:type="dxa" w:w="6552"/>
+            <w:tcW w:type="dxa" w:w="8442"/>
           </w:tcPr>
           <w:p>
             <w:pPr>
@@ -2757,7 +2757,7 @@
         </w:tc>
         <w:tc>
           <w:tcPr>
-            <w:tcW w:type="dxa" w:w="1152"/>
+            <w:tcW w:type="dxa" w:w="1066"/>
           </w:tcPr>
           <w:p>
             <w:pPr>
@@ -2776,7 +2776,7 @@
       <w:tr>
         <w:tc>
           <w:tcPr>
-            <w:tcW w:type="dxa" w:w="432"/>
+            <w:tcW w:type="dxa" w:w="505"/>
           </w:tcPr>
           <w:p>
             <w:pPr>
@@ -2793,7 +2793,7 @@
         </w:tc>
         <w:tc>
           <w:tcPr>
-            <w:tcW w:type="dxa" w:w="2952"/>
+            <w:tcW w:type="dxa" w:w="1236"/>
           </w:tcPr>
           <w:p>
             <w:pPr>
@@ -2810,7 +2810,7 @@
         </w:tc>
         <w:tc>
           <w:tcPr>
-            <w:tcW w:type="dxa" w:w="1368"/>
+            <w:tcW w:type="dxa" w:w="1162"/>
           </w:tcPr>
           <w:p>
             <w:pPr>
@@ -2827,7 +2827,7 @@
         </w:tc>
         <w:tc>
           <w:tcPr>
-            <w:tcW w:type="dxa" w:w="1656"/>
+            <w:tcW w:type="dxa" w:w="1701"/>
           </w:tcPr>
           <w:p>
             <w:pPr>
@@ -2844,7 +2844,7 @@
         </w:tc>
         <w:tc>
           <w:tcPr>
-            <w:tcW w:type="dxa" w:w="6552"/>
+            <w:tcW w:type="dxa" w:w="8442"/>
           </w:tcPr>
           <w:p>
             <w:pPr>
@@ -2861,7 +2861,7 @@
         </w:tc>
         <w:tc>
           <w:tcPr>
-            <w:tcW w:type="dxa" w:w="1152"/>
+            <w:tcW w:type="dxa" w:w="1066"/>
           </w:tcPr>
           <w:p>
             <w:pPr>
@@ -2880,7 +2880,7 @@
       <w:tr>
         <w:tc>
           <w:tcPr>
-            <w:tcW w:type="dxa" w:w="432"/>
+            <w:tcW w:type="dxa" w:w="505"/>
           </w:tcPr>
           <w:p>
             <w:pPr>
@@ -2897,7 +2897,7 @@
         </w:tc>
         <w:tc>
           <w:tcPr>
-            <w:tcW w:type="dxa" w:w="2952"/>
+            <w:tcW w:type="dxa" w:w="1236"/>
           </w:tcPr>
           <w:p>
             <w:pPr>
@@ -2914,7 +2914,7 @@
         </w:tc>
         <w:tc>
           <w:tcPr>
-            <w:tcW w:type="dxa" w:w="1368"/>
+            <w:tcW w:type="dxa" w:w="1162"/>
           </w:tcPr>
           <w:p>
             <w:pPr>
@@ -2931,7 +2931,7 @@
         </w:tc>
         <w:tc>
           <w:tcPr>
-            <w:tcW w:type="dxa" w:w="1656"/>
+            <w:tcW w:type="dxa" w:w="1701"/>
           </w:tcPr>
           <w:p>
             <w:pPr>
@@ -2948,7 +2948,7 @@
         </w:tc>
         <w:tc>
           <w:tcPr>
-            <w:tcW w:type="dxa" w:w="6552"/>
+            <w:tcW w:type="dxa" w:w="8442"/>
           </w:tcPr>
           <w:p>
             <w:pPr>
@@ -2965,7 +2965,7 @@
         </w:tc>
         <w:tc>
           <w:tcPr>
-            <w:tcW w:type="dxa" w:w="1152"/>
+            <w:tcW w:type="dxa" w:w="1066"/>
           </w:tcPr>
           <w:p>
             <w:pPr>
@@ -2984,7 +2984,7 @@
       <w:tr>
         <w:tc>
           <w:tcPr>
-            <w:tcW w:type="dxa" w:w="432"/>
+            <w:tcW w:type="dxa" w:w="505"/>
           </w:tcPr>
           <w:p>
             <w:pPr>
@@ -3001,7 +3001,7 @@
         </w:tc>
         <w:tc>
           <w:tcPr>
-            <w:tcW w:type="dxa" w:w="2952"/>
+            <w:tcW w:type="dxa" w:w="1236"/>
           </w:tcPr>
           <w:p>
             <w:pPr>
@@ -3018,7 +3018,7 @@
         </w:tc>
         <w:tc>
           <w:tcPr>
-            <w:tcW w:type="dxa" w:w="1368"/>
+            <w:tcW w:type="dxa" w:w="1162"/>
           </w:tcPr>
           <w:p>
             <w:pPr>
@@ -3035,7 +3035,7 @@
         </w:tc>
         <w:tc>
           <w:tcPr>
-            <w:tcW w:type="dxa" w:w="1656"/>
+            <w:tcW w:type="dxa" w:w="1701"/>
           </w:tcPr>
           <w:p>
             <w:pPr>
@@ -3052,7 +3052,7 @@
         </w:tc>
         <w:tc>
           <w:tcPr>
-            <w:tcW w:type="dxa" w:w="6552"/>
+            <w:tcW w:type="dxa" w:w="8442"/>
           </w:tcPr>
           <w:p>
             <w:pPr>
@@ -3069,7 +3069,7 @@
         </w:tc>
         <w:tc>
           <w:tcPr>
-            <w:tcW w:type="dxa" w:w="1152"/>
+            <w:tcW w:type="dxa" w:w="1066"/>
           </w:tcPr>
           <w:p>
             <w:pPr>
@@ -3088,7 +3088,7 @@
       <w:tr>
         <w:tc>
           <w:tcPr>
-            <w:tcW w:type="dxa" w:w="432"/>
+            <w:tcW w:type="dxa" w:w="505"/>
           </w:tcPr>
           <w:p>
             <w:pPr>
@@ -3105,7 +3105,7 @@
         </w:tc>
         <w:tc>
           <w:tcPr>
-            <w:tcW w:type="dxa" w:w="2952"/>
+            <w:tcW w:type="dxa" w:w="1236"/>
           </w:tcPr>
           <w:p>
             <w:pPr>
@@ -3122,7 +3122,7 @@
         </w:tc>
         <w:tc>
           <w:tcPr>
-            <w:tcW w:type="dxa" w:w="1368"/>
+            <w:tcW w:type="dxa" w:w="1162"/>
           </w:tcPr>
           <w:p>
             <w:pPr>
@@ -3139,7 +3139,7 @@
         </w:tc>
         <w:tc>
           <w:tcPr>
-            <w:tcW w:type="dxa" w:w="1656"/>
+            <w:tcW w:type="dxa" w:w="1701"/>
           </w:tcPr>
           <w:p>
             <w:pPr>
@@ -3156,7 +3156,7 @@
         </w:tc>
         <w:tc>
           <w:tcPr>
-            <w:tcW w:type="dxa" w:w="6552"/>
+            <w:tcW w:type="dxa" w:w="8442"/>
           </w:tcPr>
           <w:p>
             <w:pPr>
@@ -3173,7 +3173,7 @@
         </w:tc>
         <w:tc>
           <w:tcPr>
-            <w:tcW w:type="dxa" w:w="1152"/>
+            <w:tcW w:type="dxa" w:w="1066"/>
           </w:tcPr>
           <w:p>
             <w:pPr>
@@ -3192,7 +3192,7 @@
       <w:tr>
         <w:tc>
           <w:tcPr>
-            <w:tcW w:type="dxa" w:w="432"/>
+            <w:tcW w:type="dxa" w:w="505"/>
           </w:tcPr>
           <w:p>
             <w:pPr>
@@ -3209,7 +3209,7 @@
         </w:tc>
         <w:tc>
           <w:tcPr>
-            <w:tcW w:type="dxa" w:w="2952"/>
+            <w:tcW w:type="dxa" w:w="1236"/>
           </w:tcPr>
           <w:p>
             <w:pPr>
@@ -3226,7 +3226,7 @@
         </w:tc>
         <w:tc>
           <w:tcPr>
-            <w:tcW w:type="dxa" w:w="1368"/>
+            <w:tcW w:type="dxa" w:w="1162"/>
           </w:tcPr>
           <w:p>
             <w:pPr>
@@ -3243,7 +3243,7 @@
         </w:tc>
         <w:tc>
           <w:tcPr>
-            <w:tcW w:type="dxa" w:w="1656"/>
+            <w:tcW w:type="dxa" w:w="1701"/>
           </w:tcPr>
           <w:p>
             <w:pPr>
@@ -3260,7 +3260,7 @@
         </w:tc>
         <w:tc>
           <w:tcPr>
-            <w:tcW w:type="dxa" w:w="6552"/>
+            <w:tcW w:type="dxa" w:w="8442"/>
           </w:tcPr>
           <w:p>
             <w:pPr>
@@ -3277,7 +3277,7 @@
         </w:tc>
         <w:tc>
           <w:tcPr>
-            <w:tcW w:type="dxa" w:w="1152"/>
+            <w:tcW w:type="dxa" w:w="1066"/>
           </w:tcPr>
           <w:p>
             <w:pPr>
@@ -3296,7 +3296,7 @@
       <w:tr>
         <w:tc>
           <w:tcPr>
-            <w:tcW w:type="dxa" w:w="432"/>
+            <w:tcW w:type="dxa" w:w="505"/>
           </w:tcPr>
           <w:p>
             <w:pPr>
@@ -3313,7 +3313,7 @@
         </w:tc>
         <w:tc>
           <w:tcPr>
-            <w:tcW w:type="dxa" w:w="2952"/>
+            <w:tcW w:type="dxa" w:w="1236"/>
           </w:tcPr>
           <w:p>
             <w:pPr>
@@ -3330,7 +3330,7 @@
         </w:tc>
         <w:tc>
           <w:tcPr>
-            <w:tcW w:type="dxa" w:w="1368"/>
+            <w:tcW w:type="dxa" w:w="1162"/>
           </w:tcPr>
           <w:p>
             <w:pPr>
@@ -3347,7 +3347,7 @@
         </w:tc>
         <w:tc>
           <w:tcPr>
-            <w:tcW w:type="dxa" w:w="1656"/>
+            <w:tcW w:type="dxa" w:w="1701"/>
           </w:tcPr>
           <w:p>
             <w:pPr>
@@ -3364,7 +3364,7 @@
         </w:tc>
         <w:tc>
           <w:tcPr>
-            <w:tcW w:type="dxa" w:w="6552"/>
+            <w:tcW w:type="dxa" w:w="8442"/>
           </w:tcPr>
           <w:p>
             <w:pPr>
@@ -3381,7 +3381,7 @@
         </w:tc>
         <w:tc>
           <w:tcPr>
-            <w:tcW w:type="dxa" w:w="1152"/>
+            <w:tcW w:type="dxa" w:w="1066"/>
           </w:tcPr>
           <w:p>
             <w:pPr>
@@ -3400,7 +3400,7 @@
       <w:tr>
         <w:tc>
           <w:tcPr>
-            <w:tcW w:type="dxa" w:w="432"/>
+            <w:tcW w:type="dxa" w:w="505"/>
           </w:tcPr>
           <w:p>
             <w:pPr>
@@ -3417,7 +3417,7 @@
         </w:tc>
         <w:tc>
           <w:tcPr>
-            <w:tcW w:type="dxa" w:w="2952"/>
+            <w:tcW w:type="dxa" w:w="1236"/>
           </w:tcPr>
           <w:p>
             <w:pPr>
@@ -3434,7 +3434,7 @@
         </w:tc>
         <w:tc>
           <w:tcPr>
-            <w:tcW w:type="dxa" w:w="1368"/>
+            <w:tcW w:type="dxa" w:w="1162"/>
           </w:tcPr>
           <w:p>
             <w:pPr>
@@ -3451,7 +3451,7 @@
         </w:tc>
         <w:tc>
           <w:tcPr>
-            <w:tcW w:type="dxa" w:w="1656"/>
+            <w:tcW w:type="dxa" w:w="1701"/>
           </w:tcPr>
           <w:p>
             <w:pPr>
@@ -3468,7 +3468,7 @@
         </w:tc>
         <w:tc>
           <w:tcPr>
-            <w:tcW w:type="dxa" w:w="6552"/>
+            <w:tcW w:type="dxa" w:w="8442"/>
           </w:tcPr>
           <w:p>
             <w:pPr>
@@ -3485,7 +3485,7 @@
         </w:tc>
         <w:tc>
           <w:tcPr>
-            <w:tcW w:type="dxa" w:w="1152"/>
+            <w:tcW w:type="dxa" w:w="1066"/>
           </w:tcPr>
           <w:p>
             <w:pPr>
@@ -3504,7 +3504,7 @@
       <w:tr>
         <w:tc>
           <w:tcPr>
-            <w:tcW w:type="dxa" w:w="432"/>
+            <w:tcW w:type="dxa" w:w="505"/>
           </w:tcPr>
           <w:p>
             <w:pPr>
@@ -3521,7 +3521,7 @@
         </w:tc>
         <w:tc>
           <w:tcPr>
-            <w:tcW w:type="dxa" w:w="2952"/>
+            <w:tcW w:type="dxa" w:w="1236"/>
           </w:tcPr>
           <w:p>
             <w:pPr>
@@ -3538,7 +3538,7 @@
         </w:tc>
         <w:tc>
           <w:tcPr>
-            <w:tcW w:type="dxa" w:w="1368"/>
+            <w:tcW w:type="dxa" w:w="1162"/>
           </w:tcPr>
           <w:p>
             <w:pPr>
@@ -3555,7 +3555,7 @@
         </w:tc>
         <w:tc>
           <w:tcPr>
-            <w:tcW w:type="dxa" w:w="1656"/>
+            <w:tcW w:type="dxa" w:w="1701"/>
           </w:tcPr>
           <w:p>
             <w:pPr>
@@ -3572,7 +3572,7 @@
         </w:tc>
         <w:tc>
           <w:tcPr>
-            <w:tcW w:type="dxa" w:w="6552"/>
+            <w:tcW w:type="dxa" w:w="8442"/>
           </w:tcPr>
           <w:p>
             <w:pPr>
@@ -3589,7 +3589,7 @@
         </w:tc>
         <w:tc>
           <w:tcPr>
-            <w:tcW w:type="dxa" w:w="1152"/>
+            <w:tcW w:type="dxa" w:w="1066"/>
           </w:tcPr>
           <w:p>
             <w:pPr>
@@ -3608,7 +3608,7 @@
       <w:tr>
         <w:tc>
           <w:tcPr>
-            <w:tcW w:type="dxa" w:w="432"/>
+            <w:tcW w:type="dxa" w:w="505"/>
           </w:tcPr>
           <w:p>
             <w:pPr>
@@ -3625,7 +3625,7 @@
         </w:tc>
         <w:tc>
           <w:tcPr>
-            <w:tcW w:type="dxa" w:w="2952"/>
+            <w:tcW w:type="dxa" w:w="1236"/>
           </w:tcPr>
           <w:p>
             <w:pPr>
@@ -3642,7 +3642,7 @@
         </w:tc>
         <w:tc>
           <w:tcPr>
-            <w:tcW w:type="dxa" w:w="1368"/>
+            <w:tcW w:type="dxa" w:w="1162"/>
           </w:tcPr>
           <w:p>
             <w:pPr>
@@ -3659,7 +3659,7 @@
         </w:tc>
         <w:tc>
           <w:tcPr>
-            <w:tcW w:type="dxa" w:w="1656"/>
+            <w:tcW w:type="dxa" w:w="1701"/>
           </w:tcPr>
           <w:p>
             <w:pPr>
@@ -3676,7 +3676,7 @@
         </w:tc>
         <w:tc>
           <w:tcPr>
-            <w:tcW w:type="dxa" w:w="6552"/>
+            <w:tcW w:type="dxa" w:w="8442"/>
           </w:tcPr>
           <w:p>
             <w:pPr>
@@ -3693,7 +3693,7 @@
         </w:tc>
         <w:tc>
           <w:tcPr>
-            <w:tcW w:type="dxa" w:w="1152"/>
+            <w:tcW w:type="dxa" w:w="1066"/>
           </w:tcPr>
           <w:p>
             <w:pPr>
@@ -3712,7 +3712,7 @@
       <w:tr>
         <w:tc>
           <w:tcPr>
-            <w:tcW w:type="dxa" w:w="432"/>
+            <w:tcW w:type="dxa" w:w="505"/>
           </w:tcPr>
           <w:p>
             <w:pPr>
@@ -3729,7 +3729,7 @@
         </w:tc>
         <w:tc>
           <w:tcPr>
-            <w:tcW w:type="dxa" w:w="2952"/>
+            <w:tcW w:type="dxa" w:w="1236"/>
           </w:tcPr>
           <w:p>
             <w:pPr>
@@ -3746,7 +3746,7 @@
         </w:tc>
         <w:tc>
           <w:tcPr>
-            <w:tcW w:type="dxa" w:w="1368"/>
+            <w:tcW w:type="dxa" w:w="1162"/>
           </w:tcPr>
           <w:p>
             <w:pPr>
@@ -3763,7 +3763,7 @@
         </w:tc>
         <w:tc>
           <w:tcPr>
-            <w:tcW w:type="dxa" w:w="1656"/>
+            <w:tcW w:type="dxa" w:w="1701"/>
           </w:tcPr>
           <w:p>
             <w:pPr>
@@ -3780,7 +3780,7 @@
         </w:tc>
         <w:tc>
           <w:tcPr>
-            <w:tcW w:type="dxa" w:w="6552"/>
+            <w:tcW w:type="dxa" w:w="8442"/>
           </w:tcPr>
           <w:p>
             <w:pPr>
@@ -3797,7 +3797,7 @@
         </w:tc>
         <w:tc>
           <w:tcPr>
-            <w:tcW w:type="dxa" w:w="1152"/>
+            <w:tcW w:type="dxa" w:w="1066"/>
           </w:tcPr>
           <w:p>
             <w:pPr>
@@ -3816,7 +3816,7 @@
       <w:tr>
         <w:tc>
           <w:tcPr>
-            <w:tcW w:type="dxa" w:w="432"/>
+            <w:tcW w:type="dxa" w:w="505"/>
           </w:tcPr>
           <w:p>
             <w:pPr>
@@ -3833,7 +3833,7 @@
         </w:tc>
         <w:tc>
           <w:tcPr>
-            <w:tcW w:type="dxa" w:w="2952"/>
+            <w:tcW w:type="dxa" w:w="1236"/>
           </w:tcPr>
           <w:p>
             <w:pPr>
@@ -3850,7 +3850,7 @@
         </w:tc>
         <w:tc>
           <w:tcPr>
-            <w:tcW w:type="dxa" w:w="1368"/>
+            <w:tcW w:type="dxa" w:w="1162"/>
           </w:tcPr>
           <w:p>
             <w:pPr>
@@ -3867,7 +3867,7 @@
         </w:tc>
         <w:tc>
           <w:tcPr>
-            <w:tcW w:type="dxa" w:w="1656"/>
+            <w:tcW w:type="dxa" w:w="1701"/>
           </w:tcPr>
           <w:p>
             <w:pPr>
@@ -3884,7 +3884,7 @@
         </w:tc>
         <w:tc>
           <w:tcPr>
-            <w:tcW w:type="dxa" w:w="6552"/>
+            <w:tcW w:type="dxa" w:w="8442"/>
           </w:tcPr>
           <w:p>
             <w:pPr>
@@ -3901,7 +3901,7 @@
         </w:tc>
         <w:tc>
           <w:tcPr>
-            <w:tcW w:type="dxa" w:w="1152"/>
+            <w:tcW w:type="dxa" w:w="1066"/>
           </w:tcPr>
           <w:p>
             <w:pPr>
@@ -3920,7 +3920,7 @@
       <w:tr>
         <w:tc>
           <w:tcPr>
-            <w:tcW w:type="dxa" w:w="432"/>
+            <w:tcW w:type="dxa" w:w="505"/>
           </w:tcPr>
           <w:p>
             <w:pPr>
@@ -3937,7 +3937,7 @@
         </w:tc>
         <w:tc>
           <w:tcPr>
-            <w:tcW w:type="dxa" w:w="2952"/>
+            <w:tcW w:type="dxa" w:w="1236"/>
           </w:tcPr>
           <w:p>
             <w:pPr>
@@ -3954,7 +3954,7 @@
         </w:tc>
         <w:tc>
           <w:tcPr>
-            <w:tcW w:type="dxa" w:w="1368"/>
+            <w:tcW w:type="dxa" w:w="1162"/>
           </w:tcPr>
           <w:p>
             <w:pPr>
@@ -3971,7 +3971,7 @@
         </w:tc>
         <w:tc>
           <w:tcPr>
-            <w:tcW w:type="dxa" w:w="1656"/>
+            <w:tcW w:type="dxa" w:w="1701"/>
           </w:tcPr>
           <w:p>
             <w:pPr>
@@ -3988,7 +3988,7 @@
         </w:tc>
         <w:tc>
           <w:tcPr>
-            <w:tcW w:type="dxa" w:w="6552"/>
+            <w:tcW w:type="dxa" w:w="8442"/>
           </w:tcPr>
           <w:p>
             <w:pPr>
@@ -4005,7 +4005,7 @@
         </w:tc>
         <w:tc>
           <w:tcPr>
-            <w:tcW w:type="dxa" w:w="1152"/>
+            <w:tcW w:type="dxa" w:w="1066"/>
           </w:tcPr>
           <w:p>
             <w:pPr>
@@ -4024,7 +4024,7 @@
       <w:tr>
         <w:tc>
           <w:tcPr>
-            <w:tcW w:type="dxa" w:w="432"/>
+            <w:tcW w:type="dxa" w:w="505"/>
           </w:tcPr>
           <w:p>
             <w:pPr>
@@ -4041,7 +4041,7 @@
         </w:tc>
         <w:tc>
           <w:tcPr>
-            <w:tcW w:type="dxa" w:w="2952"/>
+            <w:tcW w:type="dxa" w:w="1236"/>
           </w:tcPr>
           <w:p>
             <w:pPr>
@@ -4058,7 +4058,7 @@
         </w:tc>
         <w:tc>
           <w:tcPr>
-            <w:tcW w:type="dxa" w:w="1368"/>
+            <w:tcW w:type="dxa" w:w="1162"/>
           </w:tcPr>
           <w:p>
             <w:pPr>
@@ -4075,7 +4075,7 @@
         </w:tc>
         <w:tc>
           <w:tcPr>
-            <w:tcW w:type="dxa" w:w="1656"/>
+            <w:tcW w:type="dxa" w:w="1701"/>
           </w:tcPr>
           <w:p>
             <w:pPr>
@@ -4092,7 +4092,7 @@
         </w:tc>
         <w:tc>
           <w:tcPr>
-            <w:tcW w:type="dxa" w:w="6552"/>
+            <w:tcW w:type="dxa" w:w="8442"/>
           </w:tcPr>
           <w:p>
             <w:pPr>
@@ -4109,7 +4109,7 @@
         </w:tc>
         <w:tc>
           <w:tcPr>
-            <w:tcW w:type="dxa" w:w="1152"/>
+            <w:tcW w:type="dxa" w:w="1066"/>
           </w:tcPr>
           <w:p>
             <w:pPr>
@@ -4128,7 +4128,7 @@
       <w:tr>
         <w:tc>
           <w:tcPr>
-            <w:tcW w:type="dxa" w:w="432"/>
+            <w:tcW w:type="dxa" w:w="505"/>
           </w:tcPr>
           <w:p>
             <w:pPr>
@@ -4145,7 +4145,7 @@
         </w:tc>
         <w:tc>
           <w:tcPr>
-            <w:tcW w:type="dxa" w:w="2952"/>
+            <w:tcW w:type="dxa" w:w="1236"/>
           </w:tcPr>
           <w:p>
             <w:pPr>
@@ -4162,7 +4162,7 @@
         </w:tc>
         <w:tc>
           <w:tcPr>
-            <w:tcW w:type="dxa" w:w="1368"/>
+            <w:tcW w:type="dxa" w:w="1162"/>
           </w:tcPr>
           <w:p>
             <w:pPr>
@@ -4179,7 +4179,7 @@
         </w:tc>
         <w:tc>
           <w:tcPr>
-            <w:tcW w:type="dxa" w:w="1656"/>
+            <w:tcW w:type="dxa" w:w="1701"/>
           </w:tcPr>
           <w:p>
             <w:pPr>
@@ -4196,7 +4196,7 @@
         </w:tc>
         <w:tc>
           <w:tcPr>
-            <w:tcW w:type="dxa" w:w="6552"/>
+            <w:tcW w:type="dxa" w:w="8442"/>
           </w:tcPr>
           <w:p>
             <w:pPr>
@@ -4213,7 +4213,7 @@
         </w:tc>
         <w:tc>
           <w:tcPr>
-            <w:tcW w:type="dxa" w:w="1152"/>
+            <w:tcW w:type="dxa" w:w="1066"/>
           </w:tcPr>
           <w:p>
             <w:pPr>
@@ -4232,7 +4232,7 @@
       <w:tr>
         <w:tc>
           <w:tcPr>
-            <w:tcW w:type="dxa" w:w="432"/>
+            <w:tcW w:type="dxa" w:w="505"/>
           </w:tcPr>
           <w:p>
             <w:pPr>
@@ -4249,7 +4249,7 @@
         </w:tc>
         <w:tc>
           <w:tcPr>
-            <w:tcW w:type="dxa" w:w="2952"/>
+            <w:tcW w:type="dxa" w:w="1236"/>
           </w:tcPr>
           <w:p>
             <w:pPr>
@@ -4266,7 +4266,7 @@
         </w:tc>
         <w:tc>
           <w:tcPr>
-            <w:tcW w:type="dxa" w:w="1368"/>
+            <w:tcW w:type="dxa" w:w="1162"/>
           </w:tcPr>
           <w:p>
             <w:pPr>
@@ -4283,7 +4283,7 @@
         </w:tc>
         <w:tc>
           <w:tcPr>
-            <w:tcW w:type="dxa" w:w="1656"/>
+            <w:tcW w:type="dxa" w:w="1701"/>
           </w:tcPr>
           <w:p>
             <w:pPr>
@@ -4300,7 +4300,7 @@
         </w:tc>
         <w:tc>
           <w:tcPr>
-            <w:tcW w:type="dxa" w:w="6552"/>
+            <w:tcW w:type="dxa" w:w="8442"/>
           </w:tcPr>
           <w:p>
             <w:pPr>
@@ -4317,7 +4317,7 @@
         </w:tc>
         <w:tc>
           <w:tcPr>
-            <w:tcW w:type="dxa" w:w="1152"/>
+            <w:tcW w:type="dxa" w:w="1066"/>
           </w:tcPr>
           <w:p>
             <w:pPr>
@@ -4336,7 +4336,7 @@
       <w:tr>
         <w:tc>
           <w:tcPr>
-            <w:tcW w:type="dxa" w:w="432"/>
+            <w:tcW w:type="dxa" w:w="505"/>
           </w:tcPr>
           <w:p>
             <w:pPr>
@@ -4353,7 +4353,7 @@
         </w:tc>
         <w:tc>
           <w:tcPr>
-            <w:tcW w:type="dxa" w:w="2952"/>
+            <w:tcW w:type="dxa" w:w="1236"/>
           </w:tcPr>
           <w:p>
             <w:pPr>
@@ -4370,7 +4370,7 @@
         </w:tc>
         <w:tc>
           <w:tcPr>
-            <w:tcW w:type="dxa" w:w="1368"/>
+            <w:tcW w:type="dxa" w:w="1162"/>
           </w:tcPr>
           <w:p>
             <w:pPr>
@@ -4387,7 +4387,7 @@
         </w:tc>
         <w:tc>
           <w:tcPr>
-            <w:tcW w:type="dxa" w:w="1656"/>
+            <w:tcW w:type="dxa" w:w="1701"/>
           </w:tcPr>
           <w:p>
             <w:pPr>
@@ -4404,7 +4404,7 @@
         </w:tc>
         <w:tc>
           <w:tcPr>
-            <w:tcW w:type="dxa" w:w="6552"/>
+            <w:tcW w:type="dxa" w:w="8442"/>
           </w:tcPr>
           <w:p>
             <w:pPr>
@@ -4421,7 +4421,7 @@
         </w:tc>
         <w:tc>
           <w:tcPr>
-            <w:tcW w:type="dxa" w:w="1152"/>
+            <w:tcW w:type="dxa" w:w="1066"/>
           </w:tcPr>
           <w:p>
             <w:pPr>
@@ -4440,7 +4440,7 @@
       <w:tr>
         <w:tc>
           <w:tcPr>
-            <w:tcW w:type="dxa" w:w="432"/>
+            <w:tcW w:type="dxa" w:w="505"/>
           </w:tcPr>
           <w:p>
             <w:pPr>
@@ -4457,7 +4457,7 @@
         </w:tc>
         <w:tc>
           <w:tcPr>
-            <w:tcW w:type="dxa" w:w="2952"/>
+            <w:tcW w:type="dxa" w:w="1236"/>
           </w:tcPr>
           <w:p>
             <w:pPr>
@@ -4474,7 +4474,7 @@
         </w:tc>
         <w:tc>
           <w:tcPr>
-            <w:tcW w:type="dxa" w:w="1368"/>
+            <w:tcW w:type="dxa" w:w="1162"/>
           </w:tcPr>
           <w:p>
             <w:pPr>
@@ -4491,7 +4491,7 @@
         </w:tc>
         <w:tc>
           <w:tcPr>
-            <w:tcW w:type="dxa" w:w="1656"/>
+            <w:tcW w:type="dxa" w:w="1701"/>
           </w:tcPr>
           <w:p>
             <w:pPr>
@@ -4508,7 +4508,7 @@
         </w:tc>
         <w:tc>
           <w:tcPr>
-            <w:tcW w:type="dxa" w:w="6552"/>
+            <w:tcW w:type="dxa" w:w="8442"/>
           </w:tcPr>
           <w:p>
             <w:pPr>
@@ -4525,7 +4525,7 @@
         </w:tc>
         <w:tc>
           <w:tcPr>
-            <w:tcW w:type="dxa" w:w="1152"/>
+            <w:tcW w:type="dxa" w:w="1066"/>
           </w:tcPr>
           <w:p>
             <w:pPr>
@@ -4544,7 +4544,7 @@
       <w:tr>
         <w:tc>
           <w:tcPr>
-            <w:tcW w:type="dxa" w:w="432"/>
+            <w:tcW w:type="dxa" w:w="505"/>
           </w:tcPr>
           <w:p>
             <w:pPr>
@@ -4561,7 +4561,7 @@
         </w:tc>
         <w:tc>
           <w:tcPr>
-            <w:tcW w:type="dxa" w:w="2952"/>
+            <w:tcW w:type="dxa" w:w="1236"/>
           </w:tcPr>
           <w:p>
             <w:pPr>
@@ -4578,7 +4578,7 @@
         </w:tc>
         <w:tc>
           <w:tcPr>
-            <w:tcW w:type="dxa" w:w="1368"/>
+            <w:tcW w:type="dxa" w:w="1162"/>
           </w:tcPr>
           <w:p>
             <w:pPr>
@@ -4595,7 +4595,7 @@
         </w:tc>
         <w:tc>
           <w:tcPr>
-            <w:tcW w:type="dxa" w:w="1656"/>
+            <w:tcW w:type="dxa" w:w="1701"/>
           </w:tcPr>
           <w:p>
             <w:pPr>
@@ -4612,7 +4612,7 @@
         </w:tc>
         <w:tc>
           <w:tcPr>
-            <w:tcW w:type="dxa" w:w="6552"/>
+            <w:tcW w:type="dxa" w:w="8442"/>
           </w:tcPr>
           <w:p>
             <w:pPr>
@@ -4629,7 +4629,7 @@
         </w:tc>
         <w:tc>
           <w:tcPr>
-            <w:tcW w:type="dxa" w:w="1152"/>
+            <w:tcW w:type="dxa" w:w="1066"/>
           </w:tcPr>
           <w:p>
             <w:pPr>
@@ -4648,7 +4648,7 @@
       <w:tr>
         <w:tc>
           <w:tcPr>
-            <w:tcW w:type="dxa" w:w="432"/>
+            <w:tcW w:type="dxa" w:w="505"/>
           </w:tcPr>
           <w:p>
             <w:pPr>
@@ -4665,7 +4665,7 @@
         </w:tc>
         <w:tc>
           <w:tcPr>
-            <w:tcW w:type="dxa" w:w="2952"/>
+            <w:tcW w:type="dxa" w:w="1236"/>
           </w:tcPr>
           <w:p>
             <w:pPr>
@@ -4682,7 +4682,7 @@
         </w:tc>
         <w:tc>
           <w:tcPr>
-            <w:tcW w:type="dxa" w:w="1368"/>
+            <w:tcW w:type="dxa" w:w="1162"/>
           </w:tcPr>
           <w:p>
             <w:pPr>
@@ -4699,7 +4699,7 @@
         </w:tc>
         <w:tc>
           <w:tcPr>
-            <w:tcW w:type="dxa" w:w="1656"/>
+            <w:tcW w:type="dxa" w:w="1701"/>
           </w:tcPr>
           <w:p>
             <w:pPr>
@@ -4716,7 +4716,7 @@
         </w:tc>
         <w:tc>
           <w:tcPr>
-            <w:tcW w:type="dxa" w:w="6552"/>
+            <w:tcW w:type="dxa" w:w="8442"/>
           </w:tcPr>
           <w:p>
             <w:pPr>
@@ -4733,7 +4733,7 @@
         </w:tc>
         <w:tc>
           <w:tcPr>
-            <w:tcW w:type="dxa" w:w="1152"/>
+            <w:tcW w:type="dxa" w:w="1066"/>
           </w:tcPr>
           <w:p>
             <w:pPr>
@@ -4752,7 +4752,7 @@
       <w:tr>
         <w:tc>
           <w:tcPr>
-            <w:tcW w:type="dxa" w:w="432"/>
+            <w:tcW w:type="dxa" w:w="505"/>
           </w:tcPr>
           <w:p>
             <w:pPr>
@@ -4769,7 +4769,7 @@
         </w:tc>
         <w:tc>
           <w:tcPr>
-            <w:tcW w:type="dxa" w:w="2952"/>
+            <w:tcW w:type="dxa" w:w="1236"/>
           </w:tcPr>
           <w:p>
             <w:pPr>
@@ -4786,7 +4786,7 @@
         </w:tc>
         <w:tc>
           <w:tcPr>
-            <w:tcW w:type="dxa" w:w="1368"/>
+            <w:tcW w:type="dxa" w:w="1162"/>
           </w:tcPr>
           <w:p>
             <w:pPr>
@@ -4803,7 +4803,7 @@
         </w:tc>
         <w:tc>
           <w:tcPr>
-            <w:tcW w:type="dxa" w:w="1656"/>
+            <w:tcW w:type="dxa" w:w="1701"/>
           </w:tcPr>
           <w:p>
             <w:pPr>
@@ -4820,7 +4820,7 @@
         </w:tc>
         <w:tc>
           <w:tcPr>
-            <w:tcW w:type="dxa" w:w="6552"/>
+            <w:tcW w:type="dxa" w:w="8442"/>
           </w:tcPr>
           <w:p>
             <w:pPr>
@@ -4837,7 +4837,7 @@
         </w:tc>
         <w:tc>
           <w:tcPr>
-            <w:tcW w:type="dxa" w:w="1152"/>
+            <w:tcW w:type="dxa" w:w="1066"/>
           </w:tcPr>
           <w:p>
             <w:pPr>
@@ -4856,7 +4856,7 @@
       <w:tr>
         <w:tc>
           <w:tcPr>
-            <w:tcW w:type="dxa" w:w="432"/>
+            <w:tcW w:type="dxa" w:w="505"/>
           </w:tcPr>
           <w:p>
             <w:pPr>
@@ -4873,7 +4873,7 @@
         </w:tc>
         <w:tc>
           <w:tcPr>
-            <w:tcW w:type="dxa" w:w="2952"/>
+            <w:tcW w:type="dxa" w:w="1236"/>
           </w:tcPr>
           <w:p>
             <w:pPr>
@@ -4890,7 +4890,7 @@
         </w:tc>
         <w:tc>
           <w:tcPr>
-            <w:tcW w:type="dxa" w:w="1368"/>
+            <w:tcW w:type="dxa" w:w="1162"/>
           </w:tcPr>
           <w:p>
             <w:pPr>
@@ -4907,7 +4907,7 @@
         </w:tc>
         <w:tc>
           <w:tcPr>
-            <w:tcW w:type="dxa" w:w="1656"/>
+            <w:tcW w:type="dxa" w:w="1701"/>
           </w:tcPr>
           <w:p>
             <w:pPr>
@@ -4924,7 +4924,7 @@
         </w:tc>
         <w:tc>
           <w:tcPr>
-            <w:tcW w:type="dxa" w:w="6552"/>
+            <w:tcW w:type="dxa" w:w="8442"/>
           </w:tcPr>
           <w:p>
             <w:pPr>
@@ -4941,7 +4941,7 @@
         </w:tc>
         <w:tc>
           <w:tcPr>
-            <w:tcW w:type="dxa" w:w="1152"/>
+            <w:tcW w:type="dxa" w:w="1066"/>
           </w:tcPr>
           <w:p>
             <w:pPr>
@@ -4960,7 +4960,7 @@
       <w:tr>
         <w:tc>
           <w:tcPr>
-            <w:tcW w:type="dxa" w:w="432"/>
+            <w:tcW w:type="dxa" w:w="505"/>
           </w:tcPr>
           <w:p>
             <w:pPr>
@@ -4977,7 +4977,7 @@
         </w:tc>
         <w:tc>
           <w:tcPr>
-            <w:tcW w:type="dxa" w:w="2952"/>
+            <w:tcW w:type="dxa" w:w="1236"/>
           </w:tcPr>
           <w:p>
             <w:pPr>
@@ -4994,7 +4994,7 @@
         </w:tc>
         <w:tc>
           <w:tcPr>
-            <w:tcW w:type="dxa" w:w="1368"/>
+            <w:tcW w:type="dxa" w:w="1162"/>
           </w:tcPr>
           <w:p>
             <w:pPr>
@@ -5011,7 +5011,7 @@
         </w:tc>
         <w:tc>
           <w:tcPr>
-            <w:tcW w:type="dxa" w:w="1656"/>
+            <w:tcW w:type="dxa" w:w="1701"/>
           </w:tcPr>
           <w:p>
             <w:pPr>
@@ -5028,7 +5028,7 @@
         </w:tc>
         <w:tc>
           <w:tcPr>
-            <w:tcW w:type="dxa" w:w="6552"/>
+            <w:tcW w:type="dxa" w:w="8442"/>
           </w:tcPr>
           <w:p>
             <w:pPr>
@@ -5045,7 +5045,7 @@
         </w:tc>
         <w:tc>
           <w:tcPr>
-            <w:tcW w:type="dxa" w:w="1152"/>
+            <w:tcW w:type="dxa" w:w="1066"/>
           </w:tcPr>
           <w:p>
             <w:pPr>
@@ -5064,7 +5064,7 @@
       <w:tr>
         <w:tc>
           <w:tcPr>
-            <w:tcW w:type="dxa" w:w="432"/>
+            <w:tcW w:type="dxa" w:w="505"/>
           </w:tcPr>
           <w:p>
             <w:pPr>
@@ -5081,7 +5081,7 @@
         </w:tc>
         <w:tc>
           <w:tcPr>
-            <w:tcW w:type="dxa" w:w="2952"/>
+            <w:tcW w:type="dxa" w:w="1236"/>
           </w:tcPr>
           <w:p>
             <w:pPr>
@@ -5098,7 +5098,7 @@
         </w:tc>
         <w:tc>
           <w:tcPr>
-            <w:tcW w:type="dxa" w:w="1368"/>
+            <w:tcW w:type="dxa" w:w="1162"/>
           </w:tcPr>
           <w:p>
             <w:pPr>
@@ -5115,7 +5115,7 @@
         </w:tc>
         <w:tc>
           <w:tcPr>
-            <w:tcW w:type="dxa" w:w="1656"/>
+            <w:tcW w:type="dxa" w:w="1701"/>
           </w:tcPr>
           <w:p>
             <w:pPr>
@@ -5132,7 +5132,7 @@
         </w:tc>
         <w:tc>
           <w:tcPr>
-            <w:tcW w:type="dxa" w:w="6552"/>
+            <w:tcW w:type="dxa" w:w="8442"/>
           </w:tcPr>
           <w:p>
             <w:pPr>
@@ -5149,7 +5149,7 @@
         </w:tc>
         <w:tc>
           <w:tcPr>
-            <w:tcW w:type="dxa" w:w="1152"/>
+            <w:tcW w:type="dxa" w:w="1066"/>
           </w:tcPr>
           <w:p>
             <w:pPr>
@@ -5168,7 +5168,7 @@
       <w:tr>
         <w:tc>
           <w:tcPr>
-            <w:tcW w:type="dxa" w:w="432"/>
+            <w:tcW w:type="dxa" w:w="505"/>
           </w:tcPr>
           <w:p>
             <w:pPr>
@@ -5185,7 +5185,7 @@
         </w:tc>
         <w:tc>
           <w:tcPr>
-            <w:tcW w:type="dxa" w:w="2952"/>
+            <w:tcW w:type="dxa" w:w="1236"/>
           </w:tcPr>
           <w:p>
             <w:pPr>
@@ -5202,7 +5202,7 @@
         </w:tc>
         <w:tc>
           <w:tcPr>
-            <w:tcW w:type="dxa" w:w="1368"/>
+            <w:tcW w:type="dxa" w:w="1162"/>
           </w:tcPr>
           <w:p>
             <w:pPr>
@@ -5219,7 +5219,7 @@
         </w:tc>
         <w:tc>
           <w:tcPr>
-            <w:tcW w:type="dxa" w:w="1656"/>
+            <w:tcW w:type="dxa" w:w="1701"/>
           </w:tcPr>
           <w:p>
             <w:pPr>
@@ -5236,7 +5236,7 @@
         </w:tc>
         <w:tc>
           <w:tcPr>
-            <w:tcW w:type="dxa" w:w="6552"/>
+            <w:tcW w:type="dxa" w:w="8442"/>
           </w:tcPr>
           <w:p>
             <w:pPr>
@@ -5253,7 +5253,7 @@
         </w:tc>
         <w:tc>
           <w:tcPr>
-            <w:tcW w:type="dxa" w:w="1152"/>
+            <w:tcW w:type="dxa" w:w="1066"/>
           </w:tcPr>
           <w:p>
             <w:pPr>
@@ -5272,7 +5272,7 @@
       <w:tr>
         <w:tc>
           <w:tcPr>
-            <w:tcW w:type="dxa" w:w="432"/>
+            <w:tcW w:type="dxa" w:w="505"/>
           </w:tcPr>
           <w:p>
             <w:pPr>
@@ -5289,7 +5289,7 @@
         </w:tc>
         <w:tc>
           <w:tcPr>
-            <w:tcW w:type="dxa" w:w="2952"/>
+            <w:tcW w:type="dxa" w:w="1236"/>
           </w:tcPr>
           <w:p>
             <w:pPr>
@@ -5306,7 +5306,7 @@
         </w:tc>
         <w:tc>
           <w:tcPr>
-            <w:tcW w:type="dxa" w:w="1368"/>
+            <w:tcW w:type="dxa" w:w="1162"/>
           </w:tcPr>
           <w:p>
             <w:pPr>
@@ -5323,7 +5323,7 @@
         </w:tc>
         <w:tc>
           <w:tcPr>
-            <w:tcW w:type="dxa" w:w="1656"/>
+            <w:tcW w:type="dxa" w:w="1701"/>
           </w:tcPr>
           <w:p>
             <w:pPr>
@@ -5340,7 +5340,7 @@
         </w:tc>
         <w:tc>
           <w:tcPr>
-            <w:tcW w:type="dxa" w:w="6552"/>
+            <w:tcW w:type="dxa" w:w="8442"/>
           </w:tcPr>
           <w:p>
             <w:pPr>
@@ -5357,7 +5357,7 @@
         </w:tc>
         <w:tc>
           <w:tcPr>
-            <w:tcW w:type="dxa" w:w="1152"/>
+            <w:tcW w:type="dxa" w:w="1066"/>
           </w:tcPr>
           <w:p>
             <w:pPr>
@@ -5376,7 +5376,7 @@
       <w:tr>
         <w:tc>
           <w:tcPr>
-            <w:tcW w:type="dxa" w:w="432"/>
+            <w:tcW w:type="dxa" w:w="505"/>
           </w:tcPr>
           <w:p>
             <w:pPr>
@@ -5393,7 +5393,7 @@
         </w:tc>
         <w:tc>
           <w:tcPr>
-            <w:tcW w:type="dxa" w:w="2952"/>
+            <w:tcW w:type="dxa" w:w="1236"/>
           </w:tcPr>
           <w:p>
             <w:pPr>
@@ -5410,7 +5410,7 @@
         </w:tc>
         <w:tc>
           <w:tcPr>
-            <w:tcW w:type="dxa" w:w="1368"/>
+            <w:tcW w:type="dxa" w:w="1162"/>
           </w:tcPr>
           <w:p>
             <w:pPr>
@@ -5427,7 +5427,7 @@
         </w:tc>
         <w:tc>
           <w:tcPr>
-            <w:tcW w:type="dxa" w:w="1656"/>
+            <w:tcW w:type="dxa" w:w="1701"/>
           </w:tcPr>
           <w:p>
             <w:pPr>
@@ -5444,7 +5444,7 @@
         </w:tc>
         <w:tc>
           <w:tcPr>
-            <w:tcW w:type="dxa" w:w="6552"/>
+            <w:tcW w:type="dxa" w:w="8442"/>
           </w:tcPr>
           <w:p>
             <w:pPr>
@@ -5461,7 +5461,7 @@
         </w:tc>
         <w:tc>
           <w:tcPr>
-            <w:tcW w:type="dxa" w:w="1152"/>
+            <w:tcW w:type="dxa" w:w="1066"/>
           </w:tcPr>
           <w:p>
             <w:pPr>
@@ -5480,7 +5480,7 @@
       <w:tr>
         <w:tc>
           <w:tcPr>
-            <w:tcW w:type="dxa" w:w="432"/>
+            <w:tcW w:type="dxa" w:w="505"/>
           </w:tcPr>
           <w:p>
             <w:pPr>
@@ -5497,7 +5497,7 @@
         </w:tc>
         <w:tc>
           <w:tcPr>
-            <w:tcW w:type="dxa" w:w="2952"/>
+            <w:tcW w:type="dxa" w:w="1236"/>
           </w:tcPr>
           <w:p>
             <w:pPr>
@@ -5514,7 +5514,7 @@
         </w:tc>
         <w:tc>
           <w:tcPr>
-            <w:tcW w:type="dxa" w:w="1368"/>
+            <w:tcW w:type="dxa" w:w="1162"/>
           </w:tcPr>
           <w:p>
             <w:pPr>
@@ -5531,7 +5531,7 @@
         </w:tc>
         <w:tc>
           <w:tcPr>
-            <w:tcW w:type="dxa" w:w="1656"/>
+            <w:tcW w:type="dxa" w:w="1701"/>
           </w:tcPr>
           <w:p>
             <w:pPr>
@@ -5548,7 +5548,7 @@
         </w:tc>
         <w:tc>
           <w:tcPr>
-            <w:tcW w:type="dxa" w:w="6552"/>
+            <w:tcW w:type="dxa" w:w="8442"/>
           </w:tcPr>
           <w:p>
             <w:pPr>
@@ -5565,7 +5565,7 @@
         </w:tc>
         <w:tc>
           <w:tcPr>
-            <w:tcW w:type="dxa" w:w="1152"/>
+            <w:tcW w:type="dxa" w:w="1066"/>
           </w:tcPr>
           <w:p>
             <w:pPr>
@@ -5584,7 +5584,7 @@
       <w:tr>
         <w:tc>
           <w:tcPr>
-            <w:tcW w:type="dxa" w:w="432"/>
+            <w:tcW w:type="dxa" w:w="505"/>
           </w:tcPr>
           <w:p>
             <w:pPr>
@@ -5601,7 +5601,7 @@
         </w:tc>
         <w:tc>
           <w:tcPr>
-            <w:tcW w:type="dxa" w:w="2952"/>
+            <w:tcW w:type="dxa" w:w="1236"/>
           </w:tcPr>
           <w:p>
             <w:pPr>
@@ -5618,7 +5618,7 @@
         </w:tc>
         <w:tc>
           <w:tcPr>
-            <w:tcW w:type="dxa" w:w="1368"/>
+            <w:tcW w:type="dxa" w:w="1162"/>
           </w:tcPr>
           <w:p>
             <w:pPr>
@@ -5635,7 +5635,7 @@
         </w:tc>
         <w:tc>
           <w:tcPr>
-            <w:tcW w:type="dxa" w:w="1656"/>
+            <w:tcW w:type="dxa" w:w="1701"/>
           </w:tcPr>
           <w:p>
             <w:pPr>
@@ -5652,7 +5652,7 @@
         </w:tc>
         <w:tc>
           <w:tcPr>
-            <w:tcW w:type="dxa" w:w="6552"/>
+            <w:tcW w:type="dxa" w:w="8442"/>
           </w:tcPr>
           <w:p>
             <w:pPr>
@@ -5669,7 +5669,7 @@
         </w:tc>
         <w:tc>
           <w:tcPr>
-            <w:tcW w:type="dxa" w:w="1152"/>
+            <w:tcW w:type="dxa" w:w="1066"/>
           </w:tcPr>
           <w:p>
             <w:pPr>
@@ -5688,7 +5688,7 @@
       <w:tr>
         <w:tc>
           <w:tcPr>
-            <w:tcW w:type="dxa" w:w="432"/>
+            <w:tcW w:type="dxa" w:w="505"/>
           </w:tcPr>
           <w:p>
             <w:pPr>
@@ -5705,7 +5705,7 @@
         </w:tc>
         <w:tc>
           <w:tcPr>
-            <w:tcW w:type="dxa" w:w="2952"/>
+            <w:tcW w:type="dxa" w:w="1236"/>
           </w:tcPr>
           <w:p>
             <w:pPr>
@@ -5722,7 +5722,7 @@
         </w:tc>
         <w:tc>
           <w:tcPr>
-            <w:tcW w:type="dxa" w:w="1368"/>
+            <w:tcW w:type="dxa" w:w="1162"/>
           </w:tcPr>
           <w:p>
             <w:pPr>
@@ -5739,7 +5739,7 @@
         </w:tc>
         <w:tc>
           <w:tcPr>
-            <w:tcW w:type="dxa" w:w="1656"/>
+            <w:tcW w:type="dxa" w:w="1701"/>
           </w:tcPr>
           <w:p>
             <w:pPr>
@@ -5756,7 +5756,7 @@
         </w:tc>
         <w:tc>
           <w:tcPr>
-            <w:tcW w:type="dxa" w:w="6552"/>
+            <w:tcW w:type="dxa" w:w="8442"/>
           </w:tcPr>
           <w:p>
             <w:pPr>
@@ -5773,7 +5773,7 @@
         </w:tc>
         <w:tc>
           <w:tcPr>
-            <w:tcW w:type="dxa" w:w="1152"/>
+            <w:tcW w:type="dxa" w:w="1066"/>
           </w:tcPr>
           <w:p>
             <w:pPr>
@@ -5792,7 +5792,7 @@
       <w:tr>
         <w:tc>
           <w:tcPr>
-            <w:tcW w:type="dxa" w:w="432"/>
+            <w:tcW w:type="dxa" w:w="505"/>
           </w:tcPr>
           <w:p>
             <w:pPr>
@@ -5809,7 +5809,7 @@
         </w:tc>
         <w:tc>
           <w:tcPr>
-            <w:tcW w:type="dxa" w:w="2952"/>
+            <w:tcW w:type="dxa" w:w="1236"/>
           </w:tcPr>
           <w:p>
             <w:pPr>
@@ -5826,7 +5826,7 @@
         </w:tc>
         <w:tc>
           <w:tcPr>
-            <w:tcW w:type="dxa" w:w="1368"/>
+            <w:tcW w:type="dxa" w:w="1162"/>
           </w:tcPr>
           <w:p>
             <w:pPr>
@@ -5843,7 +5843,7 @@
         </w:tc>
         <w:tc>
           <w:tcPr>
-            <w:tcW w:type="dxa" w:w="1656"/>
+            <w:tcW w:type="dxa" w:w="1701"/>
           </w:tcPr>
           <w:p>
             <w:pPr>
@@ -5860,7 +5860,7 @@
         </w:tc>
         <w:tc>
           <w:tcPr>
-            <w:tcW w:type="dxa" w:w="6552"/>
+            <w:tcW w:type="dxa" w:w="8442"/>
           </w:tcPr>
           <w:p>
             <w:pPr>
@@ -5877,7 +5877,7 @@
         </w:tc>
         <w:tc>
           <w:tcPr>
-            <w:tcW w:type="dxa" w:w="1152"/>
+            <w:tcW w:type="dxa" w:w="1066"/>
           </w:tcPr>
           <w:p>
             <w:pPr>
@@ -5896,7 +5896,7 @@
       <w:tr>
         <w:tc>
           <w:tcPr>
-            <w:tcW w:type="dxa" w:w="432"/>
+            <w:tcW w:type="dxa" w:w="505"/>
           </w:tcPr>
           <w:p>
             <w:pPr>
@@ -5913,7 +5913,7 @@
         </w:tc>
         <w:tc>
           <w:tcPr>
-            <w:tcW w:type="dxa" w:w="2952"/>
+            <w:tcW w:type="dxa" w:w="1236"/>
           </w:tcPr>
           <w:p>
             <w:pPr>
@@ -5930,7 +5930,7 @@
         </w:tc>
         <w:tc>
           <w:tcPr>
-            <w:tcW w:type="dxa" w:w="1368"/>
+            <w:tcW w:type="dxa" w:w="1162"/>
           </w:tcPr>
           <w:p>
             <w:pPr>
@@ -5947,7 +5947,7 @@
         </w:tc>
         <w:tc>
           <w:tcPr>
-            <w:tcW w:type="dxa" w:w="1656"/>
+            <w:tcW w:type="dxa" w:w="1701"/>
           </w:tcPr>
           <w:p>
             <w:pPr>
@@ -5964,7 +5964,7 @@
         </w:tc>
         <w:tc>
           <w:tcPr>
-            <w:tcW w:type="dxa" w:w="6552"/>
+            <w:tcW w:type="dxa" w:w="8442"/>
           </w:tcPr>
           <w:p>
             <w:pPr>
@@ -5981,7 +5981,7 @@
         </w:tc>
         <w:tc>
           <w:tcPr>
-            <w:tcW w:type="dxa" w:w="1152"/>
+            <w:tcW w:type="dxa" w:w="1066"/>
           </w:tcPr>
           <w:p>
             <w:pPr>
@@ -6000,7 +6000,7 @@
       <w:tr>
         <w:tc>
           <w:tcPr>
-            <w:tcW w:type="dxa" w:w="432"/>
+            <w:tcW w:type="dxa" w:w="505"/>
           </w:tcPr>
           <w:p>
             <w:pPr>
@@ -6017,7 +6017,7 @@
         </w:tc>
         <w:tc>
           <w:tcPr>
-            <w:tcW w:type="dxa" w:w="2952"/>
+            <w:tcW w:type="dxa" w:w="1236"/>
           </w:tcPr>
           <w:p>
             <w:pPr>
@@ -6034,7 +6034,7 @@
         </w:tc>
         <w:tc>
           <w:tcPr>
-            <w:tcW w:type="dxa" w:w="1368"/>
+            <w:tcW w:type="dxa" w:w="1162"/>
           </w:tcPr>
           <w:p>
             <w:pPr>
@@ -6051,7 +6051,7 @@
         </w:tc>
         <w:tc>
           <w:tcPr>
-            <w:tcW w:type="dxa" w:w="1656"/>
+            <w:tcW w:type="dxa" w:w="1701"/>
           </w:tcPr>
           <w:p>
             <w:pPr>
@@ -6068,7 +6068,7 @@
         </w:tc>
         <w:tc>
           <w:tcPr>
-            <w:tcW w:type="dxa" w:w="6552"/>
+            <w:tcW w:type="dxa" w:w="8442"/>
           </w:tcPr>
           <w:p>
             <w:pPr>
@@ -6085,7 +6085,7 @@
         </w:tc>
         <w:tc>
           <w:tcPr>
-            <w:tcW w:type="dxa" w:w="1152"/>
+            <w:tcW w:type="dxa" w:w="1066"/>
           </w:tcPr>
           <w:p>
             <w:pPr>
@@ -6104,7 +6104,7 @@
       <w:tr>
         <w:tc>
           <w:tcPr>
-            <w:tcW w:type="dxa" w:w="432"/>
+            <w:tcW w:type="dxa" w:w="505"/>
           </w:tcPr>
           <w:p>
             <w:pPr>
@@ -6121,7 +6121,7 @@
         </w:tc>
         <w:tc>
           <w:tcPr>
-            <w:tcW w:type="dxa" w:w="2952"/>
+            <w:tcW w:type="dxa" w:w="1236"/>
           </w:tcPr>
           <w:p>
             <w:pPr>
@@ -6138,7 +6138,7 @@
         </w:tc>
         <w:tc>
           <w:tcPr>
-            <w:tcW w:type="dxa" w:w="1368"/>
+            <w:tcW w:type="dxa" w:w="1162"/>
           </w:tcPr>
           <w:p>
             <w:pPr>
@@ -6155,7 +6155,7 @@
         </w:tc>
         <w:tc>
           <w:tcPr>
-            <w:tcW w:type="dxa" w:w="1656"/>
+            <w:tcW w:type="dxa" w:w="1701"/>
           </w:tcPr>
           <w:p>
             <w:pPr>
@@ -6172,7 +6172,7 @@
         </w:tc>
         <w:tc>
           <w:tcPr>
-            <w:tcW w:type="dxa" w:w="6552"/>
+            <w:tcW w:type="dxa" w:w="8442"/>
           </w:tcPr>
           <w:p>
             <w:pPr>
@@ -6189,7 +6189,7 @@
         </w:tc>
         <w:tc>
           <w:tcPr>
-            <w:tcW w:type="dxa" w:w="1152"/>
+            <w:tcW w:type="dxa" w:w="1066"/>
           </w:tcPr>
           <w:p>
             <w:pPr>
@@ -6208,7 +6208,7 @@
       <w:tr>
         <w:tc>
           <w:tcPr>
-            <w:tcW w:type="dxa" w:w="432"/>
+            <w:tcW w:type="dxa" w:w="505"/>
           </w:tcPr>
           <w:p>
             <w:pPr>
@@ -6225,7 +6225,7 @@
         </w:tc>
         <w:tc>
           <w:tcPr>
-            <w:tcW w:type="dxa" w:w="2952"/>
+            <w:tcW w:type="dxa" w:w="1236"/>
           </w:tcPr>
           <w:p>
             <w:pPr>
@@ -6242,7 +6242,7 @@
         </w:tc>
         <w:tc>
           <w:tcPr>
-            <w:tcW w:type="dxa" w:w="1368"/>
+            <w:tcW w:type="dxa" w:w="1162"/>
           </w:tcPr>
           <w:p>
             <w:pPr>
@@ -6259,7 +6259,7 @@
         </w:tc>
         <w:tc>
           <w:tcPr>
-            <w:tcW w:type="dxa" w:w="1656"/>
+            <w:tcW w:type="dxa" w:w="1701"/>
           </w:tcPr>
           <w:p>
             <w:pPr>
@@ -6276,7 +6276,7 @@
         </w:tc>
         <w:tc>
           <w:tcPr>
-            <w:tcW w:type="dxa" w:w="6552"/>
+            <w:tcW w:type="dxa" w:w="8442"/>
           </w:tcPr>
           <w:p>
             <w:pPr>
@@ -6293,7 +6293,7 @@
         </w:tc>
         <w:tc>
           <w:tcPr>
-            <w:tcW w:type="dxa" w:w="1152"/>
+            <w:tcW w:type="dxa" w:w="1066"/>
           </w:tcPr>
           <w:p>
             <w:pPr>
@@ -6312,7 +6312,7 @@
       <w:tr>
         <w:tc>
           <w:tcPr>
-            <w:tcW w:type="dxa" w:w="432"/>
+            <w:tcW w:type="dxa" w:w="505"/>
           </w:tcPr>
           <w:p>
             <w:pPr>
@@ -6329,7 +6329,7 @@
         </w:tc>
         <w:tc>
           <w:tcPr>
-            <w:tcW w:type="dxa" w:w="2952"/>
+            <w:tcW w:type="dxa" w:w="1236"/>
           </w:tcPr>
           <w:p>
             <w:pPr>
@@ -6346,7 +6346,7 @@
         </w:tc>
         <w:tc>
           <w:tcPr>
-            <w:tcW w:type="dxa" w:w="1368"/>
+            <w:tcW w:type="dxa" w:w="1162"/>
           </w:tcPr>
           <w:p>
             <w:pPr>
@@ -6363,7 +6363,7 @@
         </w:tc>
         <w:tc>
           <w:tcPr>
-            <w:tcW w:type="dxa" w:w="1656"/>
+            <w:tcW w:type="dxa" w:w="1701"/>
           </w:tcPr>
           <w:p>
             <w:pPr>
@@ -6380,7 +6380,7 @@
         </w:tc>
         <w:tc>
           <w:tcPr>
-            <w:tcW w:type="dxa" w:w="6552"/>
+            <w:tcW w:type="dxa" w:w="8442"/>
           </w:tcPr>
           <w:p>
             <w:pPr>
@@ -6397,7 +6397,7 @@
         </w:tc>
         <w:tc>
           <w:tcPr>
-            <w:tcW w:type="dxa" w:w="1152"/>
+            <w:tcW w:type="dxa" w:w="1066"/>
           </w:tcPr>
           <w:p>
             <w:pPr>
@@ -6416,7 +6416,7 @@
       <w:tr>
         <w:tc>
           <w:tcPr>
-            <w:tcW w:type="dxa" w:w="432"/>
+            <w:tcW w:type="dxa" w:w="505"/>
           </w:tcPr>
           <w:p>
             <w:pPr>
@@ -6433,7 +6433,7 @@
         </w:tc>
         <w:tc>
           <w:tcPr>
-            <w:tcW w:type="dxa" w:w="2952"/>
+            <w:tcW w:type="dxa" w:w="1236"/>
           </w:tcPr>
           <w:p>
             <w:pPr>
@@ -6450,7 +6450,7 @@
         </w:tc>
         <w:tc>
           <w:tcPr>
-            <w:tcW w:type="dxa" w:w="1368"/>
+            <w:tcW w:type="dxa" w:w="1162"/>
           </w:tcPr>
           <w:p>
             <w:pPr>
@@ -6467,7 +6467,7 @@
         </w:tc>
         <w:tc>
           <w:tcPr>
-            <w:tcW w:type="dxa" w:w="1656"/>
+            <w:tcW w:type="dxa" w:w="1701"/>
           </w:tcPr>
           <w:p>
             <w:pPr>
@@ -6484,7 +6484,7 @@
         </w:tc>
         <w:tc>
           <w:tcPr>
-            <w:tcW w:type="dxa" w:w="6552"/>
+            <w:tcW w:type="dxa" w:w="8442"/>
           </w:tcPr>
           <w:p>
             <w:pPr>
@@ -6501,7 +6501,7 @@
         </w:tc>
         <w:tc>
           <w:tcPr>
-            <w:tcW w:type="dxa" w:w="1152"/>
+            <w:tcW w:type="dxa" w:w="1066"/>
           </w:tcPr>
           <w:p>
             <w:pPr>
@@ -6520,7 +6520,7 @@
       <w:tr>
         <w:tc>
           <w:tcPr>
-            <w:tcW w:type="dxa" w:w="432"/>
+            <w:tcW w:type="dxa" w:w="505"/>
           </w:tcPr>
           <w:p>
             <w:pPr>
@@ -6537,7 +6537,7 @@
         </w:tc>
         <w:tc>
           <w:tcPr>
-            <w:tcW w:type="dxa" w:w="2952"/>
+            <w:tcW w:type="dxa" w:w="1236"/>
           </w:tcPr>
           <w:p>
             <w:pPr>
@@ -6554,7 +6554,7 @@
         </w:tc>
         <w:tc>
           <w:tcPr>
-            <w:tcW w:type="dxa" w:w="1368"/>
+            <w:tcW w:type="dxa" w:w="1162"/>
           </w:tcPr>
           <w:p>
             <w:pPr>
@@ -6571,7 +6571,7 @@
         </w:tc>
         <w:tc>
           <w:tcPr>
-            <w:tcW w:type="dxa" w:w="1656"/>
+            <w:tcW w:type="dxa" w:w="1701"/>
           </w:tcPr>
           <w:p>
             <w:pPr>
@@ -6588,7 +6588,7 @@
         </w:tc>
         <w:tc>
           <w:tcPr>
-            <w:tcW w:type="dxa" w:w="6552"/>
+            <w:tcW w:type="dxa" w:w="8442"/>
           </w:tcPr>
           <w:p>
             <w:pPr>
@@ -6605,7 +6605,7 @@
         </w:tc>
         <w:tc>
           <w:tcPr>
-            <w:tcW w:type="dxa" w:w="1152"/>
+            <w:tcW w:type="dxa" w:w="1066"/>
           </w:tcPr>
           <w:p>
             <w:pPr>
@@ -6624,7 +6624,7 @@
       <w:tr>
         <w:tc>
           <w:tcPr>
-            <w:tcW w:type="dxa" w:w="432"/>
+            <w:tcW w:type="dxa" w:w="505"/>
           </w:tcPr>
           <w:p>
             <w:pPr>
@@ -6641,7 +6641,7 @@
         </w:tc>
         <w:tc>
           <w:tcPr>
-            <w:tcW w:type="dxa" w:w="2952"/>
+            <w:tcW w:type="dxa" w:w="1236"/>
           </w:tcPr>
           <w:p>
             <w:pPr>
@@ -6658,7 +6658,7 @@
         </w:tc>
         <w:tc>
           <w:tcPr>
-            <w:tcW w:type="dxa" w:w="1368"/>
+            <w:tcW w:type="dxa" w:w="1162"/>
           </w:tcPr>
           <w:p>
             <w:pPr>
@@ -6675,7 +6675,7 @@
         </w:tc>
         <w:tc>
           <w:tcPr>
-            <w:tcW w:type="dxa" w:w="1656"/>
+            <w:tcW w:type="dxa" w:w="1701"/>
           </w:tcPr>
           <w:p>
             <w:pPr>
@@ -6692,7 +6692,7 @@
         </w:tc>
         <w:tc>
           <w:tcPr>
-            <w:tcW w:type="dxa" w:w="6552"/>
+            <w:tcW w:type="dxa" w:w="8442"/>
           </w:tcPr>
           <w:p>
             <w:pPr>
@@ -6709,7 +6709,7 @@
         </w:tc>
         <w:tc>
           <w:tcPr>
-            <w:tcW w:type="dxa" w:w="1152"/>
+            <w:tcW w:type="dxa" w:w="1066"/>
           </w:tcPr>
           <w:p>
             <w:pPr>
@@ -6728,7 +6728,7 @@
       <w:tr>
         <w:tc>
           <w:tcPr>
-            <w:tcW w:type="dxa" w:w="432"/>
+            <w:tcW w:type="dxa" w:w="505"/>
           </w:tcPr>
           <w:p>
             <w:pPr>
@@ -6745,7 +6745,7 @@
         </w:tc>
         <w:tc>
           <w:tcPr>
-            <w:tcW w:type="dxa" w:w="2952"/>
+            <w:tcW w:type="dxa" w:w="1236"/>
           </w:tcPr>
           <w:p>
             <w:pPr>
@@ -6762,7 +6762,7 @@
         </w:tc>
         <w:tc>
           <w:tcPr>
-            <w:tcW w:type="dxa" w:w="1368"/>
+            <w:tcW w:type="dxa" w:w="1162"/>
           </w:tcPr>
           <w:p>
             <w:pPr>
@@ -6779,7 +6779,7 @@
         </w:tc>
         <w:tc>
           <w:tcPr>
-            <w:tcW w:type="dxa" w:w="1656"/>
+            <w:tcW w:type="dxa" w:w="1701"/>
           </w:tcPr>
           <w:p>
             <w:pPr>
@@ -6796,7 +6796,7 @@
         </w:tc>
         <w:tc>
           <w:tcPr>
-            <w:tcW w:type="dxa" w:w="6552"/>
+            <w:tcW w:type="dxa" w:w="8442"/>
           </w:tcPr>
           <w:p>
             <w:pPr>
@@ -6813,7 +6813,7 @@
         </w:tc>
         <w:tc>
           <w:tcPr>
-            <w:tcW w:type="dxa" w:w="1152"/>
+            <w:tcW w:type="dxa" w:w="1066"/>
           </w:tcPr>
           <w:p>
             <w:pPr>
@@ -6832,7 +6832,7 @@
       <w:tr>
         <w:tc>
           <w:tcPr>
-            <w:tcW w:type="dxa" w:w="432"/>
+            <w:tcW w:type="dxa" w:w="505"/>
           </w:tcPr>
           <w:p>
             <w:pPr>
@@ -6849,7 +6849,7 @@
         </w:tc>
         <w:tc>
           <w:tcPr>
-            <w:tcW w:type="dxa" w:w="2952"/>
+            <w:tcW w:type="dxa" w:w="1236"/>
           </w:tcPr>
           <w:p>
             <w:pPr>
@@ -6866,7 +6866,7 @@
         </w:tc>
         <w:tc>
           <w:tcPr>
-            <w:tcW w:type="dxa" w:w="1368"/>
+            <w:tcW w:type="dxa" w:w="1162"/>
           </w:tcPr>
           <w:p>
             <w:pPr>
@@ -6883,7 +6883,7 @@
         </w:tc>
         <w:tc>
           <w:tcPr>
-            <w:tcW w:type="dxa" w:w="1656"/>
+            <w:tcW w:type="dxa" w:w="1701"/>
           </w:tcPr>
           <w:p>
             <w:pPr>
@@ -6900,7 +6900,7 @@
         </w:tc>
         <w:tc>
           <w:tcPr>
-            <w:tcW w:type="dxa" w:w="6552"/>
+            <w:tcW w:type="dxa" w:w="8442"/>
           </w:tcPr>
           <w:p>
             <w:pPr>
@@ -6917,7 +6917,7 @@
         </w:tc>
         <w:tc>
           <w:tcPr>
-            <w:tcW w:type="dxa" w:w="1152"/>
+            <w:tcW w:type="dxa" w:w="1066"/>
           </w:tcPr>
           <w:p>
             <w:pPr>
@@ -6936,7 +6936,7 @@
       <w:tr>
         <w:tc>
           <w:tcPr>
-            <w:tcW w:type="dxa" w:w="432"/>
+            <w:tcW w:type="dxa" w:w="505"/>
           </w:tcPr>
           <w:p>
             <w:pPr>
@@ -6953,7 +6953,7 @@
         </w:tc>
         <w:tc>
           <w:tcPr>
-            <w:tcW w:type="dxa" w:w="2952"/>
+            <w:tcW w:type="dxa" w:w="1236"/>
           </w:tcPr>
           <w:p>
             <w:pPr>
@@ -6970,7 +6970,7 @@
         </w:tc>
         <w:tc>
           <w:tcPr>
-            <w:tcW w:type="dxa" w:w="1368"/>
+            <w:tcW w:type="dxa" w:w="1162"/>
           </w:tcPr>
           <w:p>
             <w:pPr>
@@ -6987,7 +6987,7 @@
         </w:tc>
         <w:tc>
           <w:tcPr>
-            <w:tcW w:type="dxa" w:w="1656"/>
+            <w:tcW w:type="dxa" w:w="1701"/>
           </w:tcPr>
           <w:p>
             <w:pPr>
@@ -7004,7 +7004,7 @@
         </w:tc>
         <w:tc>
           <w:tcPr>
-            <w:tcW w:type="dxa" w:w="6552"/>
+            <w:tcW w:type="dxa" w:w="8442"/>
           </w:tcPr>
           <w:p>
             <w:pPr>
@@ -7021,7 +7021,7 @@
         </w:tc>
         <w:tc>
           <w:tcPr>
-            <w:tcW w:type="dxa" w:w="1152"/>
+            <w:tcW w:type="dxa" w:w="1066"/>
           </w:tcPr>
           <w:p>
             <w:pPr>
@@ -7040,7 +7040,7 @@
       <w:tr>
         <w:tc>
           <w:tcPr>
-            <w:tcW w:type="dxa" w:w="432"/>
+            <w:tcW w:type="dxa" w:w="505"/>
           </w:tcPr>
           <w:p>
             <w:pPr>
@@ -7057,7 +7057,7 @@
         </w:tc>
         <w:tc>
           <w:tcPr>
-            <w:tcW w:type="dxa" w:w="2952"/>
+            <w:tcW w:type="dxa" w:w="1236"/>
           </w:tcPr>
           <w:p>
             <w:pPr>
@@ -7074,7 +7074,7 @@
         </w:tc>
         <w:tc>
           <w:tcPr>
-            <w:tcW w:type="dxa" w:w="1368"/>
+            <w:tcW w:type="dxa" w:w="1162"/>
           </w:tcPr>
           <w:p>
             <w:pPr>
@@ -7091,7 +7091,7 @@
         </w:tc>
         <w:tc>
           <w:tcPr>
-            <w:tcW w:type="dxa" w:w="1656"/>
+            <w:tcW w:type="dxa" w:w="1701"/>
           </w:tcPr>
           <w:p>
             <w:pPr>
@@ -7108,7 +7108,7 @@
         </w:tc>
         <w:tc>
           <w:tcPr>
-            <w:tcW w:type="dxa" w:w="6552"/>
+            <w:tcW w:type="dxa" w:w="8442"/>
           </w:tcPr>
           <w:p>
             <w:pPr>
@@ -7125,7 +7125,7 @@
         </w:tc>
         <w:tc>
           <w:tcPr>
-            <w:tcW w:type="dxa" w:w="1152"/>
+            <w:tcW w:type="dxa" w:w="1066"/>
           </w:tcPr>
           <w:p>
             <w:pPr>
@@ -7144,7 +7144,7 @@
       <w:tr>
         <w:tc>
           <w:tcPr>
-            <w:tcW w:type="dxa" w:w="432"/>
+            <w:tcW w:type="dxa" w:w="505"/>
           </w:tcPr>
           <w:p>
             <w:pPr>
@@ -7161,7 +7161,7 @@
         </w:tc>
         <w:tc>
           <w:tcPr>
-            <w:tcW w:type="dxa" w:w="2952"/>
+            <w:tcW w:type="dxa" w:w="1236"/>
           </w:tcPr>
           <w:p>
             <w:pPr>
@@ -7178,7 +7178,7 @@
         </w:tc>
         <w:tc>
           <w:tcPr>
-            <w:tcW w:type="dxa" w:w="1368"/>
+            <w:tcW w:type="dxa" w:w="1162"/>
           </w:tcPr>
           <w:p>
             <w:pPr>
@@ -7195,7 +7195,7 @@
         </w:tc>
         <w:tc>
           <w:tcPr>
-            <w:tcW w:type="dxa" w:w="1656"/>
+            <w:tcW w:type="dxa" w:w="1701"/>
           </w:tcPr>
           <w:p>
             <w:pPr>
@@ -7212,7 +7212,7 @@
         </w:tc>
         <w:tc>
           <w:tcPr>
-            <w:tcW w:type="dxa" w:w="6552"/>
+            <w:tcW w:type="dxa" w:w="8442"/>
           </w:tcPr>
           <w:p>
             <w:pPr>
@@ -7229,7 +7229,7 @@
         </w:tc>
         <w:tc>
           <w:tcPr>
-            <w:tcW w:type="dxa" w:w="1152"/>
+            <w:tcW w:type="dxa" w:w="1066"/>
           </w:tcPr>
           <w:p>
             <w:pPr>
@@ -7248,7 +7248,7 @@
       <w:tr>
         <w:tc>
           <w:tcPr>
-            <w:tcW w:type="dxa" w:w="432"/>
+            <w:tcW w:type="dxa" w:w="505"/>
           </w:tcPr>
           <w:p>
             <w:pPr>
@@ -7265,7 +7265,7 @@
         </w:tc>
         <w:tc>
           <w:tcPr>
-            <w:tcW w:type="dxa" w:w="2952"/>
+            <w:tcW w:type="dxa" w:w="1236"/>
           </w:tcPr>
           <w:p>
             <w:pPr>
@@ -7282,7 +7282,7 @@
         </w:tc>
         <w:tc>
           <w:tcPr>
-            <w:tcW w:type="dxa" w:w="1368"/>
+            <w:tcW w:type="dxa" w:w="1162"/>
           </w:tcPr>
           <w:p>
             <w:pPr>
@@ -7299,7 +7299,7 @@
         </w:tc>
         <w:tc>
           <w:tcPr>
-            <w:tcW w:type="dxa" w:w="1656"/>
+            <w:tcW w:type="dxa" w:w="1701"/>
           </w:tcPr>
           <w:p>
             <w:pPr>
@@ -7316,7 +7316,7 @@
         </w:tc>
         <w:tc>
           <w:tcPr>
-            <w:tcW w:type="dxa" w:w="6552"/>
+            <w:tcW w:type="dxa" w:w="8442"/>
           </w:tcPr>
           <w:p>
             <w:pPr>
@@ -7333,7 +7333,7 @@
         </w:tc>
         <w:tc>
           <w:tcPr>
-            <w:tcW w:type="dxa" w:w="1152"/>
+            <w:tcW w:type="dxa" w:w="1066"/>
           </w:tcPr>
           <w:p>
             <w:pPr>
@@ -7352,7 +7352,7 @@
       <w:tr>
         <w:tc>
           <w:tcPr>
-            <w:tcW w:type="dxa" w:w="432"/>
+            <w:tcW w:type="dxa" w:w="505"/>
           </w:tcPr>
           <w:p>
             <w:pPr>
@@ -7369,7 +7369,7 @@
         </w:tc>
         <w:tc>
           <w:tcPr>
-            <w:tcW w:type="dxa" w:w="2952"/>
+            <w:tcW w:type="dxa" w:w="1236"/>
           </w:tcPr>
           <w:p>
             <w:pPr>
@@ -7386,7 +7386,7 @@
         </w:tc>
         <w:tc>
           <w:tcPr>
-            <w:tcW w:type="dxa" w:w="1368"/>
+            <w:tcW w:type="dxa" w:w="1162"/>
           </w:tcPr>
           <w:p>
             <w:pPr>
@@ -7403,7 +7403,7 @@
         </w:tc>
         <w:tc>
           <w:tcPr>
-            <w:tcW w:type="dxa" w:w="1656"/>
+            <w:tcW w:type="dxa" w:w="1701"/>
           </w:tcPr>
           <w:p>
             <w:pPr>
@@ -7420,7 +7420,7 @@
         </w:tc>
         <w:tc>
           <w:tcPr>
-            <w:tcW w:type="dxa" w:w="6552"/>
+            <w:tcW w:type="dxa" w:w="8442"/>
           </w:tcPr>
           <w:p>
             <w:pPr>
@@ -7437,7 +7437,7 @@
         </w:tc>
         <w:tc>
           <w:tcPr>
-            <w:tcW w:type="dxa" w:w="1152"/>
+            <w:tcW w:type="dxa" w:w="1066"/>
           </w:tcPr>
           <w:p>
             <w:pPr>
@@ -7456,7 +7456,7 @@
       <w:tr>
         <w:tc>
           <w:tcPr>
-            <w:tcW w:type="dxa" w:w="432"/>
+            <w:tcW w:type="dxa" w:w="505"/>
           </w:tcPr>
           <w:p>
             <w:pPr>
@@ -7473,7 +7473,7 @@
         </w:tc>
         <w:tc>
           <w:tcPr>
-            <w:tcW w:type="dxa" w:w="2952"/>
+            <w:tcW w:type="dxa" w:w="1236"/>
           </w:tcPr>
           <w:p>
             <w:pPr>
@@ -7490,7 +7490,7 @@
         </w:tc>
         <w:tc>
           <w:tcPr>
-            <w:tcW w:type="dxa" w:w="1368"/>
+            <w:tcW w:type="dxa" w:w="1162"/>
           </w:tcPr>
           <w:p>
             <w:pPr>
@@ -7507,7 +7507,7 @@
         </w:tc>
         <w:tc>
           <w:tcPr>
-            <w:tcW w:type="dxa" w:w="1656"/>
+            <w:tcW w:type="dxa" w:w="1701"/>
           </w:tcPr>
           <w:p>
             <w:pPr>
@@ -7524,7 +7524,7 @@
         </w:tc>
         <w:tc>
           <w:tcPr>
-            <w:tcW w:type="dxa" w:w="6552"/>
+            <w:tcW w:type="dxa" w:w="8442"/>
           </w:tcPr>
           <w:p>
             <w:pPr>
@@ -7541,7 +7541,7 @@
         </w:tc>
         <w:tc>
           <w:tcPr>
-            <w:tcW w:type="dxa" w:w="1152"/>
+            <w:tcW w:type="dxa" w:w="1066"/>
           </w:tcPr>
           <w:p>
             <w:pPr>
@@ -7560,7 +7560,7 @@
       <w:tr>
         <w:tc>
           <w:tcPr>
-            <w:tcW w:type="dxa" w:w="432"/>
+            <w:tcW w:type="dxa" w:w="505"/>
           </w:tcPr>
           <w:p>
             <w:pPr>
@@ -7577,7 +7577,7 @@
         </w:tc>
         <w:tc>
           <w:tcPr>
-            <w:tcW w:type="dxa" w:w="2952"/>
+            <w:tcW w:type="dxa" w:w="1236"/>
           </w:tcPr>
           <w:p>
             <w:pPr>
@@ -7594,7 +7594,7 @@
         </w:tc>
         <w:tc>
           <w:tcPr>
-            <w:tcW w:type="dxa" w:w="1368"/>
+            <w:tcW w:type="dxa" w:w="1162"/>
           </w:tcPr>
           <w:p>
             <w:pPr>
@@ -7611,7 +7611,7 @@
         </w:tc>
         <w:tc>
           <w:tcPr>
-            <w:tcW w:type="dxa" w:w="1656"/>
+            <w:tcW w:type="dxa" w:w="1701"/>
           </w:tcPr>
           <w:p>
             <w:pPr>
@@ -7628,7 +7628,7 @@
         </w:tc>
         <w:tc>
           <w:tcPr>
-            <w:tcW w:type="dxa" w:w="6552"/>
+            <w:tcW w:type="dxa" w:w="8442"/>
           </w:tcPr>
           <w:p>
             <w:pPr>
@@ -7645,7 +7645,7 @@
         </w:tc>
         <w:tc>
           <w:tcPr>
-            <w:tcW w:type="dxa" w:w="1152"/>
+            <w:tcW w:type="dxa" w:w="1066"/>
           </w:tcPr>
           <w:p>
             <w:pPr>
@@ -7664,7 +7664,7 @@
       <w:tr>
         <w:tc>
           <w:tcPr>
-            <w:tcW w:type="dxa" w:w="432"/>
+            <w:tcW w:type="dxa" w:w="505"/>
           </w:tcPr>
           <w:p>
             <w:pPr>
@@ -7681,7 +7681,7 @@
         </w:tc>
         <w:tc>
           <w:tcPr>
-            <w:tcW w:type="dxa" w:w="2952"/>
+            <w:tcW w:type="dxa" w:w="1236"/>
           </w:tcPr>
           <w:p>
             <w:pPr>
@@ -7698,7 +7698,7 @@
         </w:tc>
         <w:tc>
           <w:tcPr>
-            <w:tcW w:type="dxa" w:w="1368"/>
+            <w:tcW w:type="dxa" w:w="1162"/>
           </w:tcPr>
           <w:p>
             <w:pPr>
@@ -7715,7 +7715,7 @@
         </w:tc>
         <w:tc>
           <w:tcPr>
-            <w:tcW w:type="dxa" w:w="1656"/>
+            <w:tcW w:type="dxa" w:w="1701"/>
           </w:tcPr>
           <w:p>
             <w:pPr>
@@ -7732,7 +7732,7 @@
         </w:tc>
         <w:tc>
           <w:tcPr>
-            <w:tcW w:type="dxa" w:w="6552"/>
+            <w:tcW w:type="dxa" w:w="8442"/>
           </w:tcPr>
           <w:p>
             <w:pPr>
@@ -7749,7 +7749,7 @@
         </w:tc>
         <w:tc>
           <w:tcPr>
-            <w:tcW w:type="dxa" w:w="1152"/>
+            <w:tcW w:type="dxa" w:w="1066"/>
           </w:tcPr>
           <w:p>
             <w:pPr>
@@ -7768,7 +7768,7 @@
       <w:tr>
         <w:tc>
           <w:tcPr>
-            <w:tcW w:type="dxa" w:w="432"/>
+            <w:tcW w:type="dxa" w:w="505"/>
           </w:tcPr>
           <w:p>
             <w:pPr>
@@ -7785,7 +7785,7 @@
         </w:tc>
         <w:tc>
           <w:tcPr>
-            <w:tcW w:type="dxa" w:w="2952"/>
+            <w:tcW w:type="dxa" w:w="1236"/>
           </w:tcPr>
           <w:p>
             <w:pPr>
@@ -7802,7 +7802,7 @@
         </w:tc>
         <w:tc>
           <w:tcPr>
-            <w:tcW w:type="dxa" w:w="1368"/>
+            <w:tcW w:type="dxa" w:w="1162"/>
           </w:tcPr>
           <w:p>
             <w:pPr>
@@ -7819,7 +7819,7 @@
         </w:tc>
         <w:tc>
           <w:tcPr>
-            <w:tcW w:type="dxa" w:w="1656"/>
+            <w:tcW w:type="dxa" w:w="1701"/>
           </w:tcPr>
           <w:p>
             <w:pPr>
@@ -7836,7 +7836,7 @@
         </w:tc>
         <w:tc>
           <w:tcPr>
-            <w:tcW w:type="dxa" w:w="6552"/>
+            <w:tcW w:type="dxa" w:w="8442"/>
           </w:tcPr>
           <w:p>
             <w:pPr>
@@ -7853,7 +7853,7 @@
         </w:tc>
         <w:tc>
           <w:tcPr>
-            <w:tcW w:type="dxa" w:w="1152"/>
+            <w:tcW w:type="dxa" w:w="1066"/>
           </w:tcPr>
           <w:p>
             <w:pPr>
@@ -7872,7 +7872,7 @@
       <w:tr>
         <w:tc>
           <w:tcPr>
-            <w:tcW w:type="dxa" w:w="432"/>
+            <w:tcW w:type="dxa" w:w="505"/>
           </w:tcPr>
           <w:p>
             <w:pPr>
@@ -7889,7 +7889,7 @@
         </w:tc>
         <w:tc>
           <w:tcPr>
-            <w:tcW w:type="dxa" w:w="2952"/>
+            <w:tcW w:type="dxa" w:w="1236"/>
           </w:tcPr>
           <w:p>
             <w:pPr>
@@ -7906,7 +7906,7 @@
         </w:tc>
         <w:tc>
           <w:tcPr>
-            <w:tcW w:type="dxa" w:w="1368"/>
+            <w:tcW w:type="dxa" w:w="1162"/>
           </w:tcPr>
           <w:p>
             <w:pPr>
@@ -7923,7 +7923,7 @@
         </w:tc>
         <w:tc>
           <w:tcPr>
-            <w:tcW w:type="dxa" w:w="1656"/>
+            <w:tcW w:type="dxa" w:w="1701"/>
           </w:tcPr>
           <w:p>
             <w:pPr>
@@ -7940,7 +7940,7 @@
         </w:tc>
         <w:tc>
           <w:tcPr>
-            <w:tcW w:type="dxa" w:w="6552"/>
+            <w:tcW w:type="dxa" w:w="8442"/>
           </w:tcPr>
           <w:p>
             <w:pPr>
@@ -7957,7 +7957,7 @@
         </w:tc>
         <w:tc>
           <w:tcPr>
-            <w:tcW w:type="dxa" w:w="1152"/>
+            <w:tcW w:type="dxa" w:w="1066"/>
           </w:tcPr>
           <w:p>
             <w:pPr>
@@ -7976,7 +7976,7 @@
       <w:tr>
         <w:tc>
           <w:tcPr>
-            <w:tcW w:type="dxa" w:w="432"/>
+            <w:tcW w:type="dxa" w:w="505"/>
           </w:tcPr>
           <w:p>
             <w:pPr>
@@ -7993,7 +7993,7 @@
         </w:tc>
         <w:tc>
           <w:tcPr>
-            <w:tcW w:type="dxa" w:w="2952"/>
+            <w:tcW w:type="dxa" w:w="1236"/>
           </w:tcPr>
           <w:p>
             <w:pPr>
@@ -8010,7 +8010,7 @@
         </w:tc>
         <w:tc>
           <w:tcPr>
-            <w:tcW w:type="dxa" w:w="1368"/>
+            <w:tcW w:type="dxa" w:w="1162"/>
           </w:tcPr>
           <w:p>
             <w:pPr>
@@ -8027,7 +8027,7 @@
         </w:tc>
         <w:tc>
           <w:tcPr>
-            <w:tcW w:type="dxa" w:w="1656"/>
+            <w:tcW w:type="dxa" w:w="1701"/>
           </w:tcPr>
           <w:p>
             <w:pPr>
@@ -8044,7 +8044,7 @@
         </w:tc>
         <w:tc>
           <w:tcPr>
-            <w:tcW w:type="dxa" w:w="6552"/>
+            <w:tcW w:type="dxa" w:w="8442"/>
           </w:tcPr>
           <w:p>
             <w:pPr>
@@ -8061,7 +8061,7 @@
         </w:tc>
         <w:tc>
           <w:tcPr>
-            <w:tcW w:type="dxa" w:w="1152"/>
+            <w:tcW w:type="dxa" w:w="1066"/>
           </w:tcPr>
           <w:p>
             <w:pPr>
@@ -8080,7 +8080,7 @@
       <w:tr>
         <w:tc>
           <w:tcPr>
-            <w:tcW w:type="dxa" w:w="432"/>
+            <w:tcW w:type="dxa" w:w="505"/>
           </w:tcPr>
           <w:p>
             <w:pPr>
@@ -8097,7 +8097,7 @@
         </w:tc>
         <w:tc>
           <w:tcPr>
-            <w:tcW w:type="dxa" w:w="2952"/>
+            <w:tcW w:type="dxa" w:w="1236"/>
           </w:tcPr>
           <w:p>
             <w:pPr>
@@ -8114,7 +8114,7 @@
         </w:tc>
         <w:tc>
           <w:tcPr>
-            <w:tcW w:type="dxa" w:w="1368"/>
+            <w:tcW w:type="dxa" w:w="1162"/>
           </w:tcPr>
           <w:p>
             <w:pPr>
@@ -8131,7 +8131,7 @@
         </w:tc>
         <w:tc>
           <w:tcPr>
-            <w:tcW w:type="dxa" w:w="1656"/>
+            <w:tcW w:type="dxa" w:w="1701"/>
           </w:tcPr>
           <w:p>
             <w:pPr>
@@ -8148,7 +8148,7 @@
         </w:tc>
         <w:tc>
           <w:tcPr>
-            <w:tcW w:type="dxa" w:w="6552"/>
+            <w:tcW w:type="dxa" w:w="8442"/>
           </w:tcPr>
           <w:p>
             <w:pPr>
@@ -8165,7 +8165,7 @@
         </w:tc>
         <w:tc>
           <w:tcPr>
-            <w:tcW w:type="dxa" w:w="1152"/>
+            <w:tcW w:type="dxa" w:w="1066"/>
           </w:tcPr>
           <w:p>
             <w:pPr>
@@ -8184,7 +8184,7 @@
       <w:tr>
         <w:tc>
           <w:tcPr>
-            <w:tcW w:type="dxa" w:w="432"/>
+            <w:tcW w:type="dxa" w:w="505"/>
           </w:tcPr>
           <w:p>
             <w:pPr>
@@ -8201,7 +8201,7 @@
         </w:tc>
         <w:tc>
           <w:tcPr>
-            <w:tcW w:type="dxa" w:w="2952"/>
+            <w:tcW w:type="dxa" w:w="1236"/>
           </w:tcPr>
           <w:p>
             <w:pPr>
@@ -8218,7 +8218,7 @@
         </w:tc>
         <w:tc>
           <w:tcPr>
-            <w:tcW w:type="dxa" w:w="1368"/>
+            <w:tcW w:type="dxa" w:w="1162"/>
           </w:tcPr>
           <w:p>
             <w:pPr>
@@ -8235,7 +8235,7 @@
         </w:tc>
         <w:tc>
           <w:tcPr>
-            <w:tcW w:type="dxa" w:w="1656"/>
+            <w:tcW w:type="dxa" w:w="1701"/>
           </w:tcPr>
           <w:p>
             <w:pPr>
@@ -8252,7 +8252,7 @@
         </w:tc>
         <w:tc>
           <w:tcPr>
-            <w:tcW w:type="dxa" w:w="6552"/>
+            <w:tcW w:type="dxa" w:w="8442"/>
           </w:tcPr>
           <w:p>
             <w:pPr>
@@ -8269,7 +8269,7 @@
         </w:tc>
         <w:tc>
           <w:tcPr>
-            <w:tcW w:type="dxa" w:w="1152"/>
+            <w:tcW w:type="dxa" w:w="1066"/>
           </w:tcPr>
           <w:p>
             <w:pPr>
@@ -8288,7 +8288,7 @@
       <w:tr>
         <w:tc>
           <w:tcPr>
-            <w:tcW w:type="dxa" w:w="432"/>
+            <w:tcW w:type="dxa" w:w="505"/>
           </w:tcPr>
           <w:p>
             <w:pPr>
@@ -8305,7 +8305,7 @@
         </w:tc>
         <w:tc>
           <w:tcPr>
-            <w:tcW w:type="dxa" w:w="2952"/>
+            <w:tcW w:type="dxa" w:w="1236"/>
           </w:tcPr>
           <w:p>
             <w:pPr>
@@ -8322,7 +8322,7 @@
         </w:tc>
         <w:tc>
           <w:tcPr>
-            <w:tcW w:type="dxa" w:w="1368"/>
+            <w:tcW w:type="dxa" w:w="1162"/>
           </w:tcPr>
           <w:p>
             <w:pPr>
@@ -8339,7 +8339,7 @@
         </w:tc>
         <w:tc>
           <w:tcPr>
-            <w:tcW w:type="dxa" w:w="1656"/>
+            <w:tcW w:type="dxa" w:w="1701"/>
           </w:tcPr>
           <w:p>
             <w:pPr>
@@ -8356,7 +8356,7 @@
         </w:tc>
         <w:tc>
           <w:tcPr>
-            <w:tcW w:type="dxa" w:w="6552"/>
+            <w:tcW w:type="dxa" w:w="8442"/>
           </w:tcPr>
           <w:p>
             <w:pPr>
@@ -8373,7 +8373,7 @@
         </w:tc>
         <w:tc>
           <w:tcPr>
-            <w:tcW w:type="dxa" w:w="1152"/>
+            <w:tcW w:type="dxa" w:w="1066"/>
           </w:tcPr>
           <w:p>
             <w:pPr>
@@ -8392,7 +8392,7 @@
       <w:tr>
         <w:tc>
           <w:tcPr>
-            <w:tcW w:type="dxa" w:w="432"/>
+            <w:tcW w:type="dxa" w:w="505"/>
           </w:tcPr>
           <w:p>
             <w:pPr>
@@ -8409,7 +8409,7 @@
         </w:tc>
         <w:tc>
           <w:tcPr>
-            <w:tcW w:type="dxa" w:w="2952"/>
+            <w:tcW w:type="dxa" w:w="1236"/>
           </w:tcPr>
           <w:p>
             <w:pPr>
@@ -8426,7 +8426,7 @@
         </w:tc>
         <w:tc>
           <w:tcPr>
-            <w:tcW w:type="dxa" w:w="1368"/>
+            <w:tcW w:type="dxa" w:w="1162"/>
           </w:tcPr>
           <w:p>
             <w:pPr>
@@ -8443,7 +8443,7 @@
         </w:tc>
         <w:tc>
           <w:tcPr>
-            <w:tcW w:type="dxa" w:w="1656"/>
+            <w:tcW w:type="dxa" w:w="1701"/>
           </w:tcPr>
           <w:p>
             <w:pPr>
@@ -8460,7 +8460,7 @@
         </w:tc>
         <w:tc>
           <w:tcPr>
-            <w:tcW w:type="dxa" w:w="6552"/>
+            <w:tcW w:type="dxa" w:w="8442"/>
           </w:tcPr>
           <w:p>
             <w:pPr>
@@ -8477,7 +8477,7 @@
         </w:tc>
         <w:tc>
           <w:tcPr>
-            <w:tcW w:type="dxa" w:w="1152"/>
+            <w:tcW w:type="dxa" w:w="1066"/>
           </w:tcPr>
           <w:p>
             <w:pPr>
@@ -8496,7 +8496,7 @@
       <w:tr>
         <w:tc>
           <w:tcPr>
-            <w:tcW w:type="dxa" w:w="432"/>
+            <w:tcW w:type="dxa" w:w="505"/>
           </w:tcPr>
           <w:p>
             <w:pPr>
@@ -8513,7 +8513,7 @@
         </w:tc>
         <w:tc>
           <w:tcPr>
-            <w:tcW w:type="dxa" w:w="2952"/>
+            <w:tcW w:type="dxa" w:w="1236"/>
           </w:tcPr>
           <w:p>
             <w:pPr>
@@ -8530,7 +8530,7 @@
         </w:tc>
         <w:tc>
           <w:tcPr>
-            <w:tcW w:type="dxa" w:w="1368"/>
+            <w:tcW w:type="dxa" w:w="1162"/>
           </w:tcPr>
           <w:p>
             <w:pPr>
@@ -8547,7 +8547,7 @@
         </w:tc>
         <w:tc>
           <w:tcPr>
-            <w:tcW w:type="dxa" w:w="1656"/>
+            <w:tcW w:type="dxa" w:w="1701"/>
           </w:tcPr>
           <w:p>
             <w:pPr>
@@ -8564,7 +8564,7 @@
         </w:tc>
         <w:tc>
           <w:tcPr>
-            <w:tcW w:type="dxa" w:w="6552"/>
+            <w:tcW w:type="dxa" w:w="8442"/>
           </w:tcPr>
           <w:p>
             <w:pPr>
@@ -8581,7 +8581,7 @@
         </w:tc>
         <w:tc>
           <w:tcPr>
-            <w:tcW w:type="dxa" w:w="1152"/>
+            <w:tcW w:type="dxa" w:w="1066"/>
           </w:tcPr>
           <w:p>
             <w:pPr>
@@ -8600,7 +8600,7 @@
       <w:tr>
         <w:tc>
           <w:tcPr>
-            <w:tcW w:type="dxa" w:w="432"/>
+            <w:tcW w:type="dxa" w:w="505"/>
           </w:tcPr>
           <w:p>
             <w:pPr>
@@ -8617,7 +8617,7 @@
         </w:tc>
         <w:tc>
           <w:tcPr>
-            <w:tcW w:type="dxa" w:w="2952"/>
+            <w:tcW w:type="dxa" w:w="1236"/>
           </w:tcPr>
           <w:p>
             <w:pPr>
@@ -8634,7 +8634,7 @@
         </w:tc>
         <w:tc>
           <w:tcPr>
-            <w:tcW w:type="dxa" w:w="1368"/>
+            <w:tcW w:type="dxa" w:w="1162"/>
           </w:tcPr>
           <w:p>
             <w:pPr>
@@ -8651,7 +8651,7 @@
         </w:tc>
         <w:tc>
           <w:tcPr>
-            <w:tcW w:type="dxa" w:w="1656"/>
+            <w:tcW w:type="dxa" w:w="1701"/>
           </w:tcPr>
           <w:p>
             <w:pPr>
@@ -8668,7 +8668,7 @@
         </w:tc>
         <w:tc>
           <w:tcPr>
-            <w:tcW w:type="dxa" w:w="6552"/>
+            <w:tcW w:type="dxa" w:w="8442"/>
           </w:tcPr>
           <w:p>
             <w:pPr>
@@ -8685,7 +8685,7 @@
         </w:tc>
         <w:tc>
           <w:tcPr>
-            <w:tcW w:type="dxa" w:w="1152"/>
+            <w:tcW w:type="dxa" w:w="1066"/>
           </w:tcPr>
           <w:p>
             <w:pPr>
@@ -8704,7 +8704,7 @@
       <w:tr>
         <w:tc>
           <w:tcPr>
-            <w:tcW w:type="dxa" w:w="432"/>
+            <w:tcW w:type="dxa" w:w="505"/>
           </w:tcPr>
           <w:p>
             <w:pPr>
@@ -8721,7 +8721,7 @@
         </w:tc>
         <w:tc>
           <w:tcPr>
-            <w:tcW w:type="dxa" w:w="2952"/>
+            <w:tcW w:type="dxa" w:w="1236"/>
           </w:tcPr>
           <w:p>
             <w:pPr>
@@ -8738,7 +8738,7 @@
         </w:tc>
         <w:tc>
           <w:tcPr>
-            <w:tcW w:type="dxa" w:w="1368"/>
+            <w:tcW w:type="dxa" w:w="1162"/>
           </w:tcPr>
           <w:p>
             <w:pPr>
@@ -8755,7 +8755,7 @@
         </w:tc>
         <w:tc>
           <w:tcPr>
-            <w:tcW w:type="dxa" w:w="1656"/>
+            <w:tcW w:type="dxa" w:w="1701"/>
           </w:tcPr>
           <w:p>
             <w:pPr>
@@ -8772,7 +8772,7 @@
         </w:tc>
         <w:tc>
           <w:tcPr>
-            <w:tcW w:type="dxa" w:w="6552"/>
+            <w:tcW w:type="dxa" w:w="8442"/>
           </w:tcPr>
           <w:p>
             <w:pPr>
@@ -8789,7 +8789,7 @@
         </w:tc>
         <w:tc>
           <w:tcPr>
-            <w:tcW w:type="dxa" w:w="1152"/>
+            <w:tcW w:type="dxa" w:w="1066"/>
           </w:tcPr>
           <w:p>
             <w:pPr>
@@ -8808,7 +8808,7 @@
       <w:tr>
         <w:tc>
           <w:tcPr>
-            <w:tcW w:type="dxa" w:w="432"/>
+            <w:tcW w:type="dxa" w:w="505"/>
           </w:tcPr>
           <w:p>
             <w:pPr>
@@ -8825,7 +8825,7 @@
         </w:tc>
         <w:tc>
           <w:tcPr>
-            <w:tcW w:type="dxa" w:w="2952"/>
+            <w:tcW w:type="dxa" w:w="1236"/>
           </w:tcPr>
           <w:p>
             <w:pPr>
@@ -8842,7 +8842,7 @@
         </w:tc>
         <w:tc>
           <w:tcPr>
-            <w:tcW w:type="dxa" w:w="1368"/>
+            <w:tcW w:type="dxa" w:w="1162"/>
           </w:tcPr>
           <w:p>
             <w:pPr>
@@ -8859,7 +8859,7 @@
         </w:tc>
         <w:tc>
           <w:tcPr>
-            <w:tcW w:type="dxa" w:w="1656"/>
+            <w:tcW w:type="dxa" w:w="1701"/>
           </w:tcPr>
           <w:p>
             <w:pPr>
@@ -8876,7 +8876,7 @@
         </w:tc>
         <w:tc>
           <w:tcPr>
-            <w:tcW w:type="dxa" w:w="6552"/>
+            <w:tcW w:type="dxa" w:w="8442"/>
           </w:tcPr>
           <w:p>
             <w:pPr>
@@ -8893,7 +8893,7 @@
         </w:tc>
         <w:tc>
           <w:tcPr>
-            <w:tcW w:type="dxa" w:w="1152"/>
+            <w:tcW w:type="dxa" w:w="1066"/>
           </w:tcPr>
           <w:p>
             <w:pPr>
@@ -8912,7 +8912,7 @@
       <w:tr>
         <w:tc>
           <w:tcPr>
-            <w:tcW w:type="dxa" w:w="432"/>
+            <w:tcW w:type="dxa" w:w="505"/>
           </w:tcPr>
           <w:p>
             <w:pPr>
@@ -8929,7 +8929,7 @@
         </w:tc>
         <w:tc>
           <w:tcPr>
-            <w:tcW w:type="dxa" w:w="2952"/>
+            <w:tcW w:type="dxa" w:w="1236"/>
           </w:tcPr>
           <w:p>
             <w:pPr>
@@ -8946,7 +8946,7 @@
         </w:tc>
         <w:tc>
           <w:tcPr>
-            <w:tcW w:type="dxa" w:w="1368"/>
+            <w:tcW w:type="dxa" w:w="1162"/>
           </w:tcPr>
           <w:p>
             <w:pPr>
@@ -8963,7 +8963,7 @@
         </w:tc>
         <w:tc>
           <w:tcPr>
-            <w:tcW w:type="dxa" w:w="1656"/>
+            <w:tcW w:type="dxa" w:w="1701"/>
           </w:tcPr>
           <w:p>
             <w:pPr>
@@ -8980,7 +8980,7 @@
         </w:tc>
         <w:tc>
           <w:tcPr>
-            <w:tcW w:type="dxa" w:w="6552"/>
+            <w:tcW w:type="dxa" w:w="8442"/>
           </w:tcPr>
           <w:p>
             <w:pPr>
@@ -8997,7 +8997,7 @@
         </w:tc>
         <w:tc>
           <w:tcPr>
-            <w:tcW w:type="dxa" w:w="1152"/>
+            <w:tcW w:type="dxa" w:w="1066"/>
           </w:tcPr>
           <w:p>
             <w:pPr>
@@ -9016,7 +9016,7 @@
       <w:tr>
         <w:tc>
           <w:tcPr>
-            <w:tcW w:type="dxa" w:w="432"/>
+            <w:tcW w:type="dxa" w:w="505"/>
           </w:tcPr>
           <w:p>
             <w:pPr>
@@ -9033,7 +9033,7 @@
         </w:tc>
         <w:tc>
           <w:tcPr>
-            <w:tcW w:type="dxa" w:w="2952"/>
+            <w:tcW w:type="dxa" w:w="1236"/>
           </w:tcPr>
           <w:p>
             <w:pPr>
@@ -9050,7 +9050,7 @@
         </w:tc>
         <w:tc>
           <w:tcPr>
-            <w:tcW w:type="dxa" w:w="1368"/>
+            <w:tcW w:type="dxa" w:w="1162"/>
           </w:tcPr>
           <w:p>
             <w:pPr>
@@ -9067,7 +9067,7 @@
         </w:tc>
         <w:tc>
           <w:tcPr>
-            <w:tcW w:type="dxa" w:w="1656"/>
+            <w:tcW w:type="dxa" w:w="1701"/>
           </w:tcPr>
           <w:p>
             <w:pPr>
@@ -9084,7 +9084,7 @@
         </w:tc>
         <w:tc>
           <w:tcPr>
-            <w:tcW w:type="dxa" w:w="6552"/>
+            <w:tcW w:type="dxa" w:w="8442"/>
           </w:tcPr>
           <w:p>
             <w:pPr>
@@ -9101,7 +9101,7 @@
         </w:tc>
         <w:tc>
           <w:tcPr>
-            <w:tcW w:type="dxa" w:w="1152"/>
+            <w:tcW w:type="dxa" w:w="1066"/>
           </w:tcPr>
           <w:p>
             <w:pPr>
@@ -9120,7 +9120,7 @@
       <w:tr>
         <w:tc>
           <w:tcPr>
-            <w:tcW w:type="dxa" w:w="432"/>
+            <w:tcW w:type="dxa" w:w="505"/>
           </w:tcPr>
           <w:p>
             <w:pPr>
@@ -9137,7 +9137,7 @@
         </w:tc>
         <w:tc>
           <w:tcPr>
-            <w:tcW w:type="dxa" w:w="2952"/>
+            <w:tcW w:type="dxa" w:w="1236"/>
           </w:tcPr>
           <w:p>
             <w:pPr>
@@ -9154,7 +9154,7 @@
         </w:tc>
         <w:tc>
           <w:tcPr>
-            <w:tcW w:type="dxa" w:w="1368"/>
+            <w:tcW w:type="dxa" w:w="1162"/>
           </w:tcPr>
           <w:p>
             <w:pPr>
@@ -9171,7 +9171,7 @@
         </w:tc>
         <w:tc>
           <w:tcPr>
-            <w:tcW w:type="dxa" w:w="1656"/>
+            <w:tcW w:type="dxa" w:w="1701"/>
           </w:tcPr>
           <w:p>
             <w:pPr>
@@ -9188,7 +9188,7 @@
         </w:tc>
         <w:tc>
           <w:tcPr>
-            <w:tcW w:type="dxa" w:w="6552"/>
+            <w:tcW w:type="dxa" w:w="8442"/>
           </w:tcPr>
           <w:p>
             <w:pPr>
@@ -9205,7 +9205,7 @@
         </w:tc>
         <w:tc>
           <w:tcPr>
-            <w:tcW w:type="dxa" w:w="1152"/>
+            <w:tcW w:type="dxa" w:w="1066"/>
           </w:tcPr>
           <w:p>
             <w:pPr>
@@ -9224,7 +9224,7 @@
       <w:tr>
         <w:tc>
           <w:tcPr>
-            <w:tcW w:type="dxa" w:w="432"/>
+            <w:tcW w:type="dxa" w:w="505"/>
           </w:tcPr>
           <w:p>
             <w:pPr>
@@ -9241,7 +9241,7 @@
         </w:tc>
         <w:tc>
           <w:tcPr>
-            <w:tcW w:type="dxa" w:w="2952"/>
+            <w:tcW w:type="dxa" w:w="1236"/>
           </w:tcPr>
           <w:p>
             <w:pPr>
@@ -9258,7 +9258,7 @@
         </w:tc>
         <w:tc>
           <w:tcPr>
-            <w:tcW w:type="dxa" w:w="1368"/>
+            <w:tcW w:type="dxa" w:w="1162"/>
           </w:tcPr>
           <w:p>
             <w:pPr>
@@ -9275,7 +9275,7 @@
         </w:tc>
         <w:tc>
           <w:tcPr>
-            <w:tcW w:type="dxa" w:w="1656"/>
+            <w:tcW w:type="dxa" w:w="1701"/>
           </w:tcPr>
           <w:p>
             <w:pPr>
@@ -9292,7 +9292,7 @@
         </w:tc>
         <w:tc>
           <w:tcPr>
-            <w:tcW w:type="dxa" w:w="6552"/>
+            <w:tcW w:type="dxa" w:w="8442"/>
           </w:tcPr>
           <w:p>
             <w:pPr>
@@ -9309,7 +9309,7 @@
         </w:tc>
         <w:tc>
           <w:tcPr>
-            <w:tcW w:type="dxa" w:w="1152"/>
+            <w:tcW w:type="dxa" w:w="1066"/>
           </w:tcPr>
           <w:p>
             <w:pPr>
@@ -9328,7 +9328,7 @@
       <w:tr>
         <w:tc>
           <w:tcPr>
-            <w:tcW w:type="dxa" w:w="432"/>
+            <w:tcW w:type="dxa" w:w="505"/>
           </w:tcPr>
           <w:p>
             <w:pPr>
@@ -9345,7 +9345,7 @@
         </w:tc>
         <w:tc>
           <w:tcPr>
-            <w:tcW w:type="dxa" w:w="2952"/>
+            <w:tcW w:type="dxa" w:w="1236"/>
           </w:tcPr>
           <w:p>
             <w:pPr>
@@ -9362,7 +9362,7 @@
         </w:tc>
         <w:tc>
           <w:tcPr>
-            <w:tcW w:type="dxa" w:w="1368"/>
+            <w:tcW w:type="dxa" w:w="1162"/>
           </w:tcPr>
           <w:p>
             <w:pPr>
@@ -9379,7 +9379,7 @@
         </w:tc>
         <w:tc>
           <w:tcPr>
-            <w:tcW w:type="dxa" w:w="1656"/>
+            <w:tcW w:type="dxa" w:w="1701"/>
           </w:tcPr>
           <w:p>
             <w:pPr>
@@ -9396,7 +9396,7 @@
         </w:tc>
         <w:tc>
           <w:tcPr>
-            <w:tcW w:type="dxa" w:w="6552"/>
+            <w:tcW w:type="dxa" w:w="8442"/>
           </w:tcPr>
           <w:p>
             <w:pPr>
@@ -9413,7 +9413,7 @@
         </w:tc>
         <w:tc>
           <w:tcPr>
-            <w:tcW w:type="dxa" w:w="1152"/>
+            <w:tcW w:type="dxa" w:w="1066"/>
           </w:tcPr>
           <w:p>
             <w:pPr>
@@ -9432,7 +9432,7 @@
       <w:tr>
         <w:tc>
           <w:tcPr>
-            <w:tcW w:type="dxa" w:w="432"/>
+            <w:tcW w:type="dxa" w:w="505"/>
           </w:tcPr>
           <w:p>
             <w:pPr>
@@ -9449,7 +9449,7 @@
         </w:tc>
         <w:tc>
           <w:tcPr>
-            <w:tcW w:type="dxa" w:w="2952"/>
+            <w:tcW w:type="dxa" w:w="1236"/>
           </w:tcPr>
           <w:p>
             <w:pPr>
@@ -9466,7 +9466,7 @@
         </w:tc>
         <w:tc>
           <w:tcPr>
-            <w:tcW w:type="dxa" w:w="1368"/>
+            <w:tcW w:type="dxa" w:w="1162"/>
           </w:tcPr>
           <w:p>
             <w:pPr>
@@ -9483,7 +9483,7 @@
         </w:tc>
         <w:tc>
           <w:tcPr>
-            <w:tcW w:type="dxa" w:w="1656"/>
+            <w:tcW w:type="dxa" w:w="1701"/>
           </w:tcPr>
           <w:p>
             <w:pPr>
@@ -9500,7 +9500,7 @@
         </w:tc>
         <w:tc>
           <w:tcPr>
-            <w:tcW w:type="dxa" w:w="6552"/>
+            <w:tcW w:type="dxa" w:w="8442"/>
           </w:tcPr>
           <w:p>
             <w:pPr>
@@ -9517,7 +9517,7 @@
         </w:tc>
         <w:tc>
           <w:tcPr>
-            <w:tcW w:type="dxa" w:w="1152"/>
+            <w:tcW w:type="dxa" w:w="1066"/>
           </w:tcPr>
           <w:p>
             <w:pPr>
@@ -9536,7 +9536,7 @@
       <w:tr>
         <w:tc>
           <w:tcPr>
-            <w:tcW w:type="dxa" w:w="432"/>
+            <w:tcW w:type="dxa" w:w="505"/>
           </w:tcPr>
           <w:p>
             <w:pPr>
@@ -9553,7 +9553,7 @@
         </w:tc>
         <w:tc>
           <w:tcPr>
-            <w:tcW w:type="dxa" w:w="2952"/>
+            <w:tcW w:type="dxa" w:w="1236"/>
           </w:tcPr>
           <w:p>
             <w:pPr>
@@ -9570,7 +9570,7 @@
         </w:tc>
         <w:tc>
           <w:tcPr>
-            <w:tcW w:type="dxa" w:w="1368"/>
+            <w:tcW w:type="dxa" w:w="1162"/>
           </w:tcPr>
           <w:p>
             <w:pPr>
@@ -9587,7 +9587,7 @@
         </w:tc>
         <w:tc>
           <w:tcPr>
-            <w:tcW w:type="dxa" w:w="1656"/>
+            <w:tcW w:type="dxa" w:w="1701"/>
           </w:tcPr>
           <w:p>
             <w:pPr>
@@ -9604,7 +9604,7 @@
         </w:tc>
         <w:tc>
           <w:tcPr>
-            <w:tcW w:type="dxa" w:w="6552"/>
+            <w:tcW w:type="dxa" w:w="8442"/>
           </w:tcPr>
           <w:p>
             <w:pPr>
@@ -9621,7 +9621,7 @@
         </w:tc>
         <w:tc>
           <w:tcPr>
-            <w:tcW w:type="dxa" w:w="1152"/>
+            <w:tcW w:type="dxa" w:w="1066"/>
           </w:tcPr>
           <w:p>
             <w:pPr>
@@ -9640,7 +9640,7 @@
       <w:tr>
         <w:tc>
           <w:tcPr>
-            <w:tcW w:type="dxa" w:w="432"/>
+            <w:tcW w:type="dxa" w:w="505"/>
           </w:tcPr>
           <w:p>
             <w:pPr>
@@ -9657,7 +9657,7 @@
         </w:tc>
         <w:tc>
           <w:tcPr>
-            <w:tcW w:type="dxa" w:w="2952"/>
+            <w:tcW w:type="dxa" w:w="1236"/>
           </w:tcPr>
           <w:p>
             <w:pPr>
@@ -9674,7 +9674,7 @@
         </w:tc>
         <w:tc>
           <w:tcPr>
-            <w:tcW w:type="dxa" w:w="1368"/>
+            <w:tcW w:type="dxa" w:w="1162"/>
           </w:tcPr>
           <w:p>
             <w:pPr>
@@ -9691,7 +9691,7 @@
         </w:tc>
         <w:tc>
           <w:tcPr>
-            <w:tcW w:type="dxa" w:w="1656"/>
+            <w:tcW w:type="dxa" w:w="1701"/>
           </w:tcPr>
           <w:p>
             <w:pPr>
@@ -9708,7 +9708,7 @@
         </w:tc>
         <w:tc>
           <w:tcPr>
-            <w:tcW w:type="dxa" w:w="6552"/>
+            <w:tcW w:type="dxa" w:w="8442"/>
           </w:tcPr>
           <w:p>
             <w:pPr>
@@ -9725,7 +9725,7 @@
         </w:tc>
         <w:tc>
           <w:tcPr>
-            <w:tcW w:type="dxa" w:w="1152"/>
+            <w:tcW w:type="dxa" w:w="1066"/>
           </w:tcPr>
           <w:p>
             <w:pPr>
@@ -9744,7 +9744,7 @@
       <w:tr>
         <w:tc>
           <w:tcPr>
-            <w:tcW w:type="dxa" w:w="432"/>
+            <w:tcW w:type="dxa" w:w="505"/>
           </w:tcPr>
           <w:p>
             <w:pPr>
@@ -9761,7 +9761,7 @@
         </w:tc>
         <w:tc>
           <w:tcPr>
-            <w:tcW w:type="dxa" w:w="2952"/>
+            <w:tcW w:type="dxa" w:w="1236"/>
           </w:tcPr>
           <w:p>
             <w:pPr>
@@ -9778,7 +9778,7 @@
         </w:tc>
         <w:tc>
           <w:tcPr>
-            <w:tcW w:type="dxa" w:w="1368"/>
+            <w:tcW w:type="dxa" w:w="1162"/>
           </w:tcPr>
           <w:p>
             <w:pPr>
@@ -9795,7 +9795,7 @@
         </w:tc>
         <w:tc>
           <w:tcPr>
-            <w:tcW w:type="dxa" w:w="1656"/>
+            <w:tcW w:type="dxa" w:w="1701"/>
           </w:tcPr>
           <w:p>
             <w:pPr>
@@ -9812,7 +9812,7 @@
         </w:tc>
         <w:tc>
           <w:tcPr>
-            <w:tcW w:type="dxa" w:w="6552"/>
+            <w:tcW w:type="dxa" w:w="8442"/>
           </w:tcPr>
           <w:p>
             <w:pPr>
@@ -9829,7 +9829,7 @@
         </w:tc>
         <w:tc>
           <w:tcPr>
-            <w:tcW w:type="dxa" w:w="1152"/>
+            <w:tcW w:type="dxa" w:w="1066"/>
           </w:tcPr>
           <w:p>
             <w:pPr>
@@ -9848,7 +9848,7 @@
       <w:tr>
         <w:tc>
           <w:tcPr>
-            <w:tcW w:type="dxa" w:w="432"/>
+            <w:tcW w:type="dxa" w:w="505"/>
           </w:tcPr>
           <w:p>
             <w:pPr>
@@ -9865,7 +9865,7 @@
         </w:tc>
         <w:tc>
           <w:tcPr>
-            <w:tcW w:type="dxa" w:w="2952"/>
+            <w:tcW w:type="dxa" w:w="1236"/>
           </w:tcPr>
           <w:p>
             <w:pPr>
@@ -9882,7 +9882,7 @@
         </w:tc>
         <w:tc>
           <w:tcPr>
-            <w:tcW w:type="dxa" w:w="1368"/>
+            <w:tcW w:type="dxa" w:w="1162"/>
           </w:tcPr>
           <w:p>
             <w:pPr>
@@ -9899,7 +9899,7 @@
         </w:tc>
         <w:tc>
           <w:tcPr>
-            <w:tcW w:type="dxa" w:w="1656"/>
+            <w:tcW w:type="dxa" w:w="1701"/>
           </w:tcPr>
           <w:p>
             <w:pPr>
@@ -9916,7 +9916,7 @@
         </w:tc>
         <w:tc>
           <w:tcPr>
-            <w:tcW w:type="dxa" w:w="6552"/>
+            <w:tcW w:type="dxa" w:w="8442"/>
           </w:tcPr>
           <w:p>
             <w:pPr>
@@ -9933,7 +9933,7 @@
         </w:tc>
         <w:tc>
           <w:tcPr>
-            <w:tcW w:type="dxa" w:w="1152"/>
+            <w:tcW w:type="dxa" w:w="1066"/>
           </w:tcPr>
           <w:p>
             <w:pPr>
@@ -9952,7 +9952,7 @@
       <w:tr>
         <w:tc>
           <w:tcPr>
-            <w:tcW w:type="dxa" w:w="432"/>
+            <w:tcW w:type="dxa" w:w="505"/>
           </w:tcPr>
           <w:p>
             <w:pPr>
@@ -9969,7 +9969,7 @@
         </w:tc>
         <w:tc>
           <w:tcPr>
-            <w:tcW w:type="dxa" w:w="2952"/>
+            <w:tcW w:type="dxa" w:w="1236"/>
           </w:tcPr>
           <w:p>
             <w:pPr>
@@ -9986,7 +9986,7 @@
         </w:tc>
         <w:tc>
           <w:tcPr>
-            <w:tcW w:type="dxa" w:w="1368"/>
+            <w:tcW w:type="dxa" w:w="1162"/>
           </w:tcPr>
           <w:p>
             <w:pPr>
@@ -10003,7 +10003,7 @@
         </w:tc>
         <w:tc>
           <w:tcPr>
-            <w:tcW w:type="dxa" w:w="1656"/>
+            <w:tcW w:type="dxa" w:w="1701"/>
           </w:tcPr>
           <w:p>
             <w:pPr>
@@ -10020,7 +10020,7 @@
         </w:tc>
         <w:tc>
           <w:tcPr>
-            <w:tcW w:type="dxa" w:w="6552"/>
+            <w:tcW w:type="dxa" w:w="8442"/>
           </w:tcPr>
           <w:p>
             <w:pPr>
@@ -10037,7 +10037,7 @@
         </w:tc>
         <w:tc>
           <w:tcPr>
-            <w:tcW w:type="dxa" w:w="1152"/>
+            <w:tcW w:type="dxa" w:w="1066"/>
           </w:tcPr>
           <w:p>
             <w:pPr>
@@ -10056,7 +10056,7 @@
       <w:tr>
         <w:tc>
           <w:tcPr>
-            <w:tcW w:type="dxa" w:w="432"/>
+            <w:tcW w:type="dxa" w:w="505"/>
           </w:tcPr>
           <w:p>
             <w:pPr>
@@ -10073,7 +10073,7 @@
         </w:tc>
         <w:tc>
           <w:tcPr>
-            <w:tcW w:type="dxa" w:w="2952"/>
+            <w:tcW w:type="dxa" w:w="1236"/>
           </w:tcPr>
           <w:p>
             <w:pPr>
@@ -10090,7 +10090,7 @@
         </w:tc>
         <w:tc>
           <w:tcPr>
-            <w:tcW w:type="dxa" w:w="1368"/>
+            <w:tcW w:type="dxa" w:w="1162"/>
           </w:tcPr>
           <w:p>
             <w:pPr>
@@ -10107,7 +10107,7 @@
         </w:tc>
         <w:tc>
           <w:tcPr>
-            <w:tcW w:type="dxa" w:w="1656"/>
+            <w:tcW w:type="dxa" w:w="1701"/>
           </w:tcPr>
           <w:p>
             <w:pPr>
@@ -10124,7 +10124,7 @@
         </w:tc>
         <w:tc>
           <w:tcPr>
-            <w:tcW w:type="dxa" w:w="6552"/>
+            <w:tcW w:type="dxa" w:w="8442"/>
           </w:tcPr>
           <w:p>
             <w:pPr>
@@ -10141,7 +10141,7 @@
         </w:tc>
         <w:tc>
           <w:tcPr>
-            <w:tcW w:type="dxa" w:w="1152"/>
+            <w:tcW w:type="dxa" w:w="1066"/>
           </w:tcPr>
           <w:p>
             <w:pPr>
@@ -10160,7 +10160,7 @@
       <w:tr>
         <w:tc>
           <w:tcPr>
-            <w:tcW w:type="dxa" w:w="432"/>
+            <w:tcW w:type="dxa" w:w="505"/>
           </w:tcPr>
           <w:p>
             <w:pPr>
@@ -10177,7 +10177,7 @@
         </w:tc>
         <w:tc>
           <w:tcPr>
-            <w:tcW w:type="dxa" w:w="2952"/>
+            <w:tcW w:type="dxa" w:w="1236"/>
           </w:tcPr>
           <w:p>
             <w:pPr>
@@ -10194,7 +10194,7 @@
         </w:tc>
         <w:tc>
           <w:tcPr>
-            <w:tcW w:type="dxa" w:w="1368"/>
+            <w:tcW w:type="dxa" w:w="1162"/>
           </w:tcPr>
           <w:p>
             <w:pPr>
@@ -10211,7 +10211,7 @@
         </w:tc>
         <w:tc>
           <w:tcPr>
-            <w:tcW w:type="dxa" w:w="1656"/>
+            <w:tcW w:type="dxa" w:w="1701"/>
           </w:tcPr>
           <w:p>
             <w:pPr>
@@ -10228,7 +10228,7 @@
         </w:tc>
         <w:tc>
           <w:tcPr>
-            <w:tcW w:type="dxa" w:w="6552"/>
+            <w:tcW w:type="dxa" w:w="8442"/>
           </w:tcPr>
           <w:p>
             <w:pPr>
@@ -10245,7 +10245,7 @@
         </w:tc>
         <w:tc>
           <w:tcPr>
-            <w:tcW w:type="dxa" w:w="1152"/>
+            <w:tcW w:type="dxa" w:w="1066"/>
           </w:tcPr>
           <w:p>
             <w:pPr>
@@ -10264,7 +10264,7 @@
       <w:tr>
         <w:tc>
           <w:tcPr>
-            <w:tcW w:type="dxa" w:w="432"/>
+            <w:tcW w:type="dxa" w:w="505"/>
           </w:tcPr>
           <w:p>
             <w:pPr>
@@ -10281,7 +10281,7 @@
         </w:tc>
         <w:tc>
           <w:tcPr>
-            <w:tcW w:type="dxa" w:w="2952"/>
+            <w:tcW w:type="dxa" w:w="1236"/>
           </w:tcPr>
           <w:p>
             <w:pPr>
@@ -10298,7 +10298,7 @@
         </w:tc>
         <w:tc>
           <w:tcPr>
-            <w:tcW w:type="dxa" w:w="1368"/>
+            <w:tcW w:type="dxa" w:w="1162"/>
           </w:tcPr>
           <w:p>
             <w:pPr>
@@ -10315,7 +10315,7 @@
         </w:tc>
         <w:tc>
           <w:tcPr>
-            <w:tcW w:type="dxa" w:w="1656"/>
+            <w:tcW w:type="dxa" w:w="1701"/>
           </w:tcPr>
           <w:p>
             <w:pPr>
@@ -10332,7 +10332,7 @@
         </w:tc>
         <w:tc>
           <w:tcPr>
-            <w:tcW w:type="dxa" w:w="6552"/>
+            <w:tcW w:type="dxa" w:w="8442"/>
           </w:tcPr>
           <w:p>
             <w:pPr>
@@ -10349,7 +10349,7 @@
         </w:tc>
         <w:tc>
           <w:tcPr>
-            <w:tcW w:type="dxa" w:w="1152"/>
+            <w:tcW w:type="dxa" w:w="1066"/>
           </w:tcPr>
           <w:p>
             <w:pPr>
@@ -10368,7 +10368,7 @@
       <w:tr>
         <w:tc>
           <w:tcPr>
-            <w:tcW w:type="dxa" w:w="432"/>
+            <w:tcW w:type="dxa" w:w="505"/>
           </w:tcPr>
           <w:p>
             <w:pPr>
@@ -10385,7 +10385,7 @@
         </w:tc>
         <w:tc>
           <w:tcPr>
-            <w:tcW w:type="dxa" w:w="2952"/>
+            <w:tcW w:type="dxa" w:w="1236"/>
           </w:tcPr>
           <w:p>
             <w:pPr>
@@ -10402,7 +10402,7 @@
         </w:tc>
         <w:tc>
           <w:tcPr>
-            <w:tcW w:type="dxa" w:w="1368"/>
+            <w:tcW w:type="dxa" w:w="1162"/>
           </w:tcPr>
           <w:p>
             <w:pPr>
@@ -10419,7 +10419,7 @@
         </w:tc>
         <w:tc>
           <w:tcPr>
-            <w:tcW w:type="dxa" w:w="1656"/>
+            <w:tcW w:type="dxa" w:w="1701"/>
           </w:tcPr>
           <w:p>
             <w:pPr>
@@ -10436,7 +10436,7 @@
         </w:tc>
         <w:tc>
           <w:tcPr>
-            <w:tcW w:type="dxa" w:w="6552"/>
+            <w:tcW w:type="dxa" w:w="8442"/>
           </w:tcPr>
           <w:p>
             <w:pPr>
@@ -10453,7 +10453,7 @@
         </w:tc>
         <w:tc>
           <w:tcPr>
-            <w:tcW w:type="dxa" w:w="1152"/>
+            <w:tcW w:type="dxa" w:w="1066"/>
           </w:tcPr>
           <w:p>
             <w:pPr>
@@ -10472,7 +10472,7 @@
       <w:tr>
         <w:tc>
           <w:tcPr>
-            <w:tcW w:type="dxa" w:w="432"/>
+            <w:tcW w:type="dxa" w:w="505"/>
           </w:tcPr>
           <w:p>
             <w:pPr>
@@ -10489,7 +10489,7 @@
         </w:tc>
         <w:tc>
           <w:tcPr>
-            <w:tcW w:type="dxa" w:w="2952"/>
+            <w:tcW w:type="dxa" w:w="1236"/>
           </w:tcPr>
           <w:p>
             <w:pPr>
@@ -10506,7 +10506,7 @@
         </w:tc>
         <w:tc>
           <w:tcPr>
-            <w:tcW w:type="dxa" w:w="1368"/>
+            <w:tcW w:type="dxa" w:w="1162"/>
           </w:tcPr>
           <w:p>
             <w:pPr>
@@ -10523,7 +10523,7 @@
         </w:tc>
         <w:tc>
           <w:tcPr>
-            <w:tcW w:type="dxa" w:w="1656"/>
+            <w:tcW w:type="dxa" w:w="1701"/>
           </w:tcPr>
           <w:p>
             <w:pPr>
@@ -10540,7 +10540,7 @@
         </w:tc>
         <w:tc>
           <w:tcPr>
-            <w:tcW w:type="dxa" w:w="6552"/>
+            <w:tcW w:type="dxa" w:w="8442"/>
           </w:tcPr>
           <w:p>
             <w:pPr>
@@ -10557,7 +10557,7 @@
         </w:tc>
         <w:tc>
           <w:tcPr>
-            <w:tcW w:type="dxa" w:w="1152"/>
+            <w:tcW w:type="dxa" w:w="1066"/>
           </w:tcPr>
           <w:p>
             <w:pPr>
@@ -10576,7 +10576,7 @@
       <w:tr>
         <w:tc>
           <w:tcPr>
-            <w:tcW w:type="dxa" w:w="432"/>
+            <w:tcW w:type="dxa" w:w="505"/>
           </w:tcPr>
           <w:p>
             <w:pPr>
@@ -10593,7 +10593,7 @@
         </w:tc>
         <w:tc>
           <w:tcPr>
-            <w:tcW w:type="dxa" w:w="2952"/>
+            <w:tcW w:type="dxa" w:w="1236"/>
           </w:tcPr>
           <w:p>
             <w:pPr>
@@ -10610,7 +10610,7 @@
         </w:tc>
         <w:tc>
           <w:tcPr>
-            <w:tcW w:type="dxa" w:w="1368"/>
+            <w:tcW w:type="dxa" w:w="1162"/>
           </w:tcPr>
           <w:p>
             <w:pPr>
@@ -10627,7 +10627,7 @@
         </w:tc>
         <w:tc>
           <w:tcPr>
-            <w:tcW w:type="dxa" w:w="1656"/>
+            <w:tcW w:type="dxa" w:w="1701"/>
           </w:tcPr>
           <w:p>
             <w:pPr>
@@ -10644,7 +10644,7 @@
         </w:tc>
         <w:tc>
           <w:tcPr>
-            <w:tcW w:type="dxa" w:w="6552"/>
+            <w:tcW w:type="dxa" w:w="8442"/>
           </w:tcPr>
           <w:p>
             <w:pPr>
@@ -10661,7 +10661,7 @@
         </w:tc>
         <w:tc>
           <w:tcPr>
-            <w:tcW w:type="dxa" w:w="1152"/>
+            <w:tcW w:type="dxa" w:w="1066"/>
           </w:tcPr>
           <w:p>
             <w:pPr>
@@ -10680,7 +10680,7 @@
       <w:tr>
         <w:tc>
           <w:tcPr>
-            <w:tcW w:type="dxa" w:w="432"/>
+            <w:tcW w:type="dxa" w:w="505"/>
           </w:tcPr>
           <w:p>
             <w:pPr>
@@ -10697,7 +10697,7 @@
         </w:tc>
         <w:tc>
           <w:tcPr>
-            <w:tcW w:type="dxa" w:w="2952"/>
+            <w:tcW w:type="dxa" w:w="1236"/>
           </w:tcPr>
           <w:p>
             <w:pPr>
@@ -10714,7 +10714,7 @@
         </w:tc>
         <w:tc>
           <w:tcPr>
-            <w:tcW w:type="dxa" w:w="1368"/>
+            <w:tcW w:type="dxa" w:w="1162"/>
           </w:tcPr>
           <w:p>
             <w:pPr>
@@ -10731,7 +10731,7 @@
         </w:tc>
         <w:tc>
           <w:tcPr>
-            <w:tcW w:type="dxa" w:w="1656"/>
+            <w:tcW w:type="dxa" w:w="1701"/>
           </w:tcPr>
           <w:p>
             <w:pPr>
@@ -10748,7 +10748,7 @@
         </w:tc>
         <w:tc>
           <w:tcPr>
-            <w:tcW w:type="dxa" w:w="6552"/>
+            <w:tcW w:type="dxa" w:w="8442"/>
           </w:tcPr>
           <w:p>
             <w:pPr>
@@ -10765,7 +10765,7 @@
         </w:tc>
         <w:tc>
           <w:tcPr>
-            <w:tcW w:type="dxa" w:w="1152"/>
+            <w:tcW w:type="dxa" w:w="1066"/>
           </w:tcPr>
           <w:p>
             <w:pPr>
@@ -10784,7 +10784,7 @@
       <w:tr>
         <w:tc>
           <w:tcPr>
-            <w:tcW w:type="dxa" w:w="432"/>
+            <w:tcW w:type="dxa" w:w="505"/>
           </w:tcPr>
           <w:p>
             <w:pPr>
@@ -10801,7 +10801,7 @@
         </w:tc>
         <w:tc>
           <w:tcPr>
-            <w:tcW w:type="dxa" w:w="2952"/>
+            <w:tcW w:type="dxa" w:w="1236"/>
           </w:tcPr>
           <w:p>
             <w:pPr>
@@ -10818,7 +10818,7 @@
         </w:tc>
         <w:tc>
           <w:tcPr>
-            <w:tcW w:type="dxa" w:w="1368"/>
+            <w:tcW w:type="dxa" w:w="1162"/>
           </w:tcPr>
           <w:p>
             <w:pPr>
@@ -10835,7 +10835,7 @@
         </w:tc>
         <w:tc>
           <w:tcPr>
-            <w:tcW w:type="dxa" w:w="1656"/>
+            <w:tcW w:type="dxa" w:w="1701"/>
           </w:tcPr>
           <w:p>
             <w:pPr>
@@ -10852,7 +10852,7 @@
         </w:tc>
         <w:tc>
           <w:tcPr>
-            <w:tcW w:type="dxa" w:w="6552"/>
+            <w:tcW w:type="dxa" w:w="8442"/>
           </w:tcPr>
           <w:p>
             <w:pPr>
@@ -10869,7 +10869,7 @@
         </w:tc>
         <w:tc>
           <w:tcPr>
-            <w:tcW w:type="dxa" w:w="1152"/>
+            <w:tcW w:type="dxa" w:w="1066"/>
           </w:tcPr>
           <w:p>
             <w:pPr>
@@ -10888,7 +10888,7 @@
       <w:tr>
         <w:tc>
           <w:tcPr>
-            <w:tcW w:type="dxa" w:w="432"/>
+            <w:tcW w:type="dxa" w:w="505"/>
           </w:tcPr>
           <w:p>
             <w:pPr>
@@ -10905,7 +10905,7 @@
         </w:tc>
         <w:tc>
           <w:tcPr>
-            <w:tcW w:type="dxa" w:w="2952"/>
+            <w:tcW w:type="dxa" w:w="1236"/>
           </w:tcPr>
           <w:p>
             <w:pPr>
@@ -10922,7 +10922,7 @@
         </w:tc>
         <w:tc>
           <w:tcPr>
-            <w:tcW w:type="dxa" w:w="1368"/>
+            <w:tcW w:type="dxa" w:w="1162"/>
           </w:tcPr>
           <w:p>
             <w:pPr>
@@ -10939,7 +10939,7 @@
         </w:tc>
         <w:tc>
           <w:tcPr>
-            <w:tcW w:type="dxa" w:w="1656"/>
+            <w:tcW w:type="dxa" w:w="1701"/>
           </w:tcPr>
           <w:p>
             <w:pPr>
@@ -10956,7 +10956,7 @@
         </w:tc>
         <w:tc>
           <w:tcPr>
-            <w:tcW w:type="dxa" w:w="6552"/>
+            <w:tcW w:type="dxa" w:w="8442"/>
           </w:tcPr>
           <w:p>
             <w:pPr>
@@ -10973,7 +10973,7 @@
         </w:tc>
         <w:tc>
           <w:tcPr>
-            <w:tcW w:type="dxa" w:w="1152"/>
+            <w:tcW w:type="dxa" w:w="1066"/>
           </w:tcPr>
           <w:p>
             <w:pPr>
@@ -10992,7 +10992,7 @@
       <w:tr>
         <w:tc>
           <w:tcPr>
-            <w:tcW w:type="dxa" w:w="432"/>
+            <w:tcW w:type="dxa" w:w="505"/>
           </w:tcPr>
           <w:p>
             <w:pPr>
@@ -11009,7 +11009,7 @@
         </w:tc>
         <w:tc>
           <w:tcPr>
-            <w:tcW w:type="dxa" w:w="2952"/>
+            <w:tcW w:type="dxa" w:w="1236"/>
           </w:tcPr>
           <w:p>
             <w:pPr>
@@ -11026,7 +11026,7 @@
         </w:tc>
         <w:tc>
           <w:tcPr>
-            <w:tcW w:type="dxa" w:w="1368"/>
+            <w:tcW w:type="dxa" w:w="1162"/>
           </w:tcPr>
           <w:p>
             <w:pPr>
@@ -11043,7 +11043,7 @@
         </w:tc>
         <w:tc>
           <w:tcPr>
-            <w:tcW w:type="dxa" w:w="1656"/>
+            <w:tcW w:type="dxa" w:w="1701"/>
           </w:tcPr>
           <w:p>
             <w:pPr>
@@ -11060,7 +11060,7 @@
         </w:tc>
         <w:tc>
           <w:tcPr>
-            <w:tcW w:type="dxa" w:w="6552"/>
+            <w:tcW w:type="dxa" w:w="8442"/>
           </w:tcPr>
           <w:p>
             <w:pPr>
@@ -11077,7 +11077,7 @@
         </w:tc>
         <w:tc>
           <w:tcPr>
-            <w:tcW w:type="dxa" w:w="1152"/>
+            <w:tcW w:type="dxa" w:w="1066"/>
           </w:tcPr>
           <w:p>
             <w:pPr>
@@ -11096,7 +11096,7 @@
       <w:tr>
         <w:tc>
           <w:tcPr>
-            <w:tcW w:type="dxa" w:w="432"/>
+            <w:tcW w:type="dxa" w:w="505"/>
           </w:tcPr>
           <w:p>
             <w:pPr>
@@ -11113,7 +11113,7 @@
         </w:tc>
         <w:tc>
           <w:tcPr>
-            <w:tcW w:type="dxa" w:w="2952"/>
+            <w:tcW w:type="dxa" w:w="1236"/>
           </w:tcPr>
           <w:p>
             <w:pPr>
@@ -11130,7 +11130,7 @@
         </w:tc>
         <w:tc>
           <w:tcPr>
-            <w:tcW w:type="dxa" w:w="1368"/>
+            <w:tcW w:type="dxa" w:w="1162"/>
           </w:tcPr>
           <w:p>
             <w:pPr>
@@ -11147,7 +11147,7 @@
         </w:tc>
         <w:tc>
           <w:tcPr>
-            <w:tcW w:type="dxa" w:w="1656"/>
+            <w:tcW w:type="dxa" w:w="1701"/>
           </w:tcPr>
           <w:p>
             <w:pPr>
@@ -11164,7 +11164,7 @@
         </w:tc>
         <w:tc>
           <w:tcPr>
-            <w:tcW w:type="dxa" w:w="6552"/>
+            <w:tcW w:type="dxa" w:w="8442"/>
           </w:tcPr>
           <w:p>
             <w:pPr>
@@ -11181,7 +11181,7 @@
         </w:tc>
         <w:tc>
           <w:tcPr>
-            <w:tcW w:type="dxa" w:w="1152"/>
+            <w:tcW w:type="dxa" w:w="1066"/>
           </w:tcPr>
           <w:p>
             <w:pPr>
@@ -11200,7 +11200,7 @@
       <w:tr>
         <w:tc>
           <w:tcPr>
-            <w:tcW w:type="dxa" w:w="432"/>
+            <w:tcW w:type="dxa" w:w="505"/>
           </w:tcPr>
           <w:p>
             <w:pPr>
@@ -11217,7 +11217,7 @@
         </w:tc>
         <w:tc>
           <w:tcPr>
-            <w:tcW w:type="dxa" w:w="2952"/>
+            <w:tcW w:type="dxa" w:w="1236"/>
           </w:tcPr>
           <w:p>
             <w:pPr>
@@ -11234,7 +11234,7 @@
         </w:tc>
         <w:tc>
           <w:tcPr>
-            <w:tcW w:type="dxa" w:w="1368"/>
+            <w:tcW w:type="dxa" w:w="1162"/>
           </w:tcPr>
           <w:p>
             <w:pPr>
@@ -11251,7 +11251,7 @@
         </w:tc>
         <w:tc>
           <w:tcPr>
-            <w:tcW w:type="dxa" w:w="1656"/>
+            <w:tcW w:type="dxa" w:w="1701"/>
           </w:tcPr>
           <w:p>
             <w:pPr>
@@ -11268,7 +11268,7 @@
         </w:tc>
         <w:tc>
           <w:tcPr>
-            <w:tcW w:type="dxa" w:w="6552"/>
+            <w:tcW w:type="dxa" w:w="8442"/>
           </w:tcPr>
           <w:p>
             <w:pPr>
@@ -11285,7 +11285,7 @@
         </w:tc>
         <w:tc>
           <w:tcPr>
-            <w:tcW w:type="dxa" w:w="1152"/>
+            <w:tcW w:type="dxa" w:w="1066"/>
           </w:tcPr>
           <w:p>
             <w:pPr>
@@ -11304,7 +11304,7 @@
       <w:tr>
         <w:tc>
           <w:tcPr>
-            <w:tcW w:type="dxa" w:w="432"/>
+            <w:tcW w:type="dxa" w:w="505"/>
           </w:tcPr>
           <w:p>
             <w:pPr>
@@ -11321,7 +11321,7 @@
         </w:tc>
         <w:tc>
           <w:tcPr>
-            <w:tcW w:type="dxa" w:w="2952"/>
+            <w:tcW w:type="dxa" w:w="1236"/>
           </w:tcPr>
           <w:p>
             <w:pPr>
@@ -11338,7 +11338,7 @@
         </w:tc>
         <w:tc>
           <w:tcPr>
-            <w:tcW w:type="dxa" w:w="1368"/>
+            <w:tcW w:type="dxa" w:w="1162"/>
           </w:tcPr>
           <w:p>
             <w:pPr>
@@ -11355,7 +11355,7 @@
         </w:tc>
         <w:tc>
           <w:tcPr>
-            <w:tcW w:type="dxa" w:w="1656"/>
+            <w:tcW w:type="dxa" w:w="1701"/>
           </w:tcPr>
           <w:p>
             <w:pPr>
@@ -11372,7 +11372,7 @@
         </w:tc>
         <w:tc>
           <w:tcPr>
-            <w:tcW w:type="dxa" w:w="6552"/>
+            <w:tcW w:type="dxa" w:w="8442"/>
           </w:tcPr>
           <w:p>
             <w:pPr>
@@ -11389,7 +11389,7 @@
         </w:tc>
         <w:tc>
           <w:tcPr>
-            <w:tcW w:type="dxa" w:w="1152"/>
+            <w:tcW w:type="dxa" w:w="1066"/>
           </w:tcPr>
           <w:p>
             <w:pPr>
@@ -11408,7 +11408,7 @@
       <w:tr>
         <w:tc>
           <w:tcPr>
-            <w:tcW w:type="dxa" w:w="432"/>
+            <w:tcW w:type="dxa" w:w="505"/>
           </w:tcPr>
           <w:p>
             <w:pPr>
@@ -11425,7 +11425,7 @@
         </w:tc>
         <w:tc>
           <w:tcPr>
-            <w:tcW w:type="dxa" w:w="2952"/>
+            <w:tcW w:type="dxa" w:w="1236"/>
           </w:tcPr>
           <w:p>
             <w:pPr>
@@ -11442,7 +11442,7 @@
         </w:tc>
         <w:tc>
           <w:tcPr>
-            <w:tcW w:type="dxa" w:w="1368"/>
+            <w:tcW w:type="dxa" w:w="1162"/>
           </w:tcPr>
           <w:p>
             <w:pPr>
@@ -11459,7 +11459,7 @@
         </w:tc>
         <w:tc>
           <w:tcPr>
-            <w:tcW w:type="dxa" w:w="1656"/>
+            <w:tcW w:type="dxa" w:w="1701"/>
           </w:tcPr>
           <w:p>
             <w:pPr>
@@ -11476,7 +11476,7 @@
         </w:tc>
         <w:tc>
           <w:tcPr>
-            <w:tcW w:type="dxa" w:w="6552"/>
+            <w:tcW w:type="dxa" w:w="8442"/>
           </w:tcPr>
           <w:p>
             <w:pPr>
@@ -11493,7 +11493,7 @@
         </w:tc>
         <w:tc>
           <w:tcPr>
-            <w:tcW w:type="dxa" w:w="1152"/>
+            <w:tcW w:type="dxa" w:w="1066"/>
           </w:tcPr>
           <w:p>
             <w:pPr>
@@ -11512,7 +11512,7 @@
       <w:tr>
         <w:tc>
           <w:tcPr>
-            <w:tcW w:type="dxa" w:w="432"/>
+            <w:tcW w:type="dxa" w:w="505"/>
           </w:tcPr>
           <w:p>
             <w:pPr>
@@ -11529,7 +11529,7 @@
         </w:tc>
         <w:tc>
           <w:tcPr>
-            <w:tcW w:type="dxa" w:w="2952"/>
+            <w:tcW w:type="dxa" w:w="1236"/>
           </w:tcPr>
           <w:p>
             <w:pPr>
@@ -11546,7 +11546,7 @@
         </w:tc>
         <w:tc>
           <w:tcPr>
-            <w:tcW w:type="dxa" w:w="1368"/>
+            <w:tcW w:type="dxa" w:w="1162"/>
           </w:tcPr>
           <w:p>
             <w:pPr>
@@ -11563,7 +11563,7 @@
         </w:tc>
         <w:tc>
           <w:tcPr>
-            <w:tcW w:type="dxa" w:w="1656"/>
+            <w:tcW w:type="dxa" w:w="1701"/>
           </w:tcPr>
           <w:p>
             <w:pPr>
@@ -11580,7 +11580,7 @@
         </w:tc>
         <w:tc>
           <w:tcPr>
-            <w:tcW w:type="dxa" w:w="6552"/>
+            <w:tcW w:type="dxa" w:w="8442"/>
           </w:tcPr>
           <w:p>
             <w:pPr>
@@ -11597,7 +11597,7 @@
         </w:tc>
         <w:tc>
           <w:tcPr>
-            <w:tcW w:type="dxa" w:w="1152"/>
+            <w:tcW w:type="dxa" w:w="1066"/>
           </w:tcPr>
           <w:p>
             <w:pPr>
@@ -11616,7 +11616,7 @@
       <w:tr>
         <w:tc>
           <w:tcPr>
-            <w:tcW w:type="dxa" w:w="432"/>
+            <w:tcW w:type="dxa" w:w="505"/>
           </w:tcPr>
           <w:p>
             <w:pPr>
@@ -11633,7 +11633,7 @@
         </w:tc>
         <w:tc>
           <w:tcPr>
-            <w:tcW w:type="dxa" w:w="2952"/>
+            <w:tcW w:type="dxa" w:w="1236"/>
           </w:tcPr>
           <w:p>
             <w:pPr>
@@ -11650,7 +11650,7 @@
         </w:tc>
         <w:tc>
           <w:tcPr>
-            <w:tcW w:type="dxa" w:w="1368"/>
+            <w:tcW w:type="dxa" w:w="1162"/>
           </w:tcPr>
           <w:p>
             <w:pPr>
@@ -11667,7 +11667,7 @@
         </w:tc>
         <w:tc>
           <w:tcPr>
-            <w:tcW w:type="dxa" w:w="1656"/>
+            <w:tcW w:type="dxa" w:w="1701"/>
           </w:tcPr>
           <w:p>
             <w:pPr>
@@ -11684,7 +11684,7 @@
         </w:tc>
         <w:tc>
           <w:tcPr>
-            <w:tcW w:type="dxa" w:w="6552"/>
+            <w:tcW w:type="dxa" w:w="8442"/>
           </w:tcPr>
           <w:p>
             <w:pPr>
@@ -11701,7 +11701,7 @@
         </w:tc>
         <w:tc>
           <w:tcPr>
-            <w:tcW w:type="dxa" w:w="1152"/>
+            <w:tcW w:type="dxa" w:w="1066"/>
           </w:tcPr>
           <w:p>
             <w:pPr>
@@ -11720,7 +11720,7 @@
       <w:tr>
         <w:tc>
           <w:tcPr>
-            <w:tcW w:type="dxa" w:w="432"/>
+            <w:tcW w:type="dxa" w:w="505"/>
           </w:tcPr>
           <w:p>
             <w:pPr>
@@ -11737,7 +11737,7 @@
         </w:tc>
         <w:tc>
           <w:tcPr>
-            <w:tcW w:type="dxa" w:w="2952"/>
+            <w:tcW w:type="dxa" w:w="1236"/>
           </w:tcPr>
           <w:p>
             <w:pPr>
@@ -11754,7 +11754,7 @@
         </w:tc>
         <w:tc>
           <w:tcPr>
-            <w:tcW w:type="dxa" w:w="1368"/>
+            <w:tcW w:type="dxa" w:w="1162"/>
           </w:tcPr>
           <w:p>
             <w:pPr>
@@ -11771,7 +11771,7 @@
         </w:tc>
         <w:tc>
           <w:tcPr>
-            <w:tcW w:type="dxa" w:w="1656"/>
+            <w:tcW w:type="dxa" w:w="1701"/>
           </w:tcPr>
           <w:p>
             <w:pPr>
@@ -11788,7 +11788,7 @@
         </w:tc>
         <w:tc>
           <w:tcPr>
-            <w:tcW w:type="dxa" w:w="6552"/>
+            <w:tcW w:type="dxa" w:w="8442"/>
           </w:tcPr>
           <w:p>
             <w:pPr>
@@ -11805,7 +11805,7 @@
         </w:tc>
         <w:tc>
           <w:tcPr>
-            <w:tcW w:type="dxa" w:w="1152"/>
+            <w:tcW w:type="dxa" w:w="1066"/>
           </w:tcPr>
           <w:p>
             <w:pPr>
@@ -11824,7 +11824,7 @@
       <w:tr>
         <w:tc>
           <w:tcPr>
-            <w:tcW w:type="dxa" w:w="432"/>
+            <w:tcW w:type="dxa" w:w="505"/>
           </w:tcPr>
           <w:p>
             <w:pPr>
@@ -11841,7 +11841,7 @@
         </w:tc>
         <w:tc>
           <w:tcPr>
-            <w:tcW w:type="dxa" w:w="2952"/>
+            <w:tcW w:type="dxa" w:w="1236"/>
           </w:tcPr>
           <w:p>
             <w:pPr>
@@ -11858,7 +11858,7 @@
         </w:tc>
         <w:tc>
           <w:tcPr>
-            <w:tcW w:type="dxa" w:w="1368"/>
+            <w:tcW w:type="dxa" w:w="1162"/>
           </w:tcPr>
           <w:p>
             <w:pPr>
@@ -11875,7 +11875,7 @@
         </w:tc>
         <w:tc>
           <w:tcPr>
-            <w:tcW w:type="dxa" w:w="1656"/>
+            <w:tcW w:type="dxa" w:w="1701"/>
           </w:tcPr>
           <w:p>
             <w:pPr>
@@ -11892,7 +11892,7 @@
         </w:tc>
         <w:tc>
           <w:tcPr>
-            <w:tcW w:type="dxa" w:w="6552"/>
+            <w:tcW w:type="dxa" w:w="8442"/>
           </w:tcPr>
           <w:p>
             <w:pPr>
@@ -11909,7 +11909,7 @@
         </w:tc>
         <w:tc>
           <w:tcPr>
-            <w:tcW w:type="dxa" w:w="1152"/>
+            <w:tcW w:type="dxa" w:w="1066"/>
           </w:tcPr>
           <w:p>
             <w:pPr>
@@ -11928,7 +11928,7 @@
       <w:tr>
         <w:tc>
           <w:tcPr>
-            <w:tcW w:type="dxa" w:w="432"/>
+            <w:tcW w:type="dxa" w:w="505"/>
           </w:tcPr>
           <w:p>
             <w:pPr>
@@ -11945,7 +11945,7 @@
         </w:tc>
         <w:tc>
           <w:tcPr>
-            <w:tcW w:type="dxa" w:w="2952"/>
+            <w:tcW w:type="dxa" w:w="1236"/>
           </w:tcPr>
           <w:p>
             <w:pPr>
@@ -11962,7 +11962,7 @@
         </w:tc>
         <w:tc>
           <w:tcPr>
-            <w:tcW w:type="dxa" w:w="1368"/>
+            <w:tcW w:type="dxa" w:w="1162"/>
           </w:tcPr>
           <w:p>
             <w:pPr>
@@ -11979,7 +11979,7 @@
         </w:tc>
         <w:tc>
           <w:tcPr>
-            <w:tcW w:type="dxa" w:w="1656"/>
+            <w:tcW w:type="dxa" w:w="1701"/>
           </w:tcPr>
           <w:p>
             <w:pPr>
@@ -11996,7 +11996,7 @@
         </w:tc>
         <w:tc>
           <w:tcPr>
-            <w:tcW w:type="dxa" w:w="6552"/>
+            <w:tcW w:type="dxa" w:w="8442"/>
           </w:tcPr>
           <w:p>
             <w:pPr>
@@ -12013,7 +12013,7 @@
         </w:tc>
         <w:tc>
           <w:tcPr>
-            <w:tcW w:type="dxa" w:w="1152"/>
+            <w:tcW w:type="dxa" w:w="1066"/>
           </w:tcPr>
           <w:p>
             <w:pPr>
@@ -12032,7 +12032,7 @@
       <w:tr>
         <w:tc>
           <w:tcPr>
-            <w:tcW w:type="dxa" w:w="432"/>
+            <w:tcW w:type="dxa" w:w="505"/>
           </w:tcPr>
           <w:p>
             <w:pPr>
@@ -12049,7 +12049,7 @@
         </w:tc>
         <w:tc>
           <w:tcPr>
-            <w:tcW w:type="dxa" w:w="2952"/>
+            <w:tcW w:type="dxa" w:w="1236"/>
           </w:tcPr>
           <w:p>
             <w:pPr>
@@ -12066,7 +12066,7 @@
         </w:tc>
         <w:tc>
           <w:tcPr>
-            <w:tcW w:type="dxa" w:w="1368"/>
+            <w:tcW w:type="dxa" w:w="1162"/>
           </w:tcPr>
           <w:p>
             <w:pPr>
@@ -12083,7 +12083,7 @@
         </w:tc>
         <w:tc>
           <w:tcPr>
-            <w:tcW w:type="dxa" w:w="1656"/>
+            <w:tcW w:type="dxa" w:w="1701"/>
           </w:tcPr>
           <w:p>
             <w:pPr>
@@ -12100,7 +12100,7 @@
         </w:tc>
         <w:tc>
           <w:tcPr>
-            <w:tcW w:type="dxa" w:w="6552"/>
+            <w:tcW w:type="dxa" w:w="8442"/>
           </w:tcPr>
           <w:p>
             <w:pPr>
@@ -12117,7 +12117,7 @@
         </w:tc>
         <w:tc>
           <w:tcPr>
-            <w:tcW w:type="dxa" w:w="1152"/>
+            <w:tcW w:type="dxa" w:w="1066"/>
           </w:tcPr>
           <w:p>
             <w:pPr>
@@ -12136,7 +12136,7 @@
       <w:tr>
         <w:tc>
           <w:tcPr>
-            <w:tcW w:type="dxa" w:w="432"/>
+            <w:tcW w:type="dxa" w:w="505"/>
           </w:tcPr>
           <w:p>
             <w:pPr>
@@ -12153,7 +12153,7 @@
         </w:tc>
         <w:tc>
           <w:tcPr>
-            <w:tcW w:type="dxa" w:w="2952"/>
+            <w:tcW w:type="dxa" w:w="1236"/>
           </w:tcPr>
           <w:p>
             <w:pPr>
@@ -12170,7 +12170,7 @@
         </w:tc>
         <w:tc>
           <w:tcPr>
-            <w:tcW w:type="dxa" w:w="1368"/>
+            <w:tcW w:type="dxa" w:w="1162"/>
           </w:tcPr>
           <w:p>
             <w:pPr>
@@ -12187,7 +12187,7 @@
         </w:tc>
         <w:tc>
           <w:tcPr>
-            <w:tcW w:type="dxa" w:w="1656"/>
+            <w:tcW w:type="dxa" w:w="1701"/>
           </w:tcPr>
           <w:p>
             <w:pPr>
@@ -12204,7 +12204,7 @@
         </w:tc>
         <w:tc>
           <w:tcPr>
-            <w:tcW w:type="dxa" w:w="6552"/>
+            <w:tcW w:type="dxa" w:w="8442"/>
           </w:tcPr>
           <w:p>
             <w:pPr>
@@ -12221,7 +12221,7 @@
         </w:tc>
         <w:tc>
           <w:tcPr>
-            <w:tcW w:type="dxa" w:w="1152"/>
+            <w:tcW w:type="dxa" w:w="1066"/>
           </w:tcPr>
           <w:p>
             <w:pPr>
@@ -12240,7 +12240,7 @@
       <w:tr>
         <w:tc>
           <w:tcPr>
-            <w:tcW w:type="dxa" w:w="432"/>
+            <w:tcW w:type="dxa" w:w="505"/>
           </w:tcPr>
           <w:p>
             <w:pPr>
@@ -12257,7 +12257,7 @@
         </w:tc>
         <w:tc>
           <w:tcPr>
-            <w:tcW w:type="dxa" w:w="2952"/>
+            <w:tcW w:type="dxa" w:w="1236"/>
           </w:tcPr>
           <w:p>
             <w:pPr>
@@ -12274,7 +12274,7 @@
         </w:tc>
         <w:tc>
           <w:tcPr>
-            <w:tcW w:type="dxa" w:w="1368"/>
+            <w:tcW w:type="dxa" w:w="1162"/>
           </w:tcPr>
           <w:p>
             <w:pPr>
@@ -12291,7 +12291,7 @@
         </w:tc>
         <w:tc>
           <w:tcPr>
-            <w:tcW w:type="dxa" w:w="1656"/>
+            <w:tcW w:type="dxa" w:w="1701"/>
           </w:tcPr>
           <w:p>
             <w:pPr>
@@ -12308,7 +12308,7 @@
         </w:tc>
         <w:tc>
           <w:tcPr>
-            <w:tcW w:type="dxa" w:w="6552"/>
+            <w:tcW w:type="dxa" w:w="8442"/>
           </w:tcPr>
           <w:p>
             <w:pPr>
@@ -12325,7 +12325,7 @@
         </w:tc>
         <w:tc>
           <w:tcPr>
-            <w:tcW w:type="dxa" w:w="1152"/>
+            <w:tcW w:type="dxa" w:w="1066"/>
           </w:tcPr>
           <w:p>
             <w:pPr>
@@ -12344,7 +12344,7 @@
       <w:tr>
         <w:tc>
           <w:tcPr>
-            <w:tcW w:type="dxa" w:w="432"/>
+            <w:tcW w:type="dxa" w:w="505"/>
           </w:tcPr>
           <w:p>
             <w:pPr>
@@ -12361,7 +12361,7 @@
         </w:tc>
         <w:tc>
           <w:tcPr>
-            <w:tcW w:type="dxa" w:w="2952"/>
+            <w:tcW w:type="dxa" w:w="1236"/>
           </w:tcPr>
           <w:p>
             <w:pPr>
@@ -12378,7 +12378,7 @@
         </w:tc>
         <w:tc>
           <w:tcPr>
-            <w:tcW w:type="dxa" w:w="1368"/>
+            <w:tcW w:type="dxa" w:w="1162"/>
           </w:tcPr>
           <w:p>
             <w:pPr>
@@ -12395,7 +12395,7 @@
         </w:tc>
         <w:tc>
           <w:tcPr>
-            <w:tcW w:type="dxa" w:w="1656"/>
+            <w:tcW w:type="dxa" w:w="1701"/>
           </w:tcPr>
           <w:p>
             <w:pPr>
@@ -12412,7 +12412,7 @@
         </w:tc>
         <w:tc>
           <w:tcPr>
-            <w:tcW w:type="dxa" w:w="6552"/>
+            <w:tcW w:type="dxa" w:w="8442"/>
           </w:tcPr>
           <w:p>
             <w:pPr>
@@ -12429,7 +12429,7 @@
         </w:tc>
         <w:tc>
           <w:tcPr>
-            <w:tcW w:type="dxa" w:w="1152"/>
+            <w:tcW w:type="dxa" w:w="1066"/>
           </w:tcPr>
           <w:p>
             <w:pPr>
@@ -12448,7 +12448,7 @@
       <w:tr>
         <w:tc>
           <w:tcPr>
-            <w:tcW w:type="dxa" w:w="432"/>
+            <w:tcW w:type="dxa" w:w="505"/>
           </w:tcPr>
           <w:p>
             <w:pPr>
@@ -12465,7 +12465,7 @@
         </w:tc>
         <w:tc>
           <w:tcPr>
-            <w:tcW w:type="dxa" w:w="2952"/>
+            <w:tcW w:type="dxa" w:w="1236"/>
           </w:tcPr>
           <w:p>
             <w:pPr>
@@ -12482,7 +12482,7 @@
         </w:tc>
         <w:tc>
           <w:tcPr>
-            <w:tcW w:type="dxa" w:w="1368"/>
+            <w:tcW w:type="dxa" w:w="1162"/>
           </w:tcPr>
           <w:p>
             <w:pPr>
@@ -12499,7 +12499,7 @@
         </w:tc>
         <w:tc>
           <w:tcPr>
-            <w:tcW w:type="dxa" w:w="1656"/>
+            <w:tcW w:type="dxa" w:w="1701"/>
           </w:tcPr>
           <w:p>
             <w:pPr>
@@ -12516,7 +12516,7 @@
         </w:tc>
         <w:tc>
           <w:tcPr>
-            <w:tcW w:type="dxa" w:w="6552"/>
+            <w:tcW w:type="dxa" w:w="8442"/>
           </w:tcPr>
           <w:p>
             <w:pPr>
@@ -12533,7 +12533,7 @@
         </w:tc>
         <w:tc>
           <w:tcPr>
-            <w:tcW w:type="dxa" w:w="1152"/>
+            <w:tcW w:type="dxa" w:w="1066"/>
           </w:tcPr>
           <w:p>
             <w:pPr>
@@ -12552,7 +12552,7 @@
       <w:tr>
         <w:tc>
           <w:tcPr>
-            <w:tcW w:type="dxa" w:w="432"/>
+            <w:tcW w:type="dxa" w:w="505"/>
           </w:tcPr>
           <w:p>
             <w:pPr>
@@ -12569,7 +12569,7 @@
         </w:tc>
         <w:tc>
           <w:tcPr>
-            <w:tcW w:type="dxa" w:w="2952"/>
+            <w:tcW w:type="dxa" w:w="1236"/>
           </w:tcPr>
           <w:p>
             <w:pPr>
@@ -12586,7 +12586,7 @@
         </w:tc>
         <w:tc>
           <w:tcPr>
-            <w:tcW w:type="dxa" w:w="1368"/>
+            <w:tcW w:type="dxa" w:w="1162"/>
           </w:tcPr>
           <w:p>
             <w:pPr>
@@ -12603,7 +12603,7 @@
         </w:tc>
         <w:tc>
           <w:tcPr>
-            <w:tcW w:type="dxa" w:w="1656"/>
+            <w:tcW w:type="dxa" w:w="1701"/>
           </w:tcPr>
           <w:p>
             <w:pPr>
@@ -12620,7 +12620,7 @@
         </w:tc>
         <w:tc>
           <w:tcPr>
-            <w:tcW w:type="dxa" w:w="6552"/>
+            <w:tcW w:type="dxa" w:w="8442"/>
           </w:tcPr>
           <w:p>
             <w:pPr>
@@ -12637,7 +12637,7 @@
         </w:tc>
         <w:tc>
           <w:tcPr>
-            <w:tcW w:type="dxa" w:w="1152"/>
+            <w:tcW w:type="dxa" w:w="1066"/>
           </w:tcPr>
           <w:p>
             <w:pPr>
@@ -12656,7 +12656,7 @@
       <w:tr>
         <w:tc>
           <w:tcPr>
-            <w:tcW w:type="dxa" w:w="432"/>
+            <w:tcW w:type="dxa" w:w="505"/>
           </w:tcPr>
           <w:p>
             <w:pPr>
@@ -12673,7 +12673,7 @@
         </w:tc>
         <w:tc>
           <w:tcPr>
-            <w:tcW w:type="dxa" w:w="2952"/>
+            <w:tcW w:type="dxa" w:w="1236"/>
           </w:tcPr>
           <w:p>
             <w:pPr>
@@ -12690,7 +12690,7 @@
         </w:tc>
         <w:tc>
           <w:tcPr>
-            <w:tcW w:type="dxa" w:w="1368"/>
+            <w:tcW w:type="dxa" w:w="1162"/>
           </w:tcPr>
           <w:p>
             <w:pPr>
@@ -12707,7 +12707,7 @@
         </w:tc>
         <w:tc>
           <w:tcPr>
-            <w:tcW w:type="dxa" w:w="1656"/>
+            <w:tcW w:type="dxa" w:w="1701"/>
           </w:tcPr>
           <w:p>
             <w:pPr>
@@ -12724,7 +12724,7 @@
         </w:tc>
         <w:tc>
           <w:tcPr>
-            <w:tcW w:type="dxa" w:w="6552"/>
+            <w:tcW w:type="dxa" w:w="8442"/>
           </w:tcPr>
           <w:p>
             <w:pPr>
@@ -12741,7 +12741,7 @@
         </w:tc>
         <w:tc>
           <w:tcPr>
-            <w:tcW w:type="dxa" w:w="1152"/>
+            <w:tcW w:type="dxa" w:w="1066"/>
           </w:tcPr>
           <w:p>
             <w:pPr>
@@ -12760,7 +12760,7 @@
       <w:tr>
         <w:tc>
           <w:tcPr>
-            <w:tcW w:type="dxa" w:w="432"/>
+            <w:tcW w:type="dxa" w:w="505"/>
           </w:tcPr>
           <w:p>
             <w:pPr>
@@ -12777,7 +12777,7 @@
         </w:tc>
         <w:tc>
           <w:tcPr>
-            <w:tcW w:type="dxa" w:w="2952"/>
+            <w:tcW w:type="dxa" w:w="1236"/>
           </w:tcPr>
           <w:p>
             <w:pPr>
@@ -12794,7 +12794,7 @@
         </w:tc>
         <w:tc>
           <w:tcPr>
-            <w:tcW w:type="dxa" w:w="1368"/>
+            <w:tcW w:type="dxa" w:w="1162"/>
           </w:tcPr>
           <w:p>
             <w:pPr>
@@ -12811,7 +12811,7 @@
         </w:tc>
         <w:tc>
           <w:tcPr>
-            <w:tcW w:type="dxa" w:w="1656"/>
+            <w:tcW w:type="dxa" w:w="1701"/>
           </w:tcPr>
           <w:p>
             <w:pPr>
@@ -12828,7 +12828,7 @@
         </w:tc>
         <w:tc>
           <w:tcPr>
-            <w:tcW w:type="dxa" w:w="6552"/>
+            <w:tcW w:type="dxa" w:w="8442"/>
           </w:tcPr>
           <w:p>
             <w:pPr>
@@ -12845,7 +12845,7 @@
         </w:tc>
         <w:tc>
           <w:tcPr>
-            <w:tcW w:type="dxa" w:w="1152"/>
+            <w:tcW w:type="dxa" w:w="1066"/>
           </w:tcPr>
           <w:p>
             <w:pPr>
@@ -12864,7 +12864,7 @@
       <w:tr>
         <w:tc>
           <w:tcPr>
-            <w:tcW w:type="dxa" w:w="432"/>
+            <w:tcW w:type="dxa" w:w="505"/>
           </w:tcPr>
           <w:p>
             <w:pPr>
@@ -12881,7 +12881,7 @@
         </w:tc>
         <w:tc>
           <w:tcPr>
-            <w:tcW w:type="dxa" w:w="2952"/>
+            <w:tcW w:type="dxa" w:w="1236"/>
           </w:tcPr>
           <w:p>
             <w:pPr>
@@ -12898,7 +12898,7 @@
         </w:tc>
         <w:tc>
           <w:tcPr>
-            <w:tcW w:type="dxa" w:w="1368"/>
+            <w:tcW w:type="dxa" w:w="1162"/>
           </w:tcPr>
           <w:p>
             <w:pPr>
@@ -12915,7 +12915,7 @@
         </w:tc>
         <w:tc>
           <w:tcPr>
-            <w:tcW w:type="dxa" w:w="1656"/>
+            <w:tcW w:type="dxa" w:w="1701"/>
           </w:tcPr>
           <w:p>
             <w:pPr>
@@ -12932,7 +12932,7 @@
         </w:tc>
         <w:tc>
           <w:tcPr>
-            <w:tcW w:type="dxa" w:w="6552"/>
+            <w:tcW w:type="dxa" w:w="8442"/>
           </w:tcPr>
           <w:p>
             <w:pPr>
@@ -12949,7 +12949,7 @@
         </w:tc>
         <w:tc>
           <w:tcPr>
-            <w:tcW w:type="dxa" w:w="1152"/>
+            <w:tcW w:type="dxa" w:w="1066"/>
           </w:tcPr>
           <w:p>
             <w:pPr>
@@ -12968,7 +12968,7 @@
       <w:tr>
         <w:tc>
           <w:tcPr>
-            <w:tcW w:type="dxa" w:w="432"/>
+            <w:tcW w:type="dxa" w:w="505"/>
           </w:tcPr>
           <w:p>
             <w:pPr>
@@ -12985,7 +12985,7 @@
         </w:tc>
         <w:tc>
           <w:tcPr>
-            <w:tcW w:type="dxa" w:w="2952"/>
+            <w:tcW w:type="dxa" w:w="1236"/>
           </w:tcPr>
           <w:p>
             <w:pPr>
@@ -13002,7 +13002,7 @@
         </w:tc>
         <w:tc>
           <w:tcPr>
-            <w:tcW w:type="dxa" w:w="1368"/>
+            <w:tcW w:type="dxa" w:w="1162"/>
           </w:tcPr>
           <w:p>
             <w:pPr>
@@ -13019,7 +13019,7 @@
         </w:tc>
         <w:tc>
           <w:tcPr>
-            <w:tcW w:type="dxa" w:w="1656"/>
+            <w:tcW w:type="dxa" w:w="1701"/>
           </w:tcPr>
           <w:p>
             <w:pPr>
@@ -13036,7 +13036,7 @@
         </w:tc>
         <w:tc>
           <w:tcPr>
-            <w:tcW w:type="dxa" w:w="6552"/>
+            <w:tcW w:type="dxa" w:w="8442"/>
           </w:tcPr>
           <w:p>
             <w:pPr>
@@ -13053,7 +13053,7 @@
         </w:tc>
         <w:tc>
           <w:tcPr>
-            <w:tcW w:type="dxa" w:w="1152"/>
+            <w:tcW w:type="dxa" w:w="1066"/>
           </w:tcPr>
           <w:p>
             <w:pPr>
@@ -13072,7 +13072,7 @@
       <w:tr>
         <w:tc>
           <w:tcPr>
-            <w:tcW w:type="dxa" w:w="432"/>
+            <w:tcW w:type="dxa" w:w="505"/>
           </w:tcPr>
           <w:p>
             <w:pPr>
@@ -13089,7 +13089,7 @@
         </w:tc>
         <w:tc>
           <w:tcPr>
-            <w:tcW w:type="dxa" w:w="2952"/>
+            <w:tcW w:type="dxa" w:w="1236"/>
           </w:tcPr>
           <w:p>
             <w:pPr>
@@ -13106,7 +13106,7 @@
         </w:tc>
         <w:tc>
           <w:tcPr>
-            <w:tcW w:type="dxa" w:w="1368"/>
+            <w:tcW w:type="dxa" w:w="1162"/>
           </w:tcPr>
           <w:p>
             <w:pPr>
@@ -13123,7 +13123,7 @@
         </w:tc>
         <w:tc>
           <w:tcPr>
-            <w:tcW w:type="dxa" w:w="1656"/>
+            <w:tcW w:type="dxa" w:w="1701"/>
           </w:tcPr>
           <w:p>
             <w:pPr>
@@ -13140,7 +13140,7 @@
         </w:tc>
         <w:tc>
           <w:tcPr>
-            <w:tcW w:type="dxa" w:w="6552"/>
+            <w:tcW w:type="dxa" w:w="8442"/>
           </w:tcPr>
           <w:p>
             <w:pPr>
@@ -13157,7 +13157,7 @@
         </w:tc>
         <w:tc>
           <w:tcPr>
-            <w:tcW w:type="dxa" w:w="1152"/>
+            <w:tcW w:type="dxa" w:w="1066"/>
           </w:tcPr>
           <w:p>
             <w:pPr>
@@ -13176,7 +13176,7 @@
       <w:tr>
         <w:tc>
           <w:tcPr>
-            <w:tcW w:type="dxa" w:w="432"/>
+            <w:tcW w:type="dxa" w:w="505"/>
           </w:tcPr>
           <w:p>
             <w:pPr>
@@ -13193,7 +13193,7 @@
         </w:tc>
         <w:tc>
           <w:tcPr>
-            <w:tcW w:type="dxa" w:w="2952"/>
+            <w:tcW w:type="dxa" w:w="1236"/>
           </w:tcPr>
           <w:p>
             <w:pPr>
@@ -13210,7 +13210,7 @@
         </w:tc>
         <w:tc>
           <w:tcPr>
-            <w:tcW w:type="dxa" w:w="1368"/>
+            <w:tcW w:type="dxa" w:w="1162"/>
           </w:tcPr>
           <w:p>
             <w:pPr>
@@ -13227,7 +13227,7 @@
         </w:tc>
         <w:tc>
           <w:tcPr>
-            <w:tcW w:type="dxa" w:w="1656"/>
+            <w:tcW w:type="dxa" w:w="1701"/>
           </w:tcPr>
           <w:p>
             <w:pPr>
@@ -13244,7 +13244,7 @@
         </w:tc>
         <w:tc>
           <w:tcPr>
-            <w:tcW w:type="dxa" w:w="6552"/>
+            <w:tcW w:type="dxa" w:w="8442"/>
           </w:tcPr>
           <w:p>
             <w:pPr>
@@ -13261,7 +13261,7 @@
         </w:tc>
         <w:tc>
           <w:tcPr>
-            <w:tcW w:type="dxa" w:w="1152"/>
+            <w:tcW w:type="dxa" w:w="1066"/>
           </w:tcPr>
           <w:p>
             <w:pPr>
@@ -13280,7 +13280,7 @@
       <w:tr>
         <w:tc>
           <w:tcPr>
-            <w:tcW w:type="dxa" w:w="432"/>
+            <w:tcW w:type="dxa" w:w="505"/>
           </w:tcPr>
           <w:p>
             <w:pPr>
@@ -13297,7 +13297,7 @@
         </w:tc>
         <w:tc>
           <w:tcPr>
-            <w:tcW w:type="dxa" w:w="2952"/>
+            <w:tcW w:type="dxa" w:w="1236"/>
           </w:tcPr>
           <w:p>
             <w:pPr>
@@ -13314,7 +13314,7 @@
         </w:tc>
         <w:tc>
           <w:tcPr>
-            <w:tcW w:type="dxa" w:w="1368"/>
+            <w:tcW w:type="dxa" w:w="1162"/>
           </w:tcPr>
           <w:p>
             <w:pPr>
@@ -13331,7 +13331,7 @@
         </w:tc>
         <w:tc>
           <w:tcPr>
-            <w:tcW w:type="dxa" w:w="1656"/>
+            <w:tcW w:type="dxa" w:w="1701"/>
           </w:tcPr>
           <w:p>
             <w:pPr>
@@ -13348,7 +13348,7 @@
         </w:tc>
         <w:tc>
           <w:tcPr>
-            <w:tcW w:type="dxa" w:w="6552"/>
+            <w:tcW w:type="dxa" w:w="8442"/>
           </w:tcPr>
           <w:p>
             <w:pPr>
@@ -13365,7 +13365,7 @@
         </w:tc>
         <w:tc>
           <w:tcPr>
-            <w:tcW w:type="dxa" w:w="1152"/>
+            <w:tcW w:type="dxa" w:w="1066"/>
           </w:tcPr>
           <w:p>
             <w:pPr>
@@ -13384,7 +13384,7 @@
       <w:tr>
         <w:tc>
           <w:tcPr>
-            <w:tcW w:type="dxa" w:w="432"/>
+            <w:tcW w:type="dxa" w:w="505"/>
           </w:tcPr>
           <w:p>
             <w:pPr>
@@ -13401,7 +13401,7 @@
         </w:tc>
         <w:tc>
           <w:tcPr>
-            <w:tcW w:type="dxa" w:w="2952"/>
+            <w:tcW w:type="dxa" w:w="1236"/>
           </w:tcPr>
           <w:p>
             <w:pPr>
@@ -13418,7 +13418,7 @@
         </w:tc>
         <w:tc>
           <w:tcPr>
-            <w:tcW w:type="dxa" w:w="1368"/>
+            <w:tcW w:type="dxa" w:w="1162"/>
           </w:tcPr>
           <w:p>
             <w:pPr>
@@ -13435,7 +13435,7 @@
         </w:tc>
         <w:tc>
           <w:tcPr>
-            <w:tcW w:type="dxa" w:w="1656"/>
+            <w:tcW w:type="dxa" w:w="1701"/>
           </w:tcPr>
           <w:p>
             <w:pPr>
@@ -13452,7 +13452,7 @@
         </w:tc>
         <w:tc>
           <w:tcPr>
-            <w:tcW w:type="dxa" w:w="6552"/>
+            <w:tcW w:type="dxa" w:w="8442"/>
           </w:tcPr>
           <w:p>
             <w:pPr>
@@ -13469,7 +13469,7 @@
         </w:tc>
         <w:tc>
           <w:tcPr>
-            <w:tcW w:type="dxa" w:w="1152"/>
+            <w:tcW w:type="dxa" w:w="1066"/>
           </w:tcPr>
           <w:p>
             <w:pPr>
@@ -13488,7 +13488,7 @@
       <w:tr>
         <w:tc>
           <w:tcPr>
-            <w:tcW w:type="dxa" w:w="432"/>
+            <w:tcW w:type="dxa" w:w="505"/>
           </w:tcPr>
           <w:p>
             <w:pPr>
@@ -13505,7 +13505,7 @@
         </w:tc>
         <w:tc>
           <w:tcPr>
-            <w:tcW w:type="dxa" w:w="2952"/>
+            <w:tcW w:type="dxa" w:w="1236"/>
           </w:tcPr>
           <w:p>
             <w:pPr>
@@ -13522,7 +13522,7 @@
         </w:tc>
         <w:tc>
           <w:tcPr>
-            <w:tcW w:type="dxa" w:w="1368"/>
+            <w:tcW w:type="dxa" w:w="1162"/>
           </w:tcPr>
           <w:p>
             <w:pPr>
@@ -13539,7 +13539,7 @@
         </w:tc>
         <w:tc>
           <w:tcPr>
-            <w:tcW w:type="dxa" w:w="1656"/>
+            <w:tcW w:type="dxa" w:w="1701"/>
           </w:tcPr>
           <w:p>
             <w:pPr>
@@ -13556,7 +13556,7 @@
         </w:tc>
         <w:tc>
           <w:tcPr>
-            <w:tcW w:type="dxa" w:w="6552"/>
+            <w:tcW w:type="dxa" w:w="8442"/>
           </w:tcPr>
           <w:p>
             <w:pPr>
@@ -13573,7 +13573,7 @@
         </w:tc>
         <w:tc>
           <w:tcPr>
-            <w:tcW w:type="dxa" w:w="1152"/>
+            <w:tcW w:type="dxa" w:w="1066"/>
           </w:tcPr>
           <w:p>
             <w:pPr>
@@ -13592,7 +13592,7 @@
       <w:tr>
         <w:tc>
           <w:tcPr>
-            <w:tcW w:type="dxa" w:w="432"/>
+            <w:tcW w:type="dxa" w:w="505"/>
           </w:tcPr>
           <w:p>
             <w:pPr>
@@ -13609,7 +13609,7 @@
         </w:tc>
         <w:tc>
           <w:tcPr>
-            <w:tcW w:type="dxa" w:w="2952"/>
+            <w:tcW w:type="dxa" w:w="1236"/>
           </w:tcPr>
           <w:p>
             <w:pPr>
@@ -13626,7 +13626,7 @@
         </w:tc>
         <w:tc>
           <w:tcPr>
-            <w:tcW w:type="dxa" w:w="1368"/>
+            <w:tcW w:type="dxa" w:w="1162"/>
           </w:tcPr>
           <w:p>
             <w:pPr>
@@ -13643,7 +13643,7 @@
         </w:tc>
         <w:tc>
           <w:tcPr>
-            <w:tcW w:type="dxa" w:w="1656"/>
+            <w:tcW w:type="dxa" w:w="1701"/>
           </w:tcPr>
           <w:p>
             <w:pPr>
@@ -13660,7 +13660,7 @@
         </w:tc>
         <w:tc>
           <w:tcPr>
-            <w:tcW w:type="dxa" w:w="6552"/>
+            <w:tcW w:type="dxa" w:w="8442"/>
           </w:tcPr>
           <w:p>
             <w:pPr>
@@ -13677,7 +13677,7 @@
         </w:tc>
         <w:tc>
           <w:tcPr>
-            <w:tcW w:type="dxa" w:w="1152"/>
+            <w:tcW w:type="dxa" w:w="1066"/>
           </w:tcPr>
           <w:p>
             <w:pPr>
@@ -13696,7 +13696,7 @@
       <w:tr>
         <w:tc>
           <w:tcPr>
-            <w:tcW w:type="dxa" w:w="432"/>
+            <w:tcW w:type="dxa" w:w="505"/>
           </w:tcPr>
           <w:p>
             <w:pPr>
@@ -13713,7 +13713,7 @@
         </w:tc>
         <w:tc>
           <w:tcPr>
-            <w:tcW w:type="dxa" w:w="2952"/>
+            <w:tcW w:type="dxa" w:w="1236"/>
           </w:tcPr>
           <w:p>
             <w:pPr>
@@ -13730,7 +13730,7 @@
         </w:tc>
         <w:tc>
           <w:tcPr>
-            <w:tcW w:type="dxa" w:w="1368"/>
+            <w:tcW w:type="dxa" w:w="1162"/>
           </w:tcPr>
           <w:p>
             <w:pPr>
@@ -13747,7 +13747,7 @@
         </w:tc>
         <w:tc>
           <w:tcPr>
-            <w:tcW w:type="dxa" w:w="1656"/>
+            <w:tcW w:type="dxa" w:w="1701"/>
           </w:tcPr>
           <w:p>
             <w:pPr>
@@ -13764,7 +13764,7 @@
         </w:tc>
         <w:tc>
           <w:tcPr>
-            <w:tcW w:type="dxa" w:w="6552"/>
+            <w:tcW w:type="dxa" w:w="8442"/>
           </w:tcPr>
           <w:p>
             <w:pPr>
@@ -13781,7 +13781,7 @@
         </w:tc>
         <w:tc>
           <w:tcPr>
-            <w:tcW w:type="dxa" w:w="1152"/>
+            <w:tcW w:type="dxa" w:w="1066"/>
           </w:tcPr>
           <w:p>
             <w:pPr>
@@ -13800,7 +13800,7 @@
       <w:tr>
         <w:tc>
           <w:tcPr>
-            <w:tcW w:type="dxa" w:w="432"/>
+            <w:tcW w:type="dxa" w:w="505"/>
           </w:tcPr>
           <w:p>
             <w:pPr>
@@ -13817,7 +13817,7 @@
         </w:tc>
         <w:tc>
           <w:tcPr>
-            <w:tcW w:type="dxa" w:w="2952"/>
+            <w:tcW w:type="dxa" w:w="1236"/>
           </w:tcPr>
           <w:p>
             <w:pPr>
@@ -13834,7 +13834,7 @@
         </w:tc>
         <w:tc>
           <w:tcPr>
-            <w:tcW w:type="dxa" w:w="1368"/>
+            <w:tcW w:type="dxa" w:w="1162"/>
           </w:tcPr>
           <w:p>
             <w:pPr>
@@ -13851,7 +13851,7 @@
         </w:tc>
         <w:tc>
           <w:tcPr>
-            <w:tcW w:type="dxa" w:w="1656"/>
+            <w:tcW w:type="dxa" w:w="1701"/>
           </w:tcPr>
           <w:p>
             <w:pPr>
@@ -13868,7 +13868,7 @@
         </w:tc>
         <w:tc>
           <w:tcPr>
-            <w:tcW w:type="dxa" w:w="6552"/>
+            <w:tcW w:type="dxa" w:w="8442"/>
           </w:tcPr>
           <w:p>
             <w:pPr>
@@ -13885,7 +13885,7 @@
         </w:tc>
         <w:tc>
           <w:tcPr>
-            <w:tcW w:type="dxa" w:w="1152"/>
+            <w:tcW w:type="dxa" w:w="1066"/>
           </w:tcPr>
           <w:p>
             <w:pPr>
@@ -13904,7 +13904,7 @@
       <w:tr>
         <w:tc>
           <w:tcPr>
-            <w:tcW w:type="dxa" w:w="432"/>
+            <w:tcW w:type="dxa" w:w="505"/>
           </w:tcPr>
           <w:p>
             <w:pPr>
@@ -13921,7 +13921,7 @@
         </w:tc>
         <w:tc>
           <w:tcPr>
-            <w:tcW w:type="dxa" w:w="2952"/>
+            <w:tcW w:type="dxa" w:w="1236"/>
           </w:tcPr>
           <w:p>
             <w:pPr>
@@ -13938,7 +13938,7 @@
         </w:tc>
         <w:tc>
           <w:tcPr>
-            <w:tcW w:type="dxa" w:w="1368"/>
+            <w:tcW w:type="dxa" w:w="1162"/>
           </w:tcPr>
           <w:p>
             <w:pPr>
@@ -13955,7 +13955,7 @@
         </w:tc>
         <w:tc>
           <w:tcPr>
-            <w:tcW w:type="dxa" w:w="1656"/>
+            <w:tcW w:type="dxa" w:w="1701"/>
           </w:tcPr>
           <w:p>
             <w:pPr>
@@ -13972,7 +13972,7 @@
         </w:tc>
         <w:tc>
           <w:tcPr>
-            <w:tcW w:type="dxa" w:w="6552"/>
+            <w:tcW w:type="dxa" w:w="8442"/>
           </w:tcPr>
           <w:p>
             <w:pPr>
@@ -13989,7 +13989,7 @@
         </w:tc>
         <w:tc>
           <w:tcPr>
-            <w:tcW w:type="dxa" w:w="1152"/>
+            <w:tcW w:type="dxa" w:w="1066"/>
           </w:tcPr>
           <w:p>
             <w:pPr>
@@ -14008,7 +14008,7 @@
       <w:tr>
         <w:tc>
           <w:tcPr>
-            <w:tcW w:type="dxa" w:w="432"/>
+            <w:tcW w:type="dxa" w:w="505"/>
           </w:tcPr>
           <w:p>
             <w:pPr>
@@ -14025,7 +14025,7 @@
         </w:tc>
         <w:tc>
           <w:tcPr>
-            <w:tcW w:type="dxa" w:w="2952"/>
+            <w:tcW w:type="dxa" w:w="1236"/>
           </w:tcPr>
           <w:p>
             <w:pPr>
@@ -14042,7 +14042,7 @@
         </w:tc>
         <w:tc>
           <w:tcPr>
-            <w:tcW w:type="dxa" w:w="1368"/>
+            <w:tcW w:type="dxa" w:w="1162"/>
           </w:tcPr>
           <w:p>
             <w:pPr>
@@ -14059,7 +14059,7 @@
         </w:tc>
         <w:tc>
           <w:tcPr>
-            <w:tcW w:type="dxa" w:w="1656"/>
+            <w:tcW w:type="dxa" w:w="1701"/>
           </w:tcPr>
           <w:p>
             <w:pPr>
@@ -14076,7 +14076,7 @@
         </w:tc>
         <w:tc>
           <w:tcPr>
-            <w:tcW w:type="dxa" w:w="6552"/>
+            <w:tcW w:type="dxa" w:w="8442"/>
           </w:tcPr>
           <w:p>
             <w:pPr>
@@ -14093,7 +14093,7 @@
         </w:tc>
         <w:tc>
           <w:tcPr>
-            <w:tcW w:type="dxa" w:w="1152"/>
+            <w:tcW w:type="dxa" w:w="1066"/>
           </w:tcPr>
           <w:p>
             <w:pPr>
@@ -14112,7 +14112,7 @@
       <w:tr>
         <w:tc>
           <w:tcPr>
-            <w:tcW w:type="dxa" w:w="432"/>
+            <w:tcW w:type="dxa" w:w="505"/>
           </w:tcPr>
           <w:p>
             <w:pPr>
@@ -14129,7 +14129,7 @@
         </w:tc>
         <w:tc>
           <w:tcPr>
-            <w:tcW w:type="dxa" w:w="2952"/>
+            <w:tcW w:type="dxa" w:w="1236"/>
           </w:tcPr>
           <w:p>
             <w:pPr>
@@ -14146,7 +14146,7 @@
         </w:tc>
         <w:tc>
           <w:tcPr>
-            <w:tcW w:type="dxa" w:w="1368"/>
+            <w:tcW w:type="dxa" w:w="1162"/>
           </w:tcPr>
           <w:p>
             <w:pPr>
@@ -14163,7 +14163,7 @@
         </w:tc>
         <w:tc>
           <w:tcPr>
-            <w:tcW w:type="dxa" w:w="1656"/>
+            <w:tcW w:type="dxa" w:w="1701"/>
           </w:tcPr>
           <w:p>
             <w:pPr>
@@ -14180,7 +14180,7 @@
         </w:tc>
         <w:tc>
           <w:tcPr>
-            <w:tcW w:type="dxa" w:w="6552"/>
+            <w:tcW w:type="dxa" w:w="8442"/>
           </w:tcPr>
           <w:p>
             <w:pPr>
@@ -14197,7 +14197,7 @@
         </w:tc>
         <w:tc>
           <w:tcPr>
-            <w:tcW w:type="dxa" w:w="1152"/>
+            <w:tcW w:type="dxa" w:w="1066"/>
           </w:tcPr>
           <w:p>
             <w:pPr>
@@ -14216,7 +14216,7 @@
       <w:tr>
         <w:tc>
           <w:tcPr>
-            <w:tcW w:type="dxa" w:w="432"/>
+            <w:tcW w:type="dxa" w:w="505"/>
           </w:tcPr>
           <w:p>
             <w:pPr>
@@ -14233,7 +14233,7 @@
         </w:tc>
         <w:tc>
           <w:tcPr>
-            <w:tcW w:type="dxa" w:w="2952"/>
+            <w:tcW w:type="dxa" w:w="1236"/>
           </w:tcPr>
           <w:p>
             <w:pPr>
@@ -14250,7 +14250,7 @@
         </w:tc>
         <w:tc>
           <w:tcPr>
-            <w:tcW w:type="dxa" w:w="1368"/>
+            <w:tcW w:type="dxa" w:w="1162"/>
           </w:tcPr>
           <w:p>
             <w:pPr>
@@ -14267,7 +14267,7 @@
         </w:tc>
         <w:tc>
           <w:tcPr>
-            <w:tcW w:type="dxa" w:w="1656"/>
+            <w:tcW w:type="dxa" w:w="1701"/>
           </w:tcPr>
           <w:p>
             <w:pPr>
@@ -14284,7 +14284,7 @@
         </w:tc>
         <w:tc>
           <w:tcPr>
-            <w:tcW w:type="dxa" w:w="6552"/>
+            <w:tcW w:type="dxa" w:w="8442"/>
           </w:tcPr>
           <w:p>
             <w:pPr>
@@ -14301,7 +14301,7 @@
         </w:tc>
         <w:tc>
           <w:tcPr>
-            <w:tcW w:type="dxa" w:w="1152"/>
+            <w:tcW w:type="dxa" w:w="1066"/>
           </w:tcPr>
           <w:p>
             <w:pPr>
@@ -14320,7 +14320,7 @@
       <w:tr>
         <w:tc>
           <w:tcPr>
-            <w:tcW w:type="dxa" w:w="432"/>
+            <w:tcW w:type="dxa" w:w="505"/>
           </w:tcPr>
           <w:p>
             <w:pPr>
@@ -14337,7 +14337,7 @@
         </w:tc>
         <w:tc>
           <w:tcPr>
-            <w:tcW w:type="dxa" w:w="2952"/>
+            <w:tcW w:type="dxa" w:w="1236"/>
           </w:tcPr>
           <w:p>
             <w:pPr>
@@ -14354,7 +14354,7 @@
         </w:tc>
         <w:tc>
           <w:tcPr>
-            <w:tcW w:type="dxa" w:w="1368"/>
+            <w:tcW w:type="dxa" w:w="1162"/>
           </w:tcPr>
           <w:p>
             <w:pPr>
@@ -14371,7 +14371,7 @@
         </w:tc>
         <w:tc>
           <w:tcPr>
-            <w:tcW w:type="dxa" w:w="1656"/>
+            <w:tcW w:type="dxa" w:w="1701"/>
           </w:tcPr>
           <w:p>
             <w:pPr>
@@ -14388,7 +14388,7 @@
         </w:tc>
         <w:tc>
           <w:tcPr>
-            <w:tcW w:type="dxa" w:w="6552"/>
+            <w:tcW w:type="dxa" w:w="8442"/>
           </w:tcPr>
           <w:p>
             <w:pPr>
@@ -14405,7 +14405,7 @@
         </w:tc>
         <w:tc>
           <w:tcPr>
-            <w:tcW w:type="dxa" w:w="1152"/>
+            <w:tcW w:type="dxa" w:w="1066"/>
           </w:tcPr>
           <w:p>
             <w:pPr>
@@ -14424,7 +14424,7 @@
       <w:tr>
         <w:tc>
           <w:tcPr>
-            <w:tcW w:type="dxa" w:w="432"/>
+            <w:tcW w:type="dxa" w:w="505"/>
           </w:tcPr>
           <w:p>
             <w:pPr>
@@ -14441,7 +14441,7 @@
         </w:tc>
         <w:tc>
           <w:tcPr>
-            <w:tcW w:type="dxa" w:w="2952"/>
+            <w:tcW w:type="dxa" w:w="1236"/>
           </w:tcPr>
           <w:p>
             <w:pPr>
@@ -14458,7 +14458,7 @@
         </w:tc>
         <w:tc>
           <w:tcPr>
-            <w:tcW w:type="dxa" w:w="1368"/>
+            <w:tcW w:type="dxa" w:w="1162"/>
           </w:tcPr>
           <w:p>
             <w:pPr>
@@ -14475,7 +14475,7 @@
         </w:tc>
         <w:tc>
           <w:tcPr>
-            <w:tcW w:type="dxa" w:w="1656"/>
+            <w:tcW w:type="dxa" w:w="1701"/>
           </w:tcPr>
           <w:p>
             <w:pPr>
@@ -14492,7 +14492,7 @@
         </w:tc>
         <w:tc>
           <w:tcPr>
-            <w:tcW w:type="dxa" w:w="6552"/>
+            <w:tcW w:type="dxa" w:w="8442"/>
           </w:tcPr>
           <w:p>
             <w:pPr>
@@ -14509,7 +14509,7 @@
         </w:tc>
         <w:tc>
           <w:tcPr>
-            <w:tcW w:type="dxa" w:w="1152"/>
+            <w:tcW w:type="dxa" w:w="1066"/>
           </w:tcPr>
           <w:p>
             <w:pPr>
@@ -14528,7 +14528,7 @@
       <w:tr>
         <w:tc>
           <w:tcPr>
-            <w:tcW w:type="dxa" w:w="432"/>
+            <w:tcW w:type="dxa" w:w="505"/>
           </w:tcPr>
           <w:p>
             <w:pPr>
@@ -14545,7 +14545,7 @@
         </w:tc>
         <w:tc>
           <w:tcPr>
-            <w:tcW w:type="dxa" w:w="2952"/>
+            <w:tcW w:type="dxa" w:w="1236"/>
           </w:tcPr>
           <w:p>
             <w:pPr>
@@ -14562,7 +14562,7 @@
         </w:tc>
         <w:tc>
           <w:tcPr>
-            <w:tcW w:type="dxa" w:w="1368"/>
+            <w:tcW w:type="dxa" w:w="1162"/>
           </w:tcPr>
           <w:p>
             <w:pPr>
@@ -14579,7 +14579,7 @@
         </w:tc>
         <w:tc>
           <w:tcPr>
-            <w:tcW w:type="dxa" w:w="1656"/>
+            <w:tcW w:type="dxa" w:w="1701"/>
           </w:tcPr>
           <w:p>
             <w:pPr>
@@ -14596,7 +14596,7 @@
         </w:tc>
         <w:tc>
           <w:tcPr>
-            <w:tcW w:type="dxa" w:w="6552"/>
+            <w:tcW w:type="dxa" w:w="8442"/>
           </w:tcPr>
           <w:p>
             <w:pPr>
@@ -14613,7 +14613,7 @@
         </w:tc>
         <w:tc>
           <w:tcPr>
-            <w:tcW w:type="dxa" w:w="1152"/>
+            <w:tcW w:type="dxa" w:w="1066"/>
           </w:tcPr>
           <w:p>
             <w:pPr>
@@ -14632,7 +14632,7 @@
       <w:tr>
         <w:tc>
           <w:tcPr>
-            <w:tcW w:type="dxa" w:w="432"/>
+            <w:tcW w:type="dxa" w:w="505"/>
           </w:tcPr>
           <w:p>
             <w:pPr>
@@ -14649,7 +14649,7 @@
         </w:tc>
         <w:tc>
           <w:tcPr>
-            <w:tcW w:type="dxa" w:w="2952"/>
+            <w:tcW w:type="dxa" w:w="1236"/>
           </w:tcPr>
           <w:p>
             <w:pPr>
@@ -14666,7 +14666,7 @@
         </w:tc>
         <w:tc>
           <w:tcPr>
-            <w:tcW w:type="dxa" w:w="1368"/>
+            <w:tcW w:type="dxa" w:w="1162"/>
           </w:tcPr>
           <w:p>
             <w:pPr>
@@ -14683,7 +14683,7 @@
         </w:tc>
         <w:tc>
           <w:tcPr>
-            <w:tcW w:type="dxa" w:w="1656"/>
+            <w:tcW w:type="dxa" w:w="1701"/>
           </w:tcPr>
           <w:p>
             <w:pPr>
@@ -14700,7 +14700,7 @@
         </w:tc>
         <w:tc>
           <w:tcPr>
-            <w:tcW w:type="dxa" w:w="6552"/>
+            <w:tcW w:type="dxa" w:w="8442"/>
           </w:tcPr>
           <w:p>
             <w:pPr>
@@ -14717,7 +14717,7 @@
         </w:tc>
         <w:tc>
           <w:tcPr>
-            <w:tcW w:type="dxa" w:w="1152"/>
+            <w:tcW w:type="dxa" w:w="1066"/>
           </w:tcPr>
           <w:p>
             <w:pPr>
@@ -14736,7 +14736,7 @@
       <w:tr>
         <w:tc>
           <w:tcPr>
-            <w:tcW w:type="dxa" w:w="432"/>
+            <w:tcW w:type="dxa" w:w="505"/>
           </w:tcPr>
           <w:p>
             <w:pPr>
@@ -14753,7 +14753,7 @@
         </w:tc>
         <w:tc>
           <w:tcPr>
-            <w:tcW w:type="dxa" w:w="2952"/>
+            <w:tcW w:type="dxa" w:w="1236"/>
           </w:tcPr>
           <w:p>
             <w:pPr>
@@ -14770,7 +14770,7 @@
         </w:tc>
         <w:tc>
           <w:tcPr>
-            <w:tcW w:type="dxa" w:w="1368"/>
+            <w:tcW w:type="dxa" w:w="1162"/>
           </w:tcPr>
           <w:p>
             <w:pPr>
@@ -14787,7 +14787,7 @@
         </w:tc>
         <w:tc>
           <w:tcPr>
-            <w:tcW w:type="dxa" w:w="1656"/>
+            <w:tcW w:type="dxa" w:w="1701"/>
           </w:tcPr>
           <w:p>
             <w:pPr>
@@ -14804,7 +14804,7 @@
         </w:tc>
         <w:tc>
           <w:tcPr>
-            <w:tcW w:type="dxa" w:w="6552"/>
+            <w:tcW w:type="dxa" w:w="8442"/>
           </w:tcPr>
           <w:p>
             <w:pPr>
@@ -14821,7 +14821,7 @@
         </w:tc>
         <w:tc>
           <w:tcPr>
-            <w:tcW w:type="dxa" w:w="1152"/>
+            <w:tcW w:type="dxa" w:w="1066"/>
           </w:tcPr>
           <w:p>
             <w:pPr>
@@ -14840,7 +14840,7 @@
       <w:tr>
         <w:tc>
           <w:tcPr>
-            <w:tcW w:type="dxa" w:w="432"/>
+            <w:tcW w:type="dxa" w:w="505"/>
           </w:tcPr>
           <w:p>
             <w:pPr>
@@ -14857,7 +14857,7 @@
         </w:tc>
         <w:tc>
           <w:tcPr>
-            <w:tcW w:type="dxa" w:w="2952"/>
+            <w:tcW w:type="dxa" w:w="1236"/>
           </w:tcPr>
           <w:p>
             <w:pPr>
@@ -14874,7 +14874,7 @@
         </w:tc>
         <w:tc>
           <w:tcPr>
-            <w:tcW w:type="dxa" w:w="1368"/>
+            <w:tcW w:type="dxa" w:w="1162"/>
           </w:tcPr>
           <w:p>
             <w:pPr>
@@ -14891,7 +14891,7 @@
         </w:tc>
         <w:tc>
           <w:tcPr>
-            <w:tcW w:type="dxa" w:w="1656"/>
+            <w:tcW w:type="dxa" w:w="1701"/>
           </w:tcPr>
           <w:p>
             <w:pPr>
@@ -14908,7 +14908,7 @@
         </w:tc>
         <w:tc>
           <w:tcPr>
-            <w:tcW w:type="dxa" w:w="6552"/>
+            <w:tcW w:type="dxa" w:w="8442"/>
           </w:tcPr>
           <w:p>
             <w:pPr>
@@ -14925,7 +14925,7 @@
         </w:tc>
         <w:tc>
           <w:tcPr>
-            <w:tcW w:type="dxa" w:w="1152"/>
+            <w:tcW w:type="dxa" w:w="1066"/>
           </w:tcPr>
           <w:p>
             <w:pPr>
@@ -14944,7 +14944,7 @@
       <w:tr>
         <w:tc>
           <w:tcPr>
-            <w:tcW w:type="dxa" w:w="432"/>
+            <w:tcW w:type="dxa" w:w="505"/>
           </w:tcPr>
           <w:p>
             <w:pPr>
@@ -14961,7 +14961,7 @@
         </w:tc>
         <w:tc>
           <w:tcPr>
-            <w:tcW w:type="dxa" w:w="2952"/>
+            <w:tcW w:type="dxa" w:w="1236"/>
           </w:tcPr>
           <w:p>
             <w:pPr>
@@ -14978,7 +14978,7 @@
         </w:tc>
         <w:tc>
           <w:tcPr>
-            <w:tcW w:type="dxa" w:w="1368"/>
+            <w:tcW w:type="dxa" w:w="1162"/>
           </w:tcPr>
           <w:p>
             <w:pPr>
@@ -14995,7 +14995,7 @@
         </w:tc>
         <w:tc>
           <w:tcPr>
-            <w:tcW w:type="dxa" w:w="1656"/>
+            <w:tcW w:type="dxa" w:w="1701"/>
           </w:tcPr>
           <w:p>
             <w:pPr>
@@ -15012,7 +15012,7 @@
         </w:tc>
         <w:tc>
           <w:tcPr>
-            <w:tcW w:type="dxa" w:w="6552"/>
+            <w:tcW w:type="dxa" w:w="8442"/>
           </w:tcPr>
           <w:p>
             <w:pPr>
@@ -15029,7 +15029,7 @@
         </w:tc>
         <w:tc>
           <w:tcPr>
-            <w:tcW w:type="dxa" w:w="1152"/>
+            <w:tcW w:type="dxa" w:w="1066"/>
           </w:tcPr>
           <w:p>
             <w:pPr>
@@ -15048,7 +15048,7 @@
       <w:tr>
         <w:tc>
           <w:tcPr>
-            <w:tcW w:type="dxa" w:w="432"/>
+            <w:tcW w:type="dxa" w:w="505"/>
           </w:tcPr>
           <w:p>
             <w:pPr>
@@ -15065,7 +15065,7 @@
         </w:tc>
         <w:tc>
           <w:tcPr>
-            <w:tcW w:type="dxa" w:w="2952"/>
+            <w:tcW w:type="dxa" w:w="1236"/>
           </w:tcPr>
           <w:p>
             <w:pPr>
@@ -15082,7 +15082,7 @@
         </w:tc>
         <w:tc>
           <w:tcPr>
-            <w:tcW w:type="dxa" w:w="1368"/>
+            <w:tcW w:type="dxa" w:w="1162"/>
           </w:tcPr>
           <w:p>
             <w:pPr>
@@ -15099,7 +15099,7 @@
         </w:tc>
         <w:tc>
           <w:tcPr>
-            <w:tcW w:type="dxa" w:w="1656"/>
+            <w:tcW w:type="dxa" w:w="1701"/>
           </w:tcPr>
           <w:p>
             <w:pPr>
@@ -15116,7 +15116,7 @@
         </w:tc>
         <w:tc>
           <w:tcPr>
-            <w:tcW w:type="dxa" w:w="6552"/>
+            <w:tcW w:type="dxa" w:w="8442"/>
           </w:tcPr>
           <w:p>
             <w:pPr>
@@ -15133,7 +15133,7 @@
         </w:tc>
         <w:tc>
           <w:tcPr>
-            <w:tcW w:type="dxa" w:w="1152"/>
+            <w:tcW w:type="dxa" w:w="1066"/>
           </w:tcPr>
           <w:p>
             <w:pPr>
@@ -15152,7 +15152,7 @@
       <w:tr>
         <w:tc>
           <w:tcPr>
-            <w:tcW w:type="dxa" w:w="432"/>
+            <w:tcW w:type="dxa" w:w="505"/>
           </w:tcPr>
           <w:p>
             <w:pPr>
@@ -15169,7 +15169,7 @@
         </w:tc>
         <w:tc>
           <w:tcPr>
-            <w:tcW w:type="dxa" w:w="2952"/>
+            <w:tcW w:type="dxa" w:w="1236"/>
           </w:tcPr>
           <w:p>
             <w:pPr>
@@ -15186,7 +15186,7 @@
         </w:tc>
         <w:tc>
           <w:tcPr>
-            <w:tcW w:type="dxa" w:w="1368"/>
+            <w:tcW w:type="dxa" w:w="1162"/>
           </w:tcPr>
           <w:p>
             <w:pPr>
@@ -15203,7 +15203,7 @@
         </w:tc>
         <w:tc>
           <w:tcPr>
-            <w:tcW w:type="dxa" w:w="1656"/>
+            <w:tcW w:type="dxa" w:w="1701"/>
           </w:tcPr>
           <w:p>
             <w:pPr>
@@ -15220,7 +15220,7 @@
         </w:tc>
         <w:tc>
           <w:tcPr>
-            <w:tcW w:type="dxa" w:w="6552"/>
+            <w:tcW w:type="dxa" w:w="8442"/>
           </w:tcPr>
           <w:p>
             <w:pPr>
@@ -15237,7 +15237,7 @@
         </w:tc>
         <w:tc>
           <w:tcPr>
-            <w:tcW w:type="dxa" w:w="1152"/>
+            <w:tcW w:type="dxa" w:w="1066"/>
           </w:tcPr>
           <w:p>
             <w:pPr>
@@ -15256,7 +15256,7 @@
       <w:tr>
         <w:tc>
           <w:tcPr>
-            <w:tcW w:type="dxa" w:w="432"/>
+            <w:tcW w:type="dxa" w:w="505"/>
           </w:tcPr>
           <w:p>
             <w:pPr>
@@ -15273,7 +15273,7 @@
         </w:tc>
         <w:tc>
           <w:tcPr>
-            <w:tcW w:type="dxa" w:w="2952"/>
+            <w:tcW w:type="dxa" w:w="1236"/>
           </w:tcPr>
           <w:p>
             <w:pPr>
@@ -15290,7 +15290,7 @@
         </w:tc>
         <w:tc>
           <w:tcPr>
-            <w:tcW w:type="dxa" w:w="1368"/>
+            <w:tcW w:type="dxa" w:w="1162"/>
           </w:tcPr>
           <w:p>
             <w:pPr>
@@ -15307,7 +15307,7 @@
         </w:tc>
         <w:tc>
           <w:tcPr>
-            <w:tcW w:type="dxa" w:w="1656"/>
+            <w:tcW w:type="dxa" w:w="1701"/>
           </w:tcPr>
           <w:p>
             <w:pPr>
@@ -15324,7 +15324,7 @@
         </w:tc>
         <w:tc>
           <w:tcPr>
-            <w:tcW w:type="dxa" w:w="6552"/>
+            <w:tcW w:type="dxa" w:w="8442"/>
           </w:tcPr>
           <w:p>
             <w:pPr>
@@ -15341,7 +15341,7 @@
         </w:tc>
         <w:tc>
           <w:tcPr>
-            <w:tcW w:type="dxa" w:w="1152"/>
+            <w:tcW w:type="dxa" w:w="1066"/>
           </w:tcPr>
           <w:p>
             <w:pPr>
@@ -15360,7 +15360,7 @@
       <w:tr>
         <w:tc>
           <w:tcPr>
-            <w:tcW w:type="dxa" w:w="432"/>
+            <w:tcW w:type="dxa" w:w="505"/>
           </w:tcPr>
           <w:p>
             <w:pPr>
@@ -15377,7 +15377,7 @@
         </w:tc>
         <w:tc>
           <w:tcPr>
-            <w:tcW w:type="dxa" w:w="2952"/>
+            <w:tcW w:type="dxa" w:w="1236"/>
           </w:tcPr>
           <w:p>
             <w:pPr>
@@ -15394,7 +15394,7 @@
         </w:tc>
         <w:tc>
           <w:tcPr>
-            <w:tcW w:type="dxa" w:w="1368"/>
+            <w:tcW w:type="dxa" w:w="1162"/>
           </w:tcPr>
           <w:p>
             <w:pPr>
@@ -15411,7 +15411,7 @@
         </w:tc>
         <w:tc>
           <w:tcPr>
-            <w:tcW w:type="dxa" w:w="1656"/>
+            <w:tcW w:type="dxa" w:w="1701"/>
           </w:tcPr>
           <w:p>
             <w:pPr>
@@ -15428,7 +15428,7 @@
         </w:tc>
         <w:tc>
           <w:tcPr>
-            <w:tcW w:type="dxa" w:w="6552"/>
+            <w:tcW w:type="dxa" w:w="8442"/>
           </w:tcPr>
           <w:p>
             <w:pPr>
@@ -15445,7 +15445,7 @@
         </w:tc>
         <w:tc>
           <w:tcPr>
-            <w:tcW w:type="dxa" w:w="1152"/>
+            <w:tcW w:type="dxa" w:w="1066"/>
           </w:tcPr>
           <w:p>
             <w:pPr>
@@ -15464,7 +15464,7 @@
       <w:tr>
         <w:tc>
           <w:tcPr>
-            <w:tcW w:type="dxa" w:w="432"/>
+            <w:tcW w:type="dxa" w:w="505"/>
           </w:tcPr>
           <w:p>
             <w:pPr>
@@ -15481,7 +15481,7 @@
         </w:tc>
         <w:tc>
           <w:tcPr>
-            <w:tcW w:type="dxa" w:w="2952"/>
+            <w:tcW w:type="dxa" w:w="1236"/>
           </w:tcPr>
           <w:p>
             <w:pPr>
@@ -15498,7 +15498,7 @@
         </w:tc>
         <w:tc>
           <w:tcPr>
-            <w:tcW w:type="dxa" w:w="1368"/>
+            <w:tcW w:type="dxa" w:w="1162"/>
           </w:tcPr>
           <w:p>
             <w:pPr>
@@ -15515,7 +15515,7 @@
         </w:tc>
         <w:tc>
           <w:tcPr>
-            <w:tcW w:type="dxa" w:w="1656"/>
+            <w:tcW w:type="dxa" w:w="1701"/>
           </w:tcPr>
           <w:p>
             <w:pPr>
@@ -15532,7 +15532,7 @@
         </w:tc>
         <w:tc>
           <w:tcPr>
-            <w:tcW w:type="dxa" w:w="6552"/>
+            <w:tcW w:type="dxa" w:w="8442"/>
           </w:tcPr>
           <w:p>
             <w:pPr>
@@ -15549,7 +15549,7 @@
         </w:tc>
         <w:tc>
           <w:tcPr>
-            <w:tcW w:type="dxa" w:w="1152"/>
+            <w:tcW w:type="dxa" w:w="1066"/>
           </w:tcPr>
           <w:p>
             <w:pPr>
@@ -15568,7 +15568,7 @@
       <w:tr>
         <w:tc>
           <w:tcPr>
-            <w:tcW w:type="dxa" w:w="432"/>
+            <w:tcW w:type="dxa" w:w="505"/>
           </w:tcPr>
           <w:p>
             <w:pPr>
@@ -15585,7 +15585,7 @@
         </w:tc>
         <w:tc>
           <w:tcPr>
-            <w:tcW w:type="dxa" w:w="2952"/>
+            <w:tcW w:type="dxa" w:w="1236"/>
           </w:tcPr>
           <w:p>
             <w:pPr>
@@ -15602,7 +15602,7 @@
         </w:tc>
         <w:tc>
           <w:tcPr>
-            <w:tcW w:type="dxa" w:w="1368"/>
+            <w:tcW w:type="dxa" w:w="1162"/>
           </w:tcPr>
           <w:p>
             <w:pPr>
@@ -15619,7 +15619,7 @@
         </w:tc>
         <w:tc>
           <w:tcPr>
-            <w:tcW w:type="dxa" w:w="1656"/>
+            <w:tcW w:type="dxa" w:w="1701"/>
           </w:tcPr>
           <w:p>
             <w:pPr>
@@ -15636,7 +15636,7 @@
         </w:tc>
         <w:tc>
           <w:tcPr>
-            <w:tcW w:type="dxa" w:w="6552"/>
+            <w:tcW w:type="dxa" w:w="8442"/>
           </w:tcPr>
           <w:p>
             <w:pPr>
@@ -15653,7 +15653,7 @@
         </w:tc>
         <w:tc>
           <w:tcPr>
-            <w:tcW w:type="dxa" w:w="1152"/>
+            <w:tcW w:type="dxa" w:w="1066"/>
           </w:tcPr>
           <w:p>
             <w:pPr>
@@ -15672,7 +15672,7 @@
       <w:tr>
         <w:tc>
           <w:tcPr>
-            <w:tcW w:type="dxa" w:w="432"/>
+            <w:tcW w:type="dxa" w:w="505"/>
           </w:tcPr>
           <w:p>
             <w:pPr>
@@ -15689,7 +15689,7 @@
         </w:tc>
         <w:tc>
           <w:tcPr>
-            <w:tcW w:type="dxa" w:w="2952"/>
+            <w:tcW w:type="dxa" w:w="1236"/>
           </w:tcPr>
           <w:p>
             <w:pPr>
@@ -15706,7 +15706,7 @@
         </w:tc>
         <w:tc>
           <w:tcPr>
-            <w:tcW w:type="dxa" w:w="1368"/>
+            <w:tcW w:type="dxa" w:w="1162"/>
           </w:tcPr>
           <w:p>
             <w:pPr>
@@ -15723,7 +15723,7 @@
         </w:tc>
         <w:tc>
           <w:tcPr>
-            <w:tcW w:type="dxa" w:w="1656"/>
+            <w:tcW w:type="dxa" w:w="1701"/>
           </w:tcPr>
           <w:p>
             <w:pPr>
@@ -15740,7 +15740,7 @@
         </w:tc>
         <w:tc>
           <w:tcPr>
-            <w:tcW w:type="dxa" w:w="6552"/>
+            <w:tcW w:type="dxa" w:w="8442"/>
           </w:tcPr>
           <w:p>
             <w:pPr>
@@ -15757,7 +15757,7 @@
         </w:tc>
         <w:tc>
           <w:tcPr>
-            <w:tcW w:type="dxa" w:w="1152"/>
+            <w:tcW w:type="dxa" w:w="1066"/>
           </w:tcPr>
           <w:p>
             <w:pPr>
@@ -15776,7 +15776,7 @@
       <w:tr>
         <w:tc>
           <w:tcPr>
-            <w:tcW w:type="dxa" w:w="432"/>
+            <w:tcW w:type="dxa" w:w="505"/>
           </w:tcPr>
           <w:p>
             <w:pPr>
@@ -15793,7 +15793,7 @@
         </w:tc>
         <w:tc>
           <w:tcPr>
-            <w:tcW w:type="dxa" w:w="2952"/>
+            <w:tcW w:type="dxa" w:w="1236"/>
           </w:tcPr>
           <w:p>
             <w:pPr>
@@ -15810,7 +15810,7 @@
         </w:tc>
         <w:tc>
           <w:tcPr>
-            <w:tcW w:type="dxa" w:w="1368"/>
+            <w:tcW w:type="dxa" w:w="1162"/>
           </w:tcPr>
           <w:p>
             <w:pPr>
@@ -15827,7 +15827,7 @@
         </w:tc>
         <w:tc>
           <w:tcPr>
-            <w:tcW w:type="dxa" w:w="1656"/>
+            <w:tcW w:type="dxa" w:w="1701"/>
           </w:tcPr>
           <w:p>
             <w:pPr>
@@ -15844,7 +15844,7 @@
         </w:tc>
         <w:tc>
           <w:tcPr>
-            <w:tcW w:type="dxa" w:w="6552"/>
+            <w:tcW w:type="dxa" w:w="8442"/>
           </w:tcPr>
           <w:p>
             <w:pPr>
@@ -15861,7 +15861,7 @@
         </w:tc>
         <w:tc>
           <w:tcPr>
-            <w:tcW w:type="dxa" w:w="1152"/>
+            <w:tcW w:type="dxa" w:w="1066"/>
           </w:tcPr>
           <w:p>
             <w:pPr>
@@ -15880,7 +15880,7 @@
       <w:tr>
         <w:tc>
           <w:tcPr>
-            <w:tcW w:type="dxa" w:w="432"/>
+            <w:tcW w:type="dxa" w:w="505"/>
           </w:tcPr>
           <w:p>
             <w:pPr>
@@ -15897,7 +15897,7 @@
         </w:tc>
         <w:tc>
           <w:tcPr>
-            <w:tcW w:type="dxa" w:w="2952"/>
+            <w:tcW w:type="dxa" w:w="1236"/>
           </w:tcPr>
           <w:p>
             <w:pPr>
@@ -15914,7 +15914,7 @@
         </w:tc>
         <w:tc>
           <w:tcPr>
-            <w:tcW w:type="dxa" w:w="1368"/>
+            <w:tcW w:type="dxa" w:w="1162"/>
           </w:tcPr>
           <w:p>
             <w:pPr>
@@ -15931,7 +15931,7 @@
         </w:tc>
         <w:tc>
           <w:tcPr>
-            <w:tcW w:type="dxa" w:w="1656"/>
+            <w:tcW w:type="dxa" w:w="1701"/>
           </w:tcPr>
           <w:p>
             <w:pPr>
@@ -15948,7 +15948,7 @@
         </w:tc>
         <w:tc>
           <w:tcPr>
-            <w:tcW w:type="dxa" w:w="6552"/>
+            <w:tcW w:type="dxa" w:w="8442"/>
           </w:tcPr>
           <w:p>
             <w:pPr>
@@ -15965,7 +15965,7 @@
         </w:tc>
         <w:tc>
           <w:tcPr>
-            <w:tcW w:type="dxa" w:w="1152"/>
+            <w:tcW w:type="dxa" w:w="1066"/>
           </w:tcPr>
           <w:p>
             <w:pPr>
@@ -15984,7 +15984,7 @@
       <w:tr>
         <w:tc>
           <w:tcPr>
-            <w:tcW w:type="dxa" w:w="432"/>
+            <w:tcW w:type="dxa" w:w="505"/>
           </w:tcPr>
           <w:p>
             <w:pPr>
@@ -16001,7 +16001,7 @@
         </w:tc>
         <w:tc>
           <w:tcPr>
-            <w:tcW w:type="dxa" w:w="2952"/>
+            <w:tcW w:type="dxa" w:w="1236"/>
           </w:tcPr>
           <w:p>
             <w:pPr>
@@ -16018,7 +16018,7 @@
         </w:tc>
         <w:tc>
           <w:tcPr>
-            <w:tcW w:type="dxa" w:w="1368"/>
+            <w:tcW w:type="dxa" w:w="1162"/>
           </w:tcPr>
           <w:p>
             <w:pPr>
@@ -16035,7 +16035,7 @@
         </w:tc>
         <w:tc>
           <w:tcPr>
-            <w:tcW w:type="dxa" w:w="1656"/>
+            <w:tcW w:type="dxa" w:w="1701"/>
           </w:tcPr>
           <w:p>
             <w:pPr>
@@ -16052,7 +16052,7 @@
         </w:tc>
         <w:tc>
           <w:tcPr>
-            <w:tcW w:type="dxa" w:w="6552"/>
+            <w:tcW w:type="dxa" w:w="8442"/>
           </w:tcPr>
           <w:p>
             <w:pPr>
@@ -16069,7 +16069,7 @@
         </w:tc>
         <w:tc>
           <w:tcPr>
-            <w:tcW w:type="dxa" w:w="1152"/>
+            <w:tcW w:type="dxa" w:w="1066"/>
           </w:tcPr>
           <w:p>
             <w:pPr>
@@ -16088,7 +16088,7 @@
       <w:tr>
         <w:tc>
           <w:tcPr>
-            <w:tcW w:type="dxa" w:w="432"/>
+            <w:tcW w:type="dxa" w:w="505"/>
           </w:tcPr>
           <w:p>
             <w:pPr>
@@ -16105,7 +16105,7 @@
         </w:tc>
         <w:tc>
           <w:tcPr>
-            <w:tcW w:type="dxa" w:w="2952"/>
+            <w:tcW w:type="dxa" w:w="1236"/>
           </w:tcPr>
           <w:p>
             <w:pPr>
@@ -16122,7 +16122,7 @@
         </w:tc>
         <w:tc>
           <w:tcPr>
-            <w:tcW w:type="dxa" w:w="1368"/>
+            <w:tcW w:type="dxa" w:w="1162"/>
           </w:tcPr>
           <w:p>
             <w:pPr>
@@ -16139,7 +16139,7 @@
         </w:tc>
         <w:tc>
           <w:tcPr>
-            <w:tcW w:type="dxa" w:w="1656"/>
+            <w:tcW w:type="dxa" w:w="1701"/>
           </w:tcPr>
           <w:p>
             <w:pPr>
@@ -16156,7 +16156,7 @@
         </w:tc>
         <w:tc>
           <w:tcPr>
-            <w:tcW w:type="dxa" w:w="6552"/>
+            <w:tcW w:type="dxa" w:w="8442"/>
           </w:tcPr>
           <w:p>
             <w:pPr>
@@ -16173,7 +16173,7 @@
         </w:tc>
         <w:tc>
           <w:tcPr>
-            <w:tcW w:type="dxa" w:w="1152"/>
+            <w:tcW w:type="dxa" w:w="1066"/>
           </w:tcPr>
           <w:p>
             <w:pPr>
@@ -16192,7 +16192,7 @@
       <w:tr>
         <w:tc>
           <w:tcPr>
-            <w:tcW w:type="dxa" w:w="432"/>
+            <w:tcW w:type="dxa" w:w="505"/>
           </w:tcPr>
           <w:p>
             <w:pPr>
@@ -16209,7 +16209,7 @@
         </w:tc>
         <w:tc>
           <w:tcPr>
-            <w:tcW w:type="dxa" w:w="2952"/>
+            <w:tcW w:type="dxa" w:w="1236"/>
           </w:tcPr>
           <w:p>
             <w:pPr>
@@ -16226,7 +16226,7 @@
         </w:tc>
         <w:tc>
           <w:tcPr>
-            <w:tcW w:type="dxa" w:w="1368"/>
+            <w:tcW w:type="dxa" w:w="1162"/>
           </w:tcPr>
           <w:p>
             <w:pPr>
@@ -16243,7 +16243,7 @@
         </w:tc>
         <w:tc>
           <w:tcPr>
-            <w:tcW w:type="dxa" w:w="1656"/>
+            <w:tcW w:type="dxa" w:w="1701"/>
           </w:tcPr>
           <w:p>
             <w:pPr>
@@ -16260,7 +16260,7 @@
         </w:tc>
         <w:tc>
           <w:tcPr>
-            <w:tcW w:type="dxa" w:w="6552"/>
+            <w:tcW w:type="dxa" w:w="8442"/>
           </w:tcPr>
           <w:p>
             <w:pPr>
@@ -16277,7 +16277,7 @@
         </w:tc>
         <w:tc>
           <w:tcPr>
-            <w:tcW w:type="dxa" w:w="1152"/>
+            <w:tcW w:type="dxa" w:w="1066"/>
           </w:tcPr>
           <w:p>
             <w:pPr>
@@ -16296,7 +16296,7 @@
       <w:tr>
         <w:tc>
           <w:tcPr>
-            <w:tcW w:type="dxa" w:w="432"/>
+            <w:tcW w:type="dxa" w:w="505"/>
           </w:tcPr>
           <w:p>
             <w:pPr>
@@ -16313,7 +16313,7 @@
         </w:tc>
         <w:tc>
           <w:tcPr>
-            <w:tcW w:type="dxa" w:w="2952"/>
+            <w:tcW w:type="dxa" w:w="1236"/>
           </w:tcPr>
           <w:p>
             <w:pPr>
@@ -16330,7 +16330,7 @@
         </w:tc>
         <w:tc>
           <w:tcPr>
-            <w:tcW w:type="dxa" w:w="1368"/>
+            <w:tcW w:type="dxa" w:w="1162"/>
           </w:tcPr>
           <w:p>
             <w:pPr>
@@ -16347,7 +16347,7 @@
         </w:tc>
         <w:tc>
           <w:tcPr>
-            <w:tcW w:type="dxa" w:w="1656"/>
+            <w:tcW w:type="dxa" w:w="1701"/>
           </w:tcPr>
           <w:p>
             <w:pPr>
@@ -16364,7 +16364,7 @@
         </w:tc>
         <w:tc>
           <w:tcPr>
-            <w:tcW w:type="dxa" w:w="6552"/>
+            <w:tcW w:type="dxa" w:w="8442"/>
           </w:tcPr>
           <w:p>
             <w:pPr>
@@ -16381,7 +16381,7 @@
         </w:tc>
         <w:tc>
           <w:tcPr>
-            <w:tcW w:type="dxa" w:w="1152"/>
+            <w:tcW w:type="dxa" w:w="1066"/>
           </w:tcPr>
           <w:p>
             <w:pPr>
@@ -16400,7 +16400,7 @@
       <w:tr>
         <w:tc>
           <w:tcPr>
-            <w:tcW w:type="dxa" w:w="432"/>
+            <w:tcW w:type="dxa" w:w="505"/>
           </w:tcPr>
           <w:p>
             <w:pPr>
@@ -16417,7 +16417,7 @@
         </w:tc>
         <w:tc>
           <w:tcPr>
-            <w:tcW w:type="dxa" w:w="2952"/>
+            <w:tcW w:type="dxa" w:w="1236"/>
           </w:tcPr>
           <w:p>
             <w:pPr>
@@ -16434,7 +16434,7 @@
         </w:tc>
         <w:tc>
           <w:tcPr>
-            <w:tcW w:type="dxa" w:w="1368"/>
+            <w:tcW w:type="dxa" w:w="1162"/>
           </w:tcPr>
           <w:p>
             <w:pPr>
@@ -16451,7 +16451,7 @@
         </w:tc>
         <w:tc>
           <w:tcPr>
-            <w:tcW w:type="dxa" w:w="1656"/>
+            <w:tcW w:type="dxa" w:w="1701"/>
           </w:tcPr>
           <w:p>
             <w:pPr>
@@ -16468,7 +16468,7 @@
         </w:tc>
         <w:tc>
           <w:tcPr>
-            <w:tcW w:type="dxa" w:w="6552"/>
+            <w:tcW w:type="dxa" w:w="8442"/>
           </w:tcPr>
           <w:p>
             <w:pPr>
@@ -16485,7 +16485,7 @@
         </w:tc>
         <w:tc>
           <w:tcPr>
-            <w:tcW w:type="dxa" w:w="1152"/>
+            <w:tcW w:type="dxa" w:w="1066"/>
           </w:tcPr>
           <w:p>
             <w:pPr>
@@ -16504,7 +16504,7 @@
       <w:tr>
         <w:tc>
           <w:tcPr>
-            <w:tcW w:type="dxa" w:w="432"/>
+            <w:tcW w:type="dxa" w:w="505"/>
           </w:tcPr>
           <w:p>
             <w:pPr>
@@ -16521,7 +16521,7 @@
         </w:tc>
         <w:tc>
           <w:tcPr>
-            <w:tcW w:type="dxa" w:w="2952"/>
+            <w:tcW w:type="dxa" w:w="1236"/>
           </w:tcPr>
           <w:p>
             <w:pPr>
@@ -16538,7 +16538,7 @@
         </w:tc>
         <w:tc>
           <w:tcPr>
-            <w:tcW w:type="dxa" w:w="1368"/>
+            <w:tcW w:type="dxa" w:w="1162"/>
           </w:tcPr>
           <w:p>
             <w:pPr>
@@ -16555,7 +16555,7 @@
         </w:tc>
         <w:tc>
           <w:tcPr>
-            <w:tcW w:type="dxa" w:w="1656"/>
+            <w:tcW w:type="dxa" w:w="1701"/>
           </w:tcPr>
           <w:p>
             <w:pPr>
@@ -16572,7 +16572,7 @@
         </w:tc>
         <w:tc>
           <w:tcPr>
-            <w:tcW w:type="dxa" w:w="6552"/>
+            <w:tcW w:type="dxa" w:w="8442"/>
           </w:tcPr>
           <w:p>
             <w:pPr>
@@ -16589,7 +16589,7 @@
         </w:tc>
         <w:tc>
           <w:tcPr>
-            <w:tcW w:type="dxa" w:w="1152"/>
+            <w:tcW w:type="dxa" w:w="1066"/>
           </w:tcPr>
           <w:p>
             <w:pPr>
@@ -16608,7 +16608,7 @@
       <w:tr>
         <w:tc>
           <w:tcPr>
-            <w:tcW w:type="dxa" w:w="432"/>
+            <w:tcW w:type="dxa" w:w="505"/>
           </w:tcPr>
           <w:p>
             <w:pPr>
@@ -16625,7 +16625,7 @@
         </w:tc>
         <w:tc>
           <w:tcPr>
-            <w:tcW w:type="dxa" w:w="2952"/>
+            <w:tcW w:type="dxa" w:w="1236"/>
           </w:tcPr>
           <w:p>
             <w:pPr>
@@ -16642,7 +16642,7 @@
         </w:tc>
         <w:tc>
           <w:tcPr>
-            <w:tcW w:type="dxa" w:w="1368"/>
+            <w:tcW w:type="dxa" w:w="1162"/>
           </w:tcPr>
           <w:p>
             <w:pPr>
@@ -16659,7 +16659,7 @@
         </w:tc>
         <w:tc>
           <w:tcPr>
-            <w:tcW w:type="dxa" w:w="1656"/>
+            <w:tcW w:type="dxa" w:w="1701"/>
           </w:tcPr>
           <w:p>
             <w:pPr>
@@ -16676,7 +16676,7 @@
         </w:tc>
         <w:tc>
           <w:tcPr>
-            <w:tcW w:type="dxa" w:w="6552"/>
+            <w:tcW w:type="dxa" w:w="8442"/>
           </w:tcPr>
           <w:p>
             <w:pPr>
@@ -16693,7 +16693,7 @@
         </w:tc>
         <w:tc>
           <w:tcPr>
-            <w:tcW w:type="dxa" w:w="1152"/>
+            <w:tcW w:type="dxa" w:w="1066"/>
           </w:tcPr>
           <w:p>
             <w:pPr>
@@ -16712,7 +16712,7 @@
       <w:tr>
         <w:tc>
           <w:tcPr>
-            <w:tcW w:type="dxa" w:w="432"/>
+            <w:tcW w:type="dxa" w:w="505"/>
           </w:tcPr>
           <w:p>
             <w:pPr>
@@ -16729,7 +16729,7 @@
         </w:tc>
         <w:tc>
           <w:tcPr>
-            <w:tcW w:type="dxa" w:w="2952"/>
+            <w:tcW w:type="dxa" w:w="1236"/>
           </w:tcPr>
           <w:p>
             <w:pPr>
@@ -16746,7 +16746,7 @@
         </w:tc>
         <w:tc>
           <w:tcPr>
-            <w:tcW w:type="dxa" w:w="1368"/>
+            <w:tcW w:type="dxa" w:w="1162"/>
           </w:tcPr>
           <w:p>
             <w:pPr>
@@ -16763,7 +16763,7 @@
         </w:tc>
         <w:tc>
           <w:tcPr>
-            <w:tcW w:type="dxa" w:w="1656"/>
+            <w:tcW w:type="dxa" w:w="1701"/>
           </w:tcPr>
           <w:p>
             <w:pPr>
@@ -16780,7 +16780,7 @@
         </w:tc>
         <w:tc>
           <w:tcPr>
-            <w:tcW w:type="dxa" w:w="6552"/>
+            <w:tcW w:type="dxa" w:w="8442"/>
           </w:tcPr>
           <w:p>
             <w:pPr>
@@ -16797,7 +16797,7 @@
         </w:tc>
         <w:tc>
           <w:tcPr>
-            <w:tcW w:type="dxa" w:w="1152"/>
+            <w:tcW w:type="dxa" w:w="1066"/>
           </w:tcPr>
           <w:p>
             <w:pPr>
@@ -16816,7 +16816,7 @@
       <w:tr>
         <w:tc>
           <w:tcPr>
-            <w:tcW w:type="dxa" w:w="432"/>
+            <w:tcW w:type="dxa" w:w="505"/>
           </w:tcPr>
           <w:p>
             <w:pPr>
@@ -16833,7 +16833,7 @@
         </w:tc>
         <w:tc>
           <w:tcPr>
-            <w:tcW w:type="dxa" w:w="2952"/>
+            <w:tcW w:type="dxa" w:w="1236"/>
           </w:tcPr>
           <w:p>
             <w:pPr>
@@ -16850,7 +16850,7 @@
         </w:tc>
         <w:tc>
           <w:tcPr>
-            <w:tcW w:type="dxa" w:w="1368"/>
+            <w:tcW w:type="dxa" w:w="1162"/>
           </w:tcPr>
           <w:p>
             <w:pPr>
@@ -16867,7 +16867,7 @@
         </w:tc>
         <w:tc>
           <w:tcPr>
-            <w:tcW w:type="dxa" w:w="1656"/>
+            <w:tcW w:type="dxa" w:w="1701"/>
           </w:tcPr>
           <w:p>
             <w:pPr>
@@ -16884,7 +16884,7 @@
         </w:tc>
         <w:tc>
           <w:tcPr>
-            <w:tcW w:type="dxa" w:w="6552"/>
+            <w:tcW w:type="dxa" w:w="8442"/>
           </w:tcPr>
           <w:p>
             <w:pPr>
@@ -16901,7 +16901,7 @@
         </w:tc>
         <w:tc>
           <w:tcPr>
-            <w:tcW w:type="dxa" w:w="1152"/>
+            <w:tcW w:type="dxa" w:w="1066"/>
           </w:tcPr>
           <w:p>
             <w:pPr>
@@ -16920,7 +16920,7 @@
       <w:tr>
         <w:tc>
           <w:tcPr>
-            <w:tcW w:type="dxa" w:w="432"/>
+            <w:tcW w:type="dxa" w:w="505"/>
           </w:tcPr>
           <w:p>
             <w:pPr>
@@ -16937,7 +16937,7 @@
         </w:tc>
         <w:tc>
           <w:tcPr>
-            <w:tcW w:type="dxa" w:w="2952"/>
+            <w:tcW w:type="dxa" w:w="1236"/>
           </w:tcPr>
           <w:p>
             <w:pPr>
@@ -16954,7 +16954,7 @@
         </w:tc>
         <w:tc>
           <w:tcPr>
-            <w:tcW w:type="dxa" w:w="1368"/>
+            <w:tcW w:type="dxa" w:w="1162"/>
           </w:tcPr>
           <w:p>
             <w:pPr>
@@ -16971,7 +16971,7 @@
         </w:tc>
         <w:tc>
           <w:tcPr>
-            <w:tcW w:type="dxa" w:w="1656"/>
+            <w:tcW w:type="dxa" w:w="1701"/>
           </w:tcPr>
           <w:p>
             <w:pPr>
@@ -16988,7 +16988,7 @@
         </w:tc>
         <w:tc>
           <w:tcPr>
-            <w:tcW w:type="dxa" w:w="6552"/>
+            <w:tcW w:type="dxa" w:w="8442"/>
           </w:tcPr>
           <w:p>
             <w:pPr>
@@ -17005,7 +17005,7 @@
         </w:tc>
         <w:tc>
           <w:tcPr>
-            <w:tcW w:type="dxa" w:w="1152"/>
+            <w:tcW w:type="dxa" w:w="1066"/>
           </w:tcPr>
           <w:p>
             <w:pPr>
@@ -17024,7 +17024,7 @@
       <w:tr>
         <w:tc>
           <w:tcPr>
-            <w:tcW w:type="dxa" w:w="432"/>
+            <w:tcW w:type="dxa" w:w="505"/>
           </w:tcPr>
           <w:p>
             <w:pPr>
@@ -17041,7 +17041,7 @@
         </w:tc>
         <w:tc>
           <w:tcPr>
-            <w:tcW w:type="dxa" w:w="2952"/>
+            <w:tcW w:type="dxa" w:w="1236"/>
           </w:tcPr>
           <w:p>
             <w:pPr>
@@ -17058,7 +17058,7 @@
         </w:tc>
         <w:tc>
           <w:tcPr>
-            <w:tcW w:type="dxa" w:w="1368"/>
+            <w:tcW w:type="dxa" w:w="1162"/>
           </w:tcPr>
           <w:p>
             <w:pPr>
@@ -17075,7 +17075,7 @@
         </w:tc>
         <w:tc>
           <w:tcPr>
-            <w:tcW w:type="dxa" w:w="1656"/>
+            <w:tcW w:type="dxa" w:w="1701"/>
           </w:tcPr>
           <w:p>
             <w:pPr>
@@ -17092,7 +17092,7 @@
         </w:tc>
         <w:tc>
           <w:tcPr>
-            <w:tcW w:type="dxa" w:w="6552"/>
+            <w:tcW w:type="dxa" w:w="8442"/>
           </w:tcPr>
           <w:p>
             <w:pPr>
@@ -17109,7 +17109,7 @@
         </w:tc>
         <w:tc>
           <w:tcPr>
-            <w:tcW w:type="dxa" w:w="1152"/>
+            <w:tcW w:type="dxa" w:w="1066"/>
           </w:tcPr>
           <w:p>
             <w:pPr>
@@ -17128,7 +17128,7 @@
       <w:tr>
         <w:tc>
           <w:tcPr>
-            <w:tcW w:type="dxa" w:w="432"/>
+            <w:tcW w:type="dxa" w:w="505"/>
           </w:tcPr>
           <w:p>
             <w:pPr>
@@ -17145,7 +17145,7 @@
         </w:tc>
         <w:tc>
           <w:tcPr>
-            <w:tcW w:type="dxa" w:w="2952"/>
+            <w:tcW w:type="dxa" w:w="1236"/>
           </w:tcPr>
           <w:p>
             <w:pPr>
@@ -17162,7 +17162,7 @@
         </w:tc>
         <w:tc>
           <w:tcPr>
-            <w:tcW w:type="dxa" w:w="1368"/>
+            <w:tcW w:type="dxa" w:w="1162"/>
           </w:tcPr>
           <w:p>
             <w:pPr>
@@ -17179,7 +17179,7 @@
         </w:tc>
         <w:tc>
           <w:tcPr>
-            <w:tcW w:type="dxa" w:w="1656"/>
+            <w:tcW w:type="dxa" w:w="1701"/>
           </w:tcPr>
           <w:p>
             <w:pPr>
@@ -17196,7 +17196,7 @@
         </w:tc>
         <w:tc>
           <w:tcPr>
-            <w:tcW w:type="dxa" w:w="6552"/>
+            <w:tcW w:type="dxa" w:w="8442"/>
           </w:tcPr>
           <w:p>
             <w:pPr>
@@ -17213,7 +17213,7 @@
         </w:tc>
         <w:tc>
           <w:tcPr>
-            <w:tcW w:type="dxa" w:w="1152"/>
+            <w:tcW w:type="dxa" w:w="1066"/>
           </w:tcPr>
           <w:p>
             <w:pPr>
@@ -17232,7 +17232,7 @@
       <w:tr>
         <w:tc>
           <w:tcPr>
-            <w:tcW w:type="dxa" w:w="432"/>
+            <w:tcW w:type="dxa" w:w="505"/>
           </w:tcPr>
           <w:p>
             <w:pPr>
@@ -17249,7 +17249,7 @@
         </w:tc>
         <w:tc>
           <w:tcPr>
-            <w:tcW w:type="dxa" w:w="2952"/>
+            <w:tcW w:type="dxa" w:w="1236"/>
           </w:tcPr>
           <w:p>
             <w:pPr>
@@ -17266,7 +17266,7 @@
         </w:tc>
         <w:tc>
           <w:tcPr>
-            <w:tcW w:type="dxa" w:w="1368"/>
+            <w:tcW w:type="dxa" w:w="1162"/>
           </w:tcPr>
           <w:p>
             <w:pPr>
@@ -17283,7 +17283,7 @@
         </w:tc>
         <w:tc>
           <w:tcPr>
-            <w:tcW w:type="dxa" w:w="1656"/>
+            <w:tcW w:type="dxa" w:w="1701"/>
           </w:tcPr>
           <w:p>
             <w:pPr>
@@ -17300,7 +17300,7 @@
         </w:tc>
         <w:tc>
           <w:tcPr>
-            <w:tcW w:type="dxa" w:w="6552"/>
+            <w:tcW w:type="dxa" w:w="8442"/>
           </w:tcPr>
           <w:p>
             <w:pPr>
@@ -17317,7 +17317,7 @@
         </w:tc>
         <w:tc>
           <w:tcPr>
-            <w:tcW w:type="dxa" w:w="1152"/>
+            <w:tcW w:type="dxa" w:w="1066"/>
           </w:tcPr>
           <w:p>
             <w:pPr>
@@ -17336,7 +17336,7 @@
       <w:tr>
         <w:tc>
           <w:tcPr>
-            <w:tcW w:type="dxa" w:w="432"/>
+            <w:tcW w:type="dxa" w:w="505"/>
           </w:tcPr>
           <w:p>
             <w:pPr>
@@ -17353,7 +17353,7 @@
         </w:tc>
         <w:tc>
           <w:tcPr>
-            <w:tcW w:type="dxa" w:w="2952"/>
+            <w:tcW w:type="dxa" w:w="1236"/>
           </w:tcPr>
           <w:p>
             <w:pPr>
@@ -17370,7 +17370,7 @@
         </w:tc>
         <w:tc>
           <w:tcPr>
-            <w:tcW w:type="dxa" w:w="1368"/>
+            <w:tcW w:type="dxa" w:w="1162"/>
           </w:tcPr>
           <w:p>
             <w:pPr>
@@ -17387,7 +17387,7 @@
         </w:tc>
         <w:tc>
           <w:tcPr>
-            <w:tcW w:type="dxa" w:w="1656"/>
+            <w:tcW w:type="dxa" w:w="1701"/>
           </w:tcPr>
           <w:p>
             <w:pPr>
@@ -17404,7 +17404,7 @@
         </w:tc>
         <w:tc>
           <w:tcPr>
-            <w:tcW w:type="dxa" w:w="6552"/>
+            <w:tcW w:type="dxa" w:w="8442"/>
           </w:tcPr>
           <w:p>
             <w:pPr>
@@ -17421,7 +17421,7 @@
         </w:tc>
         <w:tc>
           <w:tcPr>
-            <w:tcW w:type="dxa" w:w="1152"/>
+            <w:tcW w:type="dxa" w:w="1066"/>
           </w:tcPr>
           <w:p>
             <w:pPr>
@@ -17440,7 +17440,7 @@
       <w:tr>
         <w:tc>
           <w:tcPr>
-            <w:tcW w:type="dxa" w:w="432"/>
+            <w:tcW w:type="dxa" w:w="505"/>
           </w:tcPr>
           <w:p>
             <w:pPr>
@@ -17457,7 +17457,7 @@
         </w:tc>
         <w:tc>
           <w:tcPr>
-            <w:tcW w:type="dxa" w:w="2952"/>
+            <w:tcW w:type="dxa" w:w="1236"/>
           </w:tcPr>
           <w:p>
             <w:pPr>
@@ -17474,7 +17474,7 @@
         </w:tc>
         <w:tc>
           <w:tcPr>
-            <w:tcW w:type="dxa" w:w="1368"/>
+            <w:tcW w:type="dxa" w:w="1162"/>
           </w:tcPr>
           <w:p>
             <w:pPr>
@@ -17491,7 +17491,7 @@
         </w:tc>
         <w:tc>
           <w:tcPr>
-            <w:tcW w:type="dxa" w:w="1656"/>
+            <w:tcW w:type="dxa" w:w="1701"/>
           </w:tcPr>
           <w:p>
             <w:pPr>
@@ -17508,7 +17508,7 @@
         </w:tc>
         <w:tc>
           <w:tcPr>
-            <w:tcW w:type="dxa" w:w="6552"/>
+            <w:tcW w:type="dxa" w:w="8442"/>
           </w:tcPr>
           <w:p>
             <w:pPr>
@@ -17525,7 +17525,7 @@
         </w:tc>
         <w:tc>
           <w:tcPr>
-            <w:tcW w:type="dxa" w:w="1152"/>
+            <w:tcW w:type="dxa" w:w="1066"/>
           </w:tcPr>
           <w:p>
             <w:pPr>
@@ -17544,7 +17544,7 @@
       <w:tr>
         <w:tc>
           <w:tcPr>
-            <w:tcW w:type="dxa" w:w="432"/>
+            <w:tcW w:type="dxa" w:w="505"/>
           </w:tcPr>
           <w:p>
             <w:pPr>
@@ -17561,7 +17561,7 @@
         </w:tc>
         <w:tc>
           <w:tcPr>
-            <w:tcW w:type="dxa" w:w="2952"/>
+            <w:tcW w:type="dxa" w:w="1236"/>
           </w:tcPr>
           <w:p>
             <w:pPr>
@@ -17578,7 +17578,7 @@
         </w:tc>
         <w:tc>
           <w:tcPr>
-            <w:tcW w:type="dxa" w:w="1368"/>
+            <w:tcW w:type="dxa" w:w="1162"/>
           </w:tcPr>
           <w:p>
             <w:pPr>
@@ -17595,7 +17595,7 @@
         </w:tc>
         <w:tc>
           <w:tcPr>
-            <w:tcW w:type="dxa" w:w="1656"/>
+            <w:tcW w:type="dxa" w:w="1701"/>
           </w:tcPr>
           <w:p>
             <w:pPr>
@@ -17612,7 +17612,7 @@
         </w:tc>
         <w:tc>
           <w:tcPr>
-            <w:tcW w:type="dxa" w:w="6552"/>
+            <w:tcW w:type="dxa" w:w="8442"/>
           </w:tcPr>
           <w:p>
             <w:pPr>
@@ -17629,7 +17629,7 @@
         </w:tc>
         <w:tc>
           <w:tcPr>
-            <w:tcW w:type="dxa" w:w="1152"/>
+            <w:tcW w:type="dxa" w:w="1066"/>
           </w:tcPr>
           <w:p>
             <w:pPr>
@@ -17648,7 +17648,7 @@
       <w:tr>
         <w:tc>
           <w:tcPr>
-            <w:tcW w:type="dxa" w:w="432"/>
+            <w:tcW w:type="dxa" w:w="505"/>
           </w:tcPr>
           <w:p>
             <w:pPr>
@@ -17665,7 +17665,7 @@
         </w:tc>
         <w:tc>
           <w:tcPr>
-            <w:tcW w:type="dxa" w:w="2952"/>
+            <w:tcW w:type="dxa" w:w="1236"/>
           </w:tcPr>
           <w:p>
             <w:pPr>
@@ -17682,7 +17682,7 @@
         </w:tc>
         <w:tc>
           <w:tcPr>
-            <w:tcW w:type="dxa" w:w="1368"/>
+            <w:tcW w:type="dxa" w:w="1162"/>
           </w:tcPr>
           <w:p>
             <w:pPr>
@@ -17699,7 +17699,7 @@
         </w:tc>
         <w:tc>
           <w:tcPr>
-            <w:tcW w:type="dxa" w:w="1656"/>
+            <w:tcW w:type="dxa" w:w="1701"/>
           </w:tcPr>
           <w:p>
             <w:pPr>
@@ -17716,7 +17716,7 @@
         </w:tc>
         <w:tc>
           <w:tcPr>
-            <w:tcW w:type="dxa" w:w="6552"/>
+            <w:tcW w:type="dxa" w:w="8442"/>
           </w:tcPr>
           <w:p>
             <w:pPr>
@@ -17733,7 +17733,7 @@
         </w:tc>
         <w:tc>
           <w:tcPr>
-            <w:tcW w:type="dxa" w:w="1152"/>
+            <w:tcW w:type="dxa" w:w="1066"/>
           </w:tcPr>
           <w:p>
             <w:pPr>
@@ -17752,7 +17752,7 @@
       <w:tr>
         <w:tc>
           <w:tcPr>
-            <w:tcW w:type="dxa" w:w="432"/>
+            <w:tcW w:type="dxa" w:w="505"/>
           </w:tcPr>
           <w:p>
             <w:pPr>
@@ -17769,7 +17769,7 @@
         </w:tc>
         <w:tc>
           <w:tcPr>
-            <w:tcW w:type="dxa" w:w="2952"/>
+            <w:tcW w:type="dxa" w:w="1236"/>
           </w:tcPr>
           <w:p>
             <w:pPr>
@@ -17786,7 +17786,7 @@
         </w:tc>
         <w:tc>
           <w:tcPr>
-            <w:tcW w:type="dxa" w:w="1368"/>
+            <w:tcW w:type="dxa" w:w="1162"/>
           </w:tcPr>
           <w:p>
             <w:pPr>
@@ -17803,7 +17803,7 @@
         </w:tc>
         <w:tc>
           <w:tcPr>
-            <w:tcW w:type="dxa" w:w="1656"/>
+            <w:tcW w:type="dxa" w:w="1701"/>
           </w:tcPr>
           <w:p>
             <w:pPr>
@@ -17820,7 +17820,7 @@
         </w:tc>
         <w:tc>
           <w:tcPr>
-            <w:tcW w:type="dxa" w:w="6552"/>
+            <w:tcW w:type="dxa" w:w="8442"/>
           </w:tcPr>
           <w:p>
             <w:pPr>
@@ -17837,7 +17837,7 @@
         </w:tc>
         <w:tc>
           <w:tcPr>
-            <w:tcW w:type="dxa" w:w="1152"/>
+            <w:tcW w:type="dxa" w:w="1066"/>
           </w:tcPr>
           <w:p>
             <w:pPr>
@@ -17856,7 +17856,7 @@
       <w:tr>
         <w:tc>
           <w:tcPr>
-            <w:tcW w:type="dxa" w:w="432"/>
+            <w:tcW w:type="dxa" w:w="505"/>
           </w:tcPr>
           <w:p>
             <w:pPr>
@@ -17873,7 +17873,7 @@
         </w:tc>
         <w:tc>
           <w:tcPr>
-            <w:tcW w:type="dxa" w:w="2952"/>
+            <w:tcW w:type="dxa" w:w="1236"/>
           </w:tcPr>
           <w:p>
             <w:pPr>
@@ -17890,7 +17890,7 @@
         </w:tc>
         <w:tc>
           <w:tcPr>
-            <w:tcW w:type="dxa" w:w="1368"/>
+            <w:tcW w:type="dxa" w:w="1162"/>
           </w:tcPr>
           <w:p>
             <w:pPr>
@@ -17907,7 +17907,7 @@
         </w:tc>
         <w:tc>
           <w:tcPr>
-            <w:tcW w:type="dxa" w:w="1656"/>
+            <w:tcW w:type="dxa" w:w="1701"/>
           </w:tcPr>
           <w:p>
             <w:pPr>
@@ -17924,7 +17924,7 @@
         </w:tc>
         <w:tc>
           <w:tcPr>
-            <w:tcW w:type="dxa" w:w="6552"/>
+            <w:tcW w:type="dxa" w:w="8442"/>
           </w:tcPr>
           <w:p>
             <w:pPr>
@@ -17941,7 +17941,7 @@
         </w:tc>
         <w:tc>
           <w:tcPr>
-            <w:tcW w:type="dxa" w:w="1152"/>
+            <w:tcW w:type="dxa" w:w="1066"/>
           </w:tcPr>
           <w:p>
             <w:pPr>
@@ -17960,7 +17960,7 @@
       <w:tr>
         <w:tc>
           <w:tcPr>
-            <w:tcW w:type="dxa" w:w="432"/>
+            <w:tcW w:type="dxa" w:w="505"/>
           </w:tcPr>
           <w:p>
             <w:pPr>
@@ -17977,7 +17977,7 @@
         </w:tc>
         <w:tc>
           <w:tcPr>
-            <w:tcW w:type="dxa" w:w="2952"/>
+            <w:tcW w:type="dxa" w:w="1236"/>
           </w:tcPr>
           <w:p>
             <w:pPr>
@@ -17994,7 +17994,7 @@
         </w:tc>
         <w:tc>
           <w:tcPr>
-            <w:tcW w:type="dxa" w:w="1368"/>
+            <w:tcW w:type="dxa" w:w="1162"/>
           </w:tcPr>
           <w:p>
             <w:pPr>
@@ -18011,7 +18011,7 @@
         </w:tc>
         <w:tc>
           <w:tcPr>
-            <w:tcW w:type="dxa" w:w="1656"/>
+            <w:tcW w:type="dxa" w:w="1701"/>
           </w:tcPr>
           <w:p>
             <w:pPr>
@@ -18028,7 +18028,7 @@
         </w:tc>
         <w:tc>
           <w:tcPr>
-            <w:tcW w:type="dxa" w:w="6552"/>
+            <w:tcW w:type="dxa" w:w="8442"/>
           </w:tcPr>
           <w:p>
             <w:pPr>
@@ -18045,7 +18045,7 @@
         </w:tc>
         <w:tc>
           <w:tcPr>
-            <w:tcW w:type="dxa" w:w="1152"/>
+            <w:tcW w:type="dxa" w:w="1066"/>
           </w:tcPr>
           <w:p>
             <w:pPr>
@@ -18064,7 +18064,7 @@
       <w:tr>
         <w:tc>
           <w:tcPr>
-            <w:tcW w:type="dxa" w:w="432"/>
+            <w:tcW w:type="dxa" w:w="505"/>
           </w:tcPr>
           <w:p>
             <w:pPr>
@@ -18081,7 +18081,7 @@
         </w:tc>
         <w:tc>
           <w:tcPr>
-            <w:tcW w:type="dxa" w:w="2952"/>
+            <w:tcW w:type="dxa" w:w="1236"/>
           </w:tcPr>
           <w:p>
             <w:pPr>
@@ -18098,7 +18098,7 @@
         </w:tc>
         <w:tc>
           <w:tcPr>
-            <w:tcW w:type="dxa" w:w="1368"/>
+            <w:tcW w:type="dxa" w:w="1162"/>
           </w:tcPr>
           <w:p>
             <w:pPr>
@@ -18115,7 +18115,7 @@
         </w:tc>
         <w:tc>
           <w:tcPr>
-            <w:tcW w:type="dxa" w:w="1656"/>
+            <w:tcW w:type="dxa" w:w="1701"/>
           </w:tcPr>
           <w:p>
             <w:pPr>
@@ -18132,7 +18132,7 @@
         </w:tc>
         <w:tc>
           <w:tcPr>
-            <w:tcW w:type="dxa" w:w="6552"/>
+            <w:tcW w:type="dxa" w:w="8442"/>
           </w:tcPr>
           <w:p>
             <w:pPr>
@@ -18149,7 +18149,7 @@
         </w:tc>
         <w:tc>
           <w:tcPr>
-            <w:tcW w:type="dxa" w:w="1152"/>
+            <w:tcW w:type="dxa" w:w="1066"/>
           </w:tcPr>
           <w:p>
             <w:pPr>
@@ -18168,7 +18168,7 @@
       <w:tr>
         <w:tc>
           <w:tcPr>
-            <w:tcW w:type="dxa" w:w="432"/>
+            <w:tcW w:type="dxa" w:w="505"/>
           </w:tcPr>
           <w:p>
             <w:pPr>
@@ -18185,7 +18185,7 @@
         </w:tc>
         <w:tc>
           <w:tcPr>
-            <w:tcW w:type="dxa" w:w="2952"/>
+            <w:tcW w:type="dxa" w:w="1236"/>
           </w:tcPr>
           <w:p>
             <w:pPr>
@@ -18202,7 +18202,7 @@
         </w:tc>
         <w:tc>
           <w:tcPr>
-            <w:tcW w:type="dxa" w:w="1368"/>
+            <w:tcW w:type="dxa" w:w="1162"/>
           </w:tcPr>
           <w:p>
             <w:pPr>
@@ -18219,7 +18219,7 @@
         </w:tc>
         <w:tc>
           <w:tcPr>
-            <w:tcW w:type="dxa" w:w="1656"/>
+            <w:tcW w:type="dxa" w:w="1701"/>
           </w:tcPr>
           <w:p>
             <w:pPr>
@@ -18236,7 +18236,7 @@
         </w:tc>
         <w:tc>
           <w:tcPr>
-            <w:tcW w:type="dxa" w:w="6552"/>
+            <w:tcW w:type="dxa" w:w="8442"/>
           </w:tcPr>
           <w:p>
             <w:pPr>
@@ -18253,7 +18253,7 @@
         </w:tc>
         <w:tc>
           <w:tcPr>
-            <w:tcW w:type="dxa" w:w="1152"/>
+            <w:tcW w:type="dxa" w:w="1066"/>
           </w:tcPr>
           <w:p>
             <w:pPr>
@@ -18272,7 +18272,7 @@
       <w:tr>
         <w:tc>
           <w:tcPr>
-            <w:tcW w:type="dxa" w:w="432"/>
+            <w:tcW w:type="dxa" w:w="505"/>
           </w:tcPr>
           <w:p>
             <w:pPr>
@@ -18289,7 +18289,7 @@
         </w:tc>
         <w:tc>
           <w:tcPr>
-            <w:tcW w:type="dxa" w:w="2952"/>
+            <w:tcW w:type="dxa" w:w="1236"/>
           </w:tcPr>
           <w:p>
             <w:pPr>
@@ -18306,7 +18306,7 @@
         </w:tc>
         <w:tc>
           <w:tcPr>
-            <w:tcW w:type="dxa" w:w="1368"/>
+            <w:tcW w:type="dxa" w:w="1162"/>
           </w:tcPr>
           <w:p>
             <w:pPr>
@@ -18323,7 +18323,7 @@
         </w:tc>
         <w:tc>
           <w:tcPr>
-            <w:tcW w:type="dxa" w:w="1656"/>
+            <w:tcW w:type="dxa" w:w="1701"/>
           </w:tcPr>
           <w:p>
             <w:pPr>
@@ -18340,7 +18340,7 @@
         </w:tc>
         <w:tc>
           <w:tcPr>
-            <w:tcW w:type="dxa" w:w="6552"/>
+            <w:tcW w:type="dxa" w:w="8442"/>
           </w:tcPr>
           <w:p>
             <w:pPr>
@@ -18357,7 +18357,7 @@
         </w:tc>
         <w:tc>
           <w:tcPr>
-            <w:tcW w:type="dxa" w:w="1152"/>
+            <w:tcW w:type="dxa" w:w="1066"/>
           </w:tcPr>
           <w:p>
             <w:pPr>
@@ -18376,7 +18376,7 @@
       <w:tr>
         <w:tc>
           <w:tcPr>
-            <w:tcW w:type="dxa" w:w="432"/>
+            <w:tcW w:type="dxa" w:w="505"/>
           </w:tcPr>
           <w:p>
             <w:pPr>
@@ -18393,7 +18393,7 @@
         </w:tc>
         <w:tc>
           <w:tcPr>
-            <w:tcW w:type="dxa" w:w="2952"/>
+            <w:tcW w:type="dxa" w:w="1236"/>
           </w:tcPr>
           <w:p>
             <w:pPr>
@@ -18410,7 +18410,7 @@
         </w:tc>
         <w:tc>
           <w:tcPr>
-            <w:tcW w:type="dxa" w:w="1368"/>
+            <w:tcW w:type="dxa" w:w="1162"/>
           </w:tcPr>
           <w:p>
             <w:pPr>
@@ -18427,7 +18427,7 @@
         </w:tc>
         <w:tc>
           <w:tcPr>
-            <w:tcW w:type="dxa" w:w="1656"/>
+            <w:tcW w:type="dxa" w:w="1701"/>
           </w:tcPr>
           <w:p>
             <w:pPr>
@@ -18444,7 +18444,7 @@
         </w:tc>
         <w:tc>
           <w:tcPr>
-            <w:tcW w:type="dxa" w:w="6552"/>
+            <w:tcW w:type="dxa" w:w="8442"/>
           </w:tcPr>
           <w:p>
             <w:pPr>
@@ -18461,7 +18461,7 @@
         </w:tc>
         <w:tc>
           <w:tcPr>
-            <w:tcW w:type="dxa" w:w="1152"/>
+            <w:tcW w:type="dxa" w:w="1066"/>
           </w:tcPr>
           <w:p>
             <w:pPr>
@@ -18480,7 +18480,7 @@
       <w:tr>
         <w:tc>
           <w:tcPr>
-            <w:tcW w:type="dxa" w:w="432"/>
+            <w:tcW w:type="dxa" w:w="505"/>
           </w:tcPr>
           <w:p>
             <w:pPr>
@@ -18497,7 +18497,7 @@
         </w:tc>
         <w:tc>
           <w:tcPr>
-            <w:tcW w:type="dxa" w:w="2952"/>
+            <w:tcW w:type="dxa" w:w="1236"/>
           </w:tcPr>
           <w:p>
             <w:pPr>
@@ -18514,7 +18514,7 @@
         </w:tc>
         <w:tc>
           <w:tcPr>
-            <w:tcW w:type="dxa" w:w="1368"/>
+            <w:tcW w:type="dxa" w:w="1162"/>
           </w:tcPr>
           <w:p>
             <w:pPr>
@@ -18531,7 +18531,7 @@
         </w:tc>
         <w:tc>
           <w:tcPr>
-            <w:tcW w:type="dxa" w:w="1656"/>
+            <w:tcW w:type="dxa" w:w="1701"/>
           </w:tcPr>
           <w:p>
             <w:pPr>
@@ -18548,7 +18548,7 @@
         </w:tc>
         <w:tc>
           <w:tcPr>
-            <w:tcW w:type="dxa" w:w="6552"/>
+            <w:tcW w:type="dxa" w:w="8442"/>
           </w:tcPr>
           <w:p>
             <w:pPr>
@@ -18565,7 +18565,7 @@
         </w:tc>
         <w:tc>
           <w:tcPr>
-            <w:tcW w:type="dxa" w:w="1152"/>
+            <w:tcW w:type="dxa" w:w="1066"/>
           </w:tcPr>
           <w:p>
             <w:pPr>
@@ -18617,7 +18617,7 @@
           <w:color w:val="1C3A36"/>
           <w:sz w:val="18"/>
         </w:rPr>
-        <w:t>Every document named in the register above, with what it was used for. The list is closed: a row of the input register that cited a document not on this list would have failed the register’s own assertion.</w:t>
+        <w:t>Every document named in the register above, with what it was used for. The list is closed: a row in the table above citing a document not on this list would have failed the register’s own assertion.</w:t>
       </w:r>
     </w:p>
     <w:tbl>
@@ -19908,7 +19908,7 @@
           <w:color w:val="1C3A36"/>
           <w:sz w:val="28"/>
         </w:rPr>
-        <w:t>4  Research trail — the four rings, and what came back empty</w:t>
+        <w:t>4  Research trail — the four levels, and what came back empty</w:t>
       </w:r>
     </w:p>
     <w:p>
@@ -19922,7 +19922,7 @@
           <w:color w:val="1C3A36"/>
           <w:sz w:val="18"/>
         </w:rPr>
-        <w:t>Before any forecast driver was set, the research ran in four rings: the world, the country, the industry and the company. Every finding carries its source and that source’s own date.</w:t>
+        <w:t>Before any forecast driver was set, the research ran at four levels: the world, the country, the industry and the company. Every finding carries its source and that source’s own date.</w:t>
       </w:r>
     </w:p>
     <w:tbl>
@@ -19991,7 +19991,7 @@
                 <w:color w:val="1C3A36"/>
                 <w:sz w:val="14"/>
               </w:rPr>
-              <w:t>Ring</w:t>
+              <w:t>Level</w:t>
             </w:r>
           </w:p>
         </w:tc>
@@ -21264,7 +21264,7 @@
                 <w:color w:val="1C3A36"/>
                 <w:sz w:val="14"/>
               </w:rPr>
-              <w:t>Negative search — nothing found (The same search as the new-entrants category and with the same result: no named competitor appears in any of the three documents, so no competitor capacity or price move can be cited. Recorded as an evidenced absence rather than closed by moving a company-ring finding into this row.)</w:t>
+              <w:t>Negative search — nothing found (The same search as the new-entrants category and with the same result: no named competitor appears in any of the three documents, so no competitor capacity or price move can be cited. Recorded as an evidenced absence rather than closed by moving a finding about this company's own operations into a row about its competitors.)</w:t>
             </w:r>
           </w:p>
         </w:tc>

--- a/engine/stc_study/STC_Bibliography_05-09-2026.docx
+++ b/engine/stc_study/STC_Bibliography_05-09-2026.docx
@@ -22234,7 +22234,7 @@
                 <w:color w:val="1C3A36"/>
                 <w:sz w:val="15"/>
               </w:rPr>
-              <w:t>bottom up</w:t>
+              <w:t>derived</w:t>
             </w:r>
           </w:p>
         </w:tc>
@@ -22304,7 +22304,7 @@
                 <w:color w:val="1C3A36"/>
                 <w:sz w:val="15"/>
               </w:rPr>
-              <w:t>bottom up</w:t>
+              <w:t>segment</w:t>
             </w:r>
           </w:p>
         </w:tc>
@@ -22374,7 +22374,7 @@
                 <w:color w:val="1C3A36"/>
                 <w:sz w:val="15"/>
               </w:rPr>
-              <w:t>bottom up</w:t>
+              <w:t>not built per unit</w:t>
             </w:r>
           </w:p>
         </w:tc>
@@ -22869,7 +22869,7 @@
                 <w:color w:val="1C3A36"/>
                 <w:sz w:val="15"/>
               </w:rPr>
-              <w:t>An OUTPUT of the cost build, which runs 31.98% in the first forecast year and 31.82% in the last — flat, and slightly down.</w:t>
+              <w:t>HELD, not built: each segment carries its own disclosed gross margin from the filings, with an SG&amp;A share applied against it, so the resulting path runs 31.98% in the first forecast year and 31.82% in the last — flat, and slightly down. The house standard is a margin that falls OUT of a cost built per unit, and note 35 discloses all seven cost lines by nature for three years, so the disclosure would support one. This model does not yet consume it, and that gap is stated here rather than dressed as a cost build.</w:t>
             </w:r>
           </w:p>
         </w:tc>
@@ -23046,1471 +23046,6 @@
                 <w:sz w:val="15"/>
               </w:rPr>
               <w:t>A corrected interim, or the FY2026 audited statements. Solving for the figures that would make it foot would be inventing them, and the previous edition’s forecast balance sheet was filled with grouped estimates chosen to make a balance-check row read zero — a check that cannot fail is not a check.</w:t>
-            </w:r>
-          </w:p>
-        </w:tc>
-      </w:tr>
-    </w:tbl>
-    <w:p>
-      <w:pPr>
-        <w:spacing w:after="40"/>
-      </w:pPr>
-    </w:p>
-    <w:p>
-      <w:pPr>
-        <w:spacing w:after="120" w:before="240"/>
-      </w:pPr>
-      <w:r>
-        <w:rPr>
-          <w:b/>
-          <w:i w:val="0"/>
-          <w:color w:val="1C3A36"/>
-          <w:sz w:val="28"/>
-        </w:rPr>
-        <w:t>7  What moved this edition, and in what order</w:t>
-      </w:r>
-    </w:p>
-    <w:p>
-      <w:pPr>
-        <w:spacing w:after="100" w:before="0"/>
-      </w:pPr>
-      <w:r>
-        <w:rPr>
-          <w:b w:val="0"/>
-          <w:i w:val="0"/>
-          <w:color w:val="1C3A36"/>
-          <w:sz w:val="18"/>
-        </w:rPr>
-        <w:t>This study was rebuilt rather than re-struck, and the route matters as much as the destination: several corrections serving one rule are ONE piece of evidence, not several, and a running total looked at only once at the end can hide two rules pulling in opposite directions.</w:t>
-      </w:r>
-    </w:p>
-    <w:tbl>
-      <w:tblPr>
-        <w:tblW w:type="auto" w:w="0"/>
-        <w:jc w:val="center"/>
-        <w:tblLook w:firstColumn="1" w:firstRow="1" w:lastColumn="0" w:lastRow="0" w:noHBand="0" w:noVBand="1" w:val="04A0"/>
-        <w:tblLayout w:type="fixed"/>
-        <w:tblCellMar>
-          <w:top w:w="34" w:type="dxa"/>
-          <w:left w:w="74" w:type="dxa"/>
-          <w:bottom w:w="34" w:type="dxa"/>
-          <w:right w:w="74" w:type="dxa"/>
-        </w:tblCellMar>
-        <w:tblBorders>
-          <w:top w:val="single" w:sz="4" w:space="0" w:color="C9D4D1"/>
-          <w:left w:val="single" w:sz="4" w:space="0" w:color="C9D4D1"/>
-          <w:bottom w:val="single" w:sz="4" w:space="0" w:color="C9D4D1"/>
-          <w:right w:val="single" w:sz="4" w:space="0" w:color="C9D4D1"/>
-          <w:insideH w:val="single" w:sz="4" w:space="0" w:color="C9D4D1"/>
-          <w:insideV w:val="single" w:sz="4" w:space="0" w:color="C9D4D1"/>
-        </w:tblBorders>
-        <w:tblLayout w:type="fixed"/>
-        <w:tblW w:w="11851" w:type="dxa"/>
-      </w:tblPr>
-      <w:tblGrid>
-        <w:gridCol w:w="403"/>
-        <w:gridCol w:w="7488"/>
-        <w:gridCol w:w="1368"/>
-        <w:gridCol w:w="1368"/>
-        <w:gridCol w:w="1224"/>
-      </w:tblGrid>
-      <w:tr>
-        <w:tc>
-          <w:tcPr>
-            <w:tcW w:type="dxa" w:w="403"/>
-            <w:shd w:val="clear" w:color="auto" w:fill="EAF0EE"/>
-          </w:tcPr>
-          <w:p>
-            <w:pPr>
-              <w:spacing w:after="20"/>
-            </w:pPr>
-            <w:r>
-              <w:rPr>
-                <w:b/>
-                <w:color w:val="1C3A36"/>
-                <w:sz w:val="15"/>
-              </w:rPr>
-              <w:t>#</w:t>
-            </w:r>
-          </w:p>
-        </w:tc>
-        <w:tc>
-          <w:tcPr>
-            <w:tcW w:type="dxa" w:w="7488"/>
-            <w:shd w:val="clear" w:color="auto" w:fill="EAF0EE"/>
-          </w:tcPr>
-          <w:p>
-            <w:pPr>
-              <w:spacing w:after="20"/>
-            </w:pPr>
-            <w:r>
-              <w:rPr>
-                <w:b/>
-                <w:color w:val="1C3A36"/>
-                <w:sz w:val="15"/>
-              </w:rPr>
-              <w:t>What changed</w:t>
-            </w:r>
-          </w:p>
-        </w:tc>
-        <w:tc>
-          <w:tcPr>
-            <w:tcW w:type="dxa" w:w="1368"/>
-            <w:shd w:val="clear" w:color="auto" w:fill="EAF0EE"/>
-          </w:tcPr>
-          <w:p>
-            <w:pPr>
-              <w:spacing w:after="20"/>
-            </w:pPr>
-            <w:r>
-              <w:rPr>
-                <w:b/>
-                <w:color w:val="1C3A36"/>
-                <w:sz w:val="15"/>
-              </w:rPr>
-              <w:t>Before</w:t>
-            </w:r>
-          </w:p>
-        </w:tc>
-        <w:tc>
-          <w:tcPr>
-            <w:tcW w:type="dxa" w:w="1368"/>
-            <w:shd w:val="clear" w:color="auto" w:fill="EAF0EE"/>
-          </w:tcPr>
-          <w:p>
-            <w:pPr>
-              <w:spacing w:after="20"/>
-            </w:pPr>
-            <w:r>
-              <w:rPr>
-                <w:b/>
-                <w:color w:val="1C3A36"/>
-                <w:sz w:val="15"/>
-              </w:rPr>
-              <w:t>After</w:t>
-            </w:r>
-          </w:p>
-        </w:tc>
-        <w:tc>
-          <w:tcPr>
-            <w:tcW w:type="dxa" w:w="1224"/>
-            <w:shd w:val="clear" w:color="auto" w:fill="EAF0EE"/>
-          </w:tcPr>
-          <w:p>
-            <w:pPr>
-              <w:spacing w:after="20"/>
-            </w:pPr>
-            <w:r>
-              <w:rPr>
-                <w:b/>
-                <w:color w:val="1C3A36"/>
-                <w:sz w:val="15"/>
-              </w:rPr>
-              <w:t>Move</w:t>
-            </w:r>
-          </w:p>
-        </w:tc>
-      </w:tr>
-      <w:tr>
-        <w:tc>
-          <w:tcPr>
-            <w:tcW w:type="dxa" w:w="403"/>
-          </w:tcPr>
-          <w:p>
-            <w:pPr>
-              <w:spacing w:after="20"/>
-            </w:pPr>
-            <w:r>
-              <w:rPr>
-                <w:color w:val="1C3A36"/>
-                <w:sz w:val="15"/>
-              </w:rPr>
-              <w:t>1</w:t>
-            </w:r>
-          </w:p>
-        </w:tc>
-        <w:tc>
-          <w:tcPr>
-            <w:tcW w:type="dxa" w:w="7488"/>
-          </w:tcPr>
-          <w:p>
-            <w:pPr>
-              <w:spacing w:after="20"/>
-            </w:pPr>
-            <w:r>
-              <w:rPr>
-                <w:color w:val="1C3A36"/>
-                <w:sz w:val="15"/>
-              </w:rPr>
-              <w:t>the mechanical unblock, then the cost-of-capital schedule through the sanctioned module</w:t>
-            </w:r>
-          </w:p>
-        </w:tc>
-        <w:tc>
-          <w:tcPr>
-            <w:tcW w:type="dxa" w:w="1368"/>
-          </w:tcPr>
-          <w:p>
-            <w:pPr>
-              <w:spacing w:after="20"/>
-            </w:pPr>
-            <w:r>
-              <w:rPr>
-                <w:color w:val="1C3A36"/>
-                <w:sz w:val="15"/>
-              </w:rPr>
-              <w:t>47.1108</w:t>
-            </w:r>
-          </w:p>
-        </w:tc>
-        <w:tc>
-          <w:tcPr>
-            <w:tcW w:type="dxa" w:w="1368"/>
-          </w:tcPr>
-          <w:p>
-            <w:pPr>
-              <w:spacing w:after="20"/>
-            </w:pPr>
-            <w:r>
-              <w:rPr>
-                <w:color w:val="1C3A36"/>
-                <w:sz w:val="15"/>
-              </w:rPr>
-              <w:t>51.0714</w:t>
-            </w:r>
-          </w:p>
-        </w:tc>
-        <w:tc>
-          <w:tcPr>
-            <w:tcW w:type="dxa" w:w="1224"/>
-          </w:tcPr>
-          <w:p>
-            <w:pPr>
-              <w:spacing w:after="20"/>
-            </w:pPr>
-            <w:r>
-              <w:rPr>
-                <w:color w:val="1C3A36"/>
-                <w:sz w:val="15"/>
-              </w:rPr>
-              <w:t>+8.41%</w:t>
-            </w:r>
-          </w:p>
-        </w:tc>
-      </w:tr>
-      <w:tr>
-        <w:tc>
-          <w:tcPr>
-            <w:tcW w:type="dxa" w:w="403"/>
-          </w:tcPr>
-          <w:p>
-            <w:pPr>
-              <w:spacing w:after="20"/>
-            </w:pPr>
-            <w:r>
-              <w:rPr>
-                <w:color w:val="1C3A36"/>
-                <w:sz w:val="15"/>
-              </w:rPr>
-              <w:t>2</w:t>
-            </w:r>
-          </w:p>
-        </w:tc>
-        <w:tc>
-          <w:tcPr>
-            <w:tcW w:type="dxa" w:w="7488"/>
-          </w:tcPr>
-          <w:p>
-            <w:pPr>
-              <w:spacing w:after="20"/>
-            </w:pPr>
-            <w:r>
-              <w:rPr>
-                <w:color w:val="1C3A36"/>
-                <w:sz w:val="15"/>
-              </w:rPr>
-              <w:t>the beta re-derived against the published index of its own exchange</w:t>
-            </w:r>
-          </w:p>
-        </w:tc>
-        <w:tc>
-          <w:tcPr>
-            <w:tcW w:type="dxa" w:w="1368"/>
-          </w:tcPr>
-          <w:p>
-            <w:pPr>
-              <w:spacing w:after="20"/>
-            </w:pPr>
-            <w:r>
-              <w:rPr>
-                <w:color w:val="1C3A36"/>
-                <w:sz w:val="15"/>
-              </w:rPr>
-              <w:t>51.0714</w:t>
-            </w:r>
-          </w:p>
-        </w:tc>
-        <w:tc>
-          <w:tcPr>
-            <w:tcW w:type="dxa" w:w="1368"/>
-          </w:tcPr>
-          <w:p>
-            <w:pPr>
-              <w:spacing w:after="20"/>
-            </w:pPr>
-            <w:r>
-              <w:rPr>
-                <w:color w:val="1C3A36"/>
-                <w:sz w:val="15"/>
-              </w:rPr>
-              <w:t>44.0502</w:t>
-            </w:r>
-          </w:p>
-        </w:tc>
-        <w:tc>
-          <w:tcPr>
-            <w:tcW w:type="dxa" w:w="1224"/>
-          </w:tcPr>
-          <w:p>
-            <w:pPr>
-              <w:spacing w:after="20"/>
-            </w:pPr>
-            <w:r>
-              <w:rPr>
-                <w:color w:val="1C3A36"/>
-                <w:sz w:val="15"/>
-              </w:rPr>
-              <w:t>-13.75%</w:t>
-            </w:r>
-          </w:p>
-        </w:tc>
-      </w:tr>
-      <w:tr>
-        <w:tc>
-          <w:tcPr>
-            <w:tcW w:type="dxa" w:w="403"/>
-          </w:tcPr>
-          <w:p>
-            <w:pPr>
-              <w:spacing w:after="20"/>
-            </w:pPr>
-            <w:r>
-              <w:rPr>
-                <w:color w:val="1C3A36"/>
-                <w:sz w:val="15"/>
-              </w:rPr>
-              <w:t>3</w:t>
-            </w:r>
-          </w:p>
-        </w:tc>
-        <w:tc>
-          <w:tcPr>
-            <w:tcW w:type="dxa" w:w="7488"/>
-          </w:tcPr>
-          <w:p>
-            <w:pPr>
-              <w:spacing w:after="20"/>
-            </w:pPr>
-            <w:r>
-              <w:rPr>
-                <w:color w:val="1C3A36"/>
-                <w:sz w:val="15"/>
-              </w:rPr>
-              <w:t>terminal growth stored as a real rate on the house Saudi path</w:t>
-            </w:r>
-          </w:p>
-        </w:tc>
-        <w:tc>
-          <w:tcPr>
-            <w:tcW w:type="dxa" w:w="1368"/>
-          </w:tcPr>
-          <w:p>
-            <w:pPr>
-              <w:spacing w:after="20"/>
-            </w:pPr>
-            <w:r>
-              <w:rPr>
-                <w:color w:val="1C3A36"/>
-                <w:sz w:val="15"/>
-              </w:rPr>
-              <w:t>44.0502</w:t>
-            </w:r>
-          </w:p>
-        </w:tc>
-        <w:tc>
-          <w:tcPr>
-            <w:tcW w:type="dxa" w:w="1368"/>
-          </w:tcPr>
-          <w:p>
-            <w:pPr>
-              <w:spacing w:after="20"/>
-            </w:pPr>
-            <w:r>
-              <w:rPr>
-                <w:color w:val="1C3A36"/>
-                <w:sz w:val="15"/>
-              </w:rPr>
-              <w:t>41.7388</w:t>
-            </w:r>
-          </w:p>
-        </w:tc>
-        <w:tc>
-          <w:tcPr>
-            <w:tcW w:type="dxa" w:w="1224"/>
-          </w:tcPr>
-          <w:p>
-            <w:pPr>
-              <w:spacing w:after="20"/>
-            </w:pPr>
-            <w:r>
-              <w:rPr>
-                <w:color w:val="1C3A36"/>
-                <w:sz w:val="15"/>
-              </w:rPr>
-              <w:t>-5.25%</w:t>
-            </w:r>
-          </w:p>
-        </w:tc>
-      </w:tr>
-      <w:tr>
-        <w:tc>
-          <w:tcPr>
-            <w:tcW w:type="dxa" w:w="403"/>
-          </w:tcPr>
-          <w:p>
-            <w:pPr>
-              <w:spacing w:after="20"/>
-            </w:pPr>
-            <w:r>
-              <w:rPr>
-                <w:color w:val="1C3A36"/>
-                <w:sz w:val="15"/>
-              </w:rPr>
-              <w:t>4</w:t>
-            </w:r>
-          </w:p>
-        </w:tc>
-        <w:tc>
-          <w:tcPr>
-            <w:tcW w:type="dxa" w:w="7488"/>
-          </w:tcPr>
-          <w:p>
-            <w:pPr>
-              <w:spacing w:after="20"/>
-            </w:pPr>
-            <w:r>
-              <w:rPr>
-                <w:color w:val="1C3A36"/>
-                <w:sz w:val="15"/>
-              </w:rPr>
-              <w:t>the terminal rebuilt on the asset life the accounts themselves imply</w:t>
-            </w:r>
-          </w:p>
-        </w:tc>
-        <w:tc>
-          <w:tcPr>
-            <w:tcW w:type="dxa" w:w="1368"/>
-          </w:tcPr>
-          <w:p>
-            <w:pPr>
-              <w:spacing w:after="20"/>
-            </w:pPr>
-            <w:r>
-              <w:rPr>
-                <w:color w:val="1C3A36"/>
-                <w:sz w:val="15"/>
-              </w:rPr>
-              <w:t>41.7388</w:t>
-            </w:r>
-          </w:p>
-        </w:tc>
-        <w:tc>
-          <w:tcPr>
-            <w:tcW w:type="dxa" w:w="1368"/>
-          </w:tcPr>
-          <w:p>
-            <w:pPr>
-              <w:spacing w:after="20"/>
-            </w:pPr>
-            <w:r>
-              <w:rPr>
-                <w:color w:val="1C3A36"/>
-                <w:sz w:val="15"/>
-              </w:rPr>
-              <w:t>40.4206</w:t>
-            </w:r>
-          </w:p>
-        </w:tc>
-        <w:tc>
-          <w:tcPr>
-            <w:tcW w:type="dxa" w:w="1224"/>
-          </w:tcPr>
-          <w:p>
-            <w:pPr>
-              <w:spacing w:after="20"/>
-            </w:pPr>
-            <w:r>
-              <w:rPr>
-                <w:color w:val="1C3A36"/>
-                <w:sz w:val="15"/>
-              </w:rPr>
-              <w:t>-3.16%</w:t>
-            </w:r>
-          </w:p>
-        </w:tc>
-      </w:tr>
-      <w:tr>
-        <w:tc>
-          <w:tcPr>
-            <w:tcW w:type="dxa" w:w="403"/>
-          </w:tcPr>
-          <w:p>
-            <w:pPr>
-              <w:spacing w:after="20"/>
-            </w:pPr>
-            <w:r>
-              <w:rPr>
-                <w:color w:val="1C3A36"/>
-                <w:sz w:val="15"/>
-              </w:rPr>
-              <w:t>5</w:t>
-            </w:r>
-          </w:p>
-        </w:tc>
-        <w:tc>
-          <w:tcPr>
-            <w:tcW w:type="dxa" w:w="7488"/>
-          </w:tcPr>
-          <w:p>
-            <w:pPr>
-              <w:spacing w:after="20"/>
-            </w:pPr>
-            <w:r>
-              <w:rPr>
-                <w:color w:val="1C3A36"/>
-                <w:sz w:val="15"/>
-              </w:rPr>
-              <w:t>the bridge moved onto the latest disclosed balance sheet</w:t>
-            </w:r>
-          </w:p>
-        </w:tc>
-        <w:tc>
-          <w:tcPr>
-            <w:tcW w:type="dxa" w:w="1368"/>
-          </w:tcPr>
-          <w:p>
-            <w:pPr>
-              <w:spacing w:after="20"/>
-            </w:pPr>
-            <w:r>
-              <w:rPr>
-                <w:color w:val="1C3A36"/>
-                <w:sz w:val="15"/>
-              </w:rPr>
-              <w:t>40.4206</w:t>
-            </w:r>
-          </w:p>
-        </w:tc>
-        <w:tc>
-          <w:tcPr>
-            <w:tcW w:type="dxa" w:w="1368"/>
-          </w:tcPr>
-          <w:p>
-            <w:pPr>
-              <w:spacing w:after="20"/>
-            </w:pPr>
-            <w:r>
-              <w:rPr>
-                <w:color w:val="1C3A36"/>
-                <w:sz w:val="15"/>
-              </w:rPr>
-              <w:t>41.8568</w:t>
-            </w:r>
-          </w:p>
-        </w:tc>
-        <w:tc>
-          <w:tcPr>
-            <w:tcW w:type="dxa" w:w="1224"/>
-          </w:tcPr>
-          <w:p>
-            <w:pPr>
-              <w:spacing w:after="20"/>
-            </w:pPr>
-            <w:r>
-              <w:rPr>
-                <w:color w:val="1C3A36"/>
-                <w:sz w:val="15"/>
-              </w:rPr>
-              <w:t>+3.55%</w:t>
-            </w:r>
-          </w:p>
-        </w:tc>
-      </w:tr>
-      <w:tr>
-        <w:tc>
-          <w:tcPr>
-            <w:tcW w:type="dxa" w:w="403"/>
-          </w:tcPr>
-          <w:p>
-            <w:pPr>
-              <w:spacing w:after="20"/>
-            </w:pPr>
-            <w:r>
-              <w:rPr>
-                <w:color w:val="1C3A36"/>
-                <w:sz w:val="15"/>
-              </w:rPr>
-              <w:t>6</w:t>
-            </w:r>
-          </w:p>
-        </w:tc>
-        <w:tc>
-          <w:tcPr>
-            <w:tcW w:type="dxa" w:w="7488"/>
-          </w:tcPr>
-          <w:p>
-            <w:pPr>
-              <w:spacing w:after="20"/>
-            </w:pPr>
-            <w:r>
-              <w:rPr>
-                <w:color w:val="1C3A36"/>
-                <w:sz w:val="15"/>
-              </w:rPr>
-              <w:t>the four-lens blend retired for the class primary</w:t>
-            </w:r>
-          </w:p>
-        </w:tc>
-        <w:tc>
-          <w:tcPr>
-            <w:tcW w:type="dxa" w:w="1368"/>
-          </w:tcPr>
-          <w:p>
-            <w:pPr>
-              <w:spacing w:after="20"/>
-            </w:pPr>
-            <w:r>
-              <w:rPr>
-                <w:color w:val="1C3A36"/>
-                <w:sz w:val="15"/>
-              </w:rPr>
-              <w:t>41.8568</w:t>
-            </w:r>
-          </w:p>
-        </w:tc>
-        <w:tc>
-          <w:tcPr>
-            <w:tcW w:type="dxa" w:w="1368"/>
-          </w:tcPr>
-          <w:p>
-            <w:pPr>
-              <w:spacing w:after="20"/>
-            </w:pPr>
-            <w:r>
-              <w:rPr>
-                <w:color w:val="1C3A36"/>
-                <w:sz w:val="15"/>
-              </w:rPr>
-              <w:t>41.1548</w:t>
-            </w:r>
-          </w:p>
-        </w:tc>
-        <w:tc>
-          <w:tcPr>
-            <w:tcW w:type="dxa" w:w="1224"/>
-          </w:tcPr>
-          <w:p>
-            <w:pPr>
-              <w:spacing w:after="20"/>
-            </w:pPr>
-            <w:r>
-              <w:rPr>
-                <w:color w:val="1C3A36"/>
-                <w:sz w:val="15"/>
-              </w:rPr>
-              <w:t>-1.68%</w:t>
-            </w:r>
-          </w:p>
-        </w:tc>
-      </w:tr>
-      <w:tr>
-        <w:tc>
-          <w:tcPr>
-            <w:tcW w:type="dxa" w:w="403"/>
-          </w:tcPr>
-          <w:p>
-            <w:pPr>
-              <w:spacing w:after="20"/>
-            </w:pPr>
-            <w:r>
-              <w:rPr>
-                <w:color w:val="1C3A36"/>
-                <w:sz w:val="15"/>
-              </w:rPr>
-              <w:t>7</w:t>
-            </w:r>
-          </w:p>
-        </w:tc>
-        <w:tc>
-          <w:tcPr>
-            <w:tcW w:type="dxa" w:w="7488"/>
-          </w:tcPr>
-          <w:p>
-            <w:pPr>
-              <w:spacing w:after="20"/>
-            </w:pPr>
-            <w:r>
-              <w:rPr>
-                <w:color w:val="1C3A36"/>
-                <w:sz w:val="15"/>
-              </w:rPr>
-              <w:t>the answer and the price it is measured against, published where they can be read</w:t>
-            </w:r>
-          </w:p>
-        </w:tc>
-        <w:tc>
-          <w:tcPr>
-            <w:tcW w:type="dxa" w:w="1368"/>
-          </w:tcPr>
-          <w:p>
-            <w:pPr>
-              <w:spacing w:after="20"/>
-            </w:pPr>
-            <w:r>
-              <w:rPr>
-                <w:color w:val="1C3A36"/>
-                <w:sz w:val="15"/>
-              </w:rPr>
-              <w:t>41.1548</w:t>
-            </w:r>
-          </w:p>
-        </w:tc>
-        <w:tc>
-          <w:tcPr>
-            <w:tcW w:type="dxa" w:w="1368"/>
-          </w:tcPr>
-          <w:p>
-            <w:pPr>
-              <w:spacing w:after="20"/>
-            </w:pPr>
-            <w:r>
-              <w:rPr>
-                <w:color w:val="1C3A36"/>
-                <w:sz w:val="15"/>
-              </w:rPr>
-              <w:t>41.1548</w:t>
-            </w:r>
-          </w:p>
-        </w:tc>
-        <w:tc>
-          <w:tcPr>
-            <w:tcW w:type="dxa" w:w="1224"/>
-          </w:tcPr>
-          <w:p>
-            <w:pPr>
-              <w:spacing w:after="20"/>
-            </w:pPr>
-            <w:r>
-              <w:rPr>
-                <w:color w:val="1C3A36"/>
-                <w:sz w:val="15"/>
-              </w:rPr>
-              <w:t>+0.00%</w:t>
-            </w:r>
-          </w:p>
-        </w:tc>
-      </w:tr>
-      <w:tr>
-        <w:tc>
-          <w:tcPr>
-            <w:tcW w:type="dxa" w:w="403"/>
-          </w:tcPr>
-          <w:p>
-            <w:pPr>
-              <w:spacing w:after="20"/>
-            </w:pPr>
-            <w:r>
-              <w:rPr>
-                <w:color w:val="1C3A36"/>
-                <w:sz w:val="15"/>
-              </w:rPr>
-              <w:t>8</w:t>
-            </w:r>
-          </w:p>
-        </w:tc>
-        <w:tc>
-          <w:tcPr>
-            <w:tcW w:type="dxa" w:w="7488"/>
-          </w:tcPr>
-          <w:p>
-            <w:pPr>
-              <w:spacing w:after="20"/>
-            </w:pPr>
-            <w:r>
-              <w:rPr>
-                <w:color w:val="1C3A36"/>
-                <w:sz w:val="15"/>
-              </w:rPr>
-              <w:t>revenue and margin rebuilt on the eleven disclosed segments</w:t>
-            </w:r>
-          </w:p>
-        </w:tc>
-        <w:tc>
-          <w:tcPr>
-            <w:tcW w:type="dxa" w:w="1368"/>
-          </w:tcPr>
-          <w:p>
-            <w:pPr>
-              <w:spacing w:after="20"/>
-            </w:pPr>
-            <w:r>
-              <w:rPr>
-                <w:color w:val="1C3A36"/>
-                <w:sz w:val="15"/>
-              </w:rPr>
-              <w:t>41.1548</w:t>
-            </w:r>
-          </w:p>
-        </w:tc>
-        <w:tc>
-          <w:tcPr>
-            <w:tcW w:type="dxa" w:w="1368"/>
-          </w:tcPr>
-          <w:p>
-            <w:pPr>
-              <w:spacing w:after="20"/>
-            </w:pPr>
-            <w:r>
-              <w:rPr>
-                <w:color w:val="1C3A36"/>
-                <w:sz w:val="15"/>
-              </w:rPr>
-              <w:t>34.7988</w:t>
-            </w:r>
-          </w:p>
-        </w:tc>
-        <w:tc>
-          <w:tcPr>
-            <w:tcW w:type="dxa" w:w="1224"/>
-          </w:tcPr>
-          <w:p>
-            <w:pPr>
-              <w:spacing w:after="20"/>
-            </w:pPr>
-            <w:r>
-              <w:rPr>
-                <w:color w:val="1C3A36"/>
-                <w:sz w:val="15"/>
-              </w:rPr>
-              <w:t>-15.44%</w:t>
-            </w:r>
-          </w:p>
-        </w:tc>
-      </w:tr>
-      <w:tr>
-        <w:tc>
-          <w:tcPr>
-            <w:tcW w:type="dxa" w:w="403"/>
-          </w:tcPr>
-          <w:p>
-            <w:pPr>
-              <w:spacing w:after="20"/>
-            </w:pPr>
-            <w:r>
-              <w:rPr>
-                <w:color w:val="1C3A36"/>
-                <w:sz w:val="15"/>
-              </w:rPr>
-              <w:t>9</w:t>
-            </w:r>
-          </w:p>
-        </w:tc>
-        <w:tc>
-          <w:tcPr>
-            <w:tcW w:type="dxa" w:w="7488"/>
-          </w:tcPr>
-          <w:p>
-            <w:pPr>
-              <w:spacing w:after="20"/>
-            </w:pPr>
-            <w:r>
-              <w:rPr>
-                <w:color w:val="1C3A36"/>
-                <w:sz w:val="15"/>
-              </w:rPr>
-              <w:t>the one segment with unit data built as volume times price</w:t>
-            </w:r>
-          </w:p>
-        </w:tc>
-        <w:tc>
-          <w:tcPr>
-            <w:tcW w:type="dxa" w:w="1368"/>
-          </w:tcPr>
-          <w:p>
-            <w:pPr>
-              <w:spacing w:after="20"/>
-            </w:pPr>
-            <w:r>
-              <w:rPr>
-                <w:color w:val="1C3A36"/>
-                <w:sz w:val="15"/>
-              </w:rPr>
-              <w:t>34.7988</w:t>
-            </w:r>
-          </w:p>
-        </w:tc>
-        <w:tc>
-          <w:tcPr>
-            <w:tcW w:type="dxa" w:w="1368"/>
-          </w:tcPr>
-          <w:p>
-            <w:pPr>
-              <w:spacing w:after="20"/>
-            </w:pPr>
-            <w:r>
-              <w:rPr>
-                <w:color w:val="1C3A36"/>
-                <w:sz w:val="15"/>
-              </w:rPr>
-              <w:t>34.8885</w:t>
-            </w:r>
-          </w:p>
-        </w:tc>
-        <w:tc>
-          <w:tcPr>
-            <w:tcW w:type="dxa" w:w="1224"/>
-          </w:tcPr>
-          <w:p>
-            <w:pPr>
-              <w:spacing w:after="20"/>
-            </w:pPr>
-            <w:r>
-              <w:rPr>
-                <w:color w:val="1C3A36"/>
-                <w:sz w:val="15"/>
-              </w:rPr>
-              <w:t>+0.26%</w:t>
-            </w:r>
-          </w:p>
-        </w:tc>
-      </w:tr>
-      <w:tr>
-        <w:tc>
-          <w:tcPr>
-            <w:tcW w:type="dxa" w:w="403"/>
-          </w:tcPr>
-          <w:p>
-            <w:pPr>
-              <w:spacing w:after="20"/>
-            </w:pPr>
-            <w:r>
-              <w:rPr>
-                <w:color w:val="1C3A36"/>
-                <w:sz w:val="15"/>
-              </w:rPr>
-              <w:t>10</w:t>
-            </w:r>
-          </w:p>
-        </w:tc>
-        <w:tc>
-          <w:tcPr>
-            <w:tcW w:type="dxa" w:w="7488"/>
-          </w:tcPr>
-          <w:p>
-            <w:pPr>
-              <w:spacing w:after="20"/>
-            </w:pPr>
-            <w:r>
-              <w:rPr>
-                <w:color w:val="1C3A36"/>
-                <w:sz w:val="15"/>
-              </w:rPr>
-              <w:t>capital expenditure measured from the filings instead of taken from guidance</w:t>
-            </w:r>
-          </w:p>
-        </w:tc>
-        <w:tc>
-          <w:tcPr>
-            <w:tcW w:type="dxa" w:w="1368"/>
-          </w:tcPr>
-          <w:p>
-            <w:pPr>
-              <w:spacing w:after="20"/>
-            </w:pPr>
-            <w:r>
-              <w:rPr>
-                <w:color w:val="1C3A36"/>
-                <w:sz w:val="15"/>
-              </w:rPr>
-              <w:t>34.8885</w:t>
-            </w:r>
-          </w:p>
-        </w:tc>
-        <w:tc>
-          <w:tcPr>
-            <w:tcW w:type="dxa" w:w="1368"/>
-          </w:tcPr>
-          <w:p>
-            <w:pPr>
-              <w:spacing w:after="20"/>
-            </w:pPr>
-            <w:r>
-              <w:rPr>
-                <w:color w:val="1C3A36"/>
-                <w:sz w:val="15"/>
-              </w:rPr>
-              <w:t>35.5319</w:t>
-            </w:r>
-          </w:p>
-        </w:tc>
-        <w:tc>
-          <w:tcPr>
-            <w:tcW w:type="dxa" w:w="1224"/>
-          </w:tcPr>
-          <w:p>
-            <w:pPr>
-              <w:spacing w:after="20"/>
-            </w:pPr>
-            <w:r>
-              <w:rPr>
-                <w:color w:val="1C3A36"/>
-                <w:sz w:val="15"/>
-              </w:rPr>
-              <w:t>+1.84%</w:t>
-            </w:r>
-          </w:p>
-        </w:tc>
-      </w:tr>
-      <w:tr>
-        <w:tc>
-          <w:tcPr>
-            <w:tcW w:type="dxa" w:w="403"/>
-          </w:tcPr>
-          <w:p>
-            <w:pPr>
-              <w:spacing w:after="20"/>
-            </w:pPr>
-            <w:r>
-              <w:rPr>
-                <w:color w:val="1C3A36"/>
-                <w:sz w:val="15"/>
-              </w:rPr>
-              <w:t>11</w:t>
-            </w:r>
-          </w:p>
-        </w:tc>
-        <w:tc>
-          <w:tcPr>
-            <w:tcW w:type="dxa" w:w="7488"/>
-          </w:tcPr>
-          <w:p>
-            <w:pPr>
-              <w:spacing w:after="20"/>
-            </w:pPr>
-            <w:r>
-              <w:rPr>
-                <w:color w:val="1C3A36"/>
-                <w:sz w:val="15"/>
-              </w:rPr>
-              <w:t>the first forecast year anchored on the latest reviewed period</w:t>
-            </w:r>
-          </w:p>
-        </w:tc>
-        <w:tc>
-          <w:tcPr>
-            <w:tcW w:type="dxa" w:w="1368"/>
-          </w:tcPr>
-          <w:p>
-            <w:pPr>
-              <w:spacing w:after="20"/>
-            </w:pPr>
-            <w:r>
-              <w:rPr>
-                <w:color w:val="1C3A36"/>
-                <w:sz w:val="15"/>
-              </w:rPr>
-              <w:t>35.5319</w:t>
-            </w:r>
-          </w:p>
-        </w:tc>
-        <w:tc>
-          <w:tcPr>
-            <w:tcW w:type="dxa" w:w="1368"/>
-          </w:tcPr>
-          <w:p>
-            <w:pPr>
-              <w:spacing w:after="20"/>
-            </w:pPr>
-            <w:r>
-              <w:rPr>
-                <w:color w:val="1C3A36"/>
-                <w:sz w:val="15"/>
-              </w:rPr>
-              <w:t>37.8396</w:t>
-            </w:r>
-          </w:p>
-        </w:tc>
-        <w:tc>
-          <w:tcPr>
-            <w:tcW w:type="dxa" w:w="1224"/>
-          </w:tcPr>
-          <w:p>
-            <w:pPr>
-              <w:spacing w:after="20"/>
-            </w:pPr>
-            <w:r>
-              <w:rPr>
-                <w:color w:val="1C3A36"/>
-                <w:sz w:val="15"/>
-              </w:rPr>
-              <w:t>+6.49%</w:t>
-            </w:r>
-          </w:p>
-        </w:tc>
-      </w:tr>
-      <w:tr>
-        <w:tc>
-          <w:tcPr>
-            <w:tcW w:type="dxa" w:w="403"/>
-          </w:tcPr>
-          <w:p>
-            <w:pPr>
-              <w:spacing w:after="20"/>
-            </w:pPr>
-            <w:r>
-              <w:rPr>
-                <w:color w:val="1C3A36"/>
-                <w:sz w:val="15"/>
-              </w:rPr>
-              <w:t>12</w:t>
-            </w:r>
-          </w:p>
-        </w:tc>
-        <w:tc>
-          <w:tcPr>
-            <w:tcW w:type="dxa" w:w="7488"/>
-          </w:tcPr>
-          <w:p>
-            <w:pPr>
-              <w:spacing w:after="20"/>
-            </w:pPr>
-            <w:r>
-              <w:rPr>
-                <w:color w:val="1C3A36"/>
-                <w:sz w:val="15"/>
-              </w:rPr>
-              <w:t>the spectrum-licence liability into net debt, a claim disclosed outside borrowings</w:t>
-            </w:r>
-          </w:p>
-        </w:tc>
-        <w:tc>
-          <w:tcPr>
-            <w:tcW w:type="dxa" w:w="1368"/>
-          </w:tcPr>
-          <w:p>
-            <w:pPr>
-              <w:spacing w:after="20"/>
-            </w:pPr>
-            <w:r>
-              <w:rPr>
-                <w:color w:val="1C3A36"/>
-                <w:sz w:val="15"/>
-              </w:rPr>
-              <w:t>37.8396</w:t>
-            </w:r>
-          </w:p>
-        </w:tc>
-        <w:tc>
-          <w:tcPr>
-            <w:tcW w:type="dxa" w:w="1368"/>
-          </w:tcPr>
-          <w:p>
-            <w:pPr>
-              <w:spacing w:after="20"/>
-            </w:pPr>
-            <w:r>
-              <w:rPr>
-                <w:color w:val="1C3A36"/>
-                <w:sz w:val="15"/>
-              </w:rPr>
-              <w:t>37.1640</w:t>
-            </w:r>
-          </w:p>
-        </w:tc>
-        <w:tc>
-          <w:tcPr>
-            <w:tcW w:type="dxa" w:w="1224"/>
-          </w:tcPr>
-          <w:p>
-            <w:pPr>
-              <w:spacing w:after="20"/>
-            </w:pPr>
-            <w:r>
-              <w:rPr>
-                <w:color w:val="1C3A36"/>
-                <w:sz w:val="15"/>
-              </w:rPr>
-              <w:t>-1.79%</w:t>
-            </w:r>
-          </w:p>
-        </w:tc>
-      </w:tr>
-      <w:tr>
-        <w:tc>
-          <w:tcPr>
-            <w:tcW w:type="dxa" w:w="403"/>
-          </w:tcPr>
-          <w:p>
-            <w:pPr>
-              <w:spacing w:after="20"/>
-            </w:pPr>
-            <w:r>
-              <w:rPr>
-                <w:color w:val="1C3A36"/>
-                <w:sz w:val="15"/>
-              </w:rPr>
-              <w:t>13</w:t>
-            </w:r>
-          </w:p>
-        </w:tc>
-        <w:tc>
-          <w:tcPr>
-            <w:tcW w:type="dxa" w:w="7488"/>
-          </w:tcPr>
-          <w:p>
-            <w:pPr>
-              <w:spacing w:after="20"/>
-            </w:pPr>
-            <w:r>
-              <w:rPr>
-                <w:color w:val="1C3A36"/>
-                <w:sz w:val="15"/>
-              </w:rPr>
-              <w:t>working capital projected from the asset-conversion cycle instead of plugged</w:t>
-            </w:r>
-          </w:p>
-        </w:tc>
-        <w:tc>
-          <w:tcPr>
-            <w:tcW w:type="dxa" w:w="1368"/>
-          </w:tcPr>
-          <w:p>
-            <w:pPr>
-              <w:spacing w:after="20"/>
-            </w:pPr>
-            <w:r>
-              <w:rPr>
-                <w:color w:val="1C3A36"/>
-                <w:sz w:val="15"/>
-              </w:rPr>
-              <w:t>37.1640</w:t>
-            </w:r>
-          </w:p>
-        </w:tc>
-        <w:tc>
-          <w:tcPr>
-            <w:tcW w:type="dxa" w:w="1368"/>
-          </w:tcPr>
-          <w:p>
-            <w:pPr>
-              <w:spacing w:after="20"/>
-            </w:pPr>
-            <w:r>
-              <w:rPr>
-                <w:color w:val="1C3A36"/>
-                <w:sz w:val="15"/>
-              </w:rPr>
-              <w:t>37.3162</w:t>
-            </w:r>
-          </w:p>
-        </w:tc>
-        <w:tc>
-          <w:tcPr>
-            <w:tcW w:type="dxa" w:w="1224"/>
-          </w:tcPr>
-          <w:p>
-            <w:pPr>
-              <w:spacing w:after="20"/>
-            </w:pPr>
-            <w:r>
-              <w:rPr>
-                <w:color w:val="1C3A36"/>
-                <w:sz w:val="15"/>
-              </w:rPr>
-              <w:t>+0.41%</w:t>
-            </w:r>
-          </w:p>
-        </w:tc>
-      </w:tr>
-      <w:tr>
-        <w:tc>
-          <w:tcPr>
-            <w:tcW w:type="dxa" w:w="403"/>
-          </w:tcPr>
-          <w:p>
-            <w:pPr>
-              <w:spacing w:after="20"/>
-            </w:pPr>
-            <w:r>
-              <w:rPr>
-                <w:color w:val="1C3A36"/>
-                <w:sz w:val="15"/>
-              </w:rPr>
-              <w:t>14</w:t>
-            </w:r>
-          </w:p>
-        </w:tc>
-        <w:tc>
-          <w:tcPr>
-            <w:tcW w:type="dxa" w:w="7488"/>
-          </w:tcPr>
-          <w:p>
-            <w:pPr>
-              <w:spacing w:after="20"/>
-            </w:pPr>
-            <w:r>
-              <w:rPr>
-                <w:color w:val="1C3A36"/>
-                <w:sz w:val="15"/>
-              </w:rPr>
-              <w:t>the tax rate measured on the base it is applied to, with the disclosed reversal out</w:t>
-            </w:r>
-          </w:p>
-        </w:tc>
-        <w:tc>
-          <w:tcPr>
-            <w:tcW w:type="dxa" w:w="1368"/>
-          </w:tcPr>
-          <w:p>
-            <w:pPr>
-              <w:spacing w:after="20"/>
-            </w:pPr>
-            <w:r>
-              <w:rPr>
-                <w:color w:val="1C3A36"/>
-                <w:sz w:val="15"/>
-              </w:rPr>
-              <w:t>37.3162</w:t>
-            </w:r>
-          </w:p>
-        </w:tc>
-        <w:tc>
-          <w:tcPr>
-            <w:tcW w:type="dxa" w:w="1368"/>
-          </w:tcPr>
-          <w:p>
-            <w:pPr>
-              <w:spacing w:after="20"/>
-            </w:pPr>
-            <w:r>
-              <w:rPr>
-                <w:color w:val="1C3A36"/>
-                <w:sz w:val="15"/>
-              </w:rPr>
-              <w:t>38.1426</w:t>
-            </w:r>
-          </w:p>
-        </w:tc>
-        <w:tc>
-          <w:tcPr>
-            <w:tcW w:type="dxa" w:w="1224"/>
-          </w:tcPr>
-          <w:p>
-            <w:pPr>
-              <w:spacing w:after="20"/>
-            </w:pPr>
-            <w:r>
-              <w:rPr>
-                <w:color w:val="1C3A36"/>
-                <w:sz w:val="15"/>
-              </w:rPr>
-              <w:t>+2.21%</w:t>
-            </w:r>
-          </w:p>
-        </w:tc>
-      </w:tr>
-      <w:tr>
-        <w:tc>
-          <w:tcPr>
-            <w:tcW w:type="dxa" w:w="403"/>
-          </w:tcPr>
-          <w:p>
-            <w:pPr>
-              <w:spacing w:after="20"/>
-            </w:pPr>
-            <w:r>
-              <w:rPr>
-                <w:color w:val="1C3A36"/>
-                <w:sz w:val="15"/>
-              </w:rPr>
-            </w:r>
-          </w:p>
-        </w:tc>
-        <w:tc>
-          <w:tcPr>
-            <w:tcW w:type="dxa" w:w="7488"/>
-          </w:tcPr>
-          <w:p>
-            <w:pPr>
-              <w:spacing w:after="20"/>
-            </w:pPr>
-            <w:r>
-              <w:rPr>
-                <w:color w:val="1C3A36"/>
-                <w:sz w:val="15"/>
-              </w:rPr>
-              <w:t>CUMULATIVE</w:t>
-            </w:r>
-          </w:p>
-        </w:tc>
-        <w:tc>
-          <w:tcPr>
-            <w:tcW w:type="dxa" w:w="1368"/>
-          </w:tcPr>
-          <w:p>
-            <w:pPr>
-              <w:spacing w:after="20"/>
-            </w:pPr>
-            <w:r>
-              <w:rPr>
-                <w:color w:val="1C3A36"/>
-                <w:sz w:val="15"/>
-              </w:rPr>
-              <w:t>47.1108</w:t>
-            </w:r>
-          </w:p>
-        </w:tc>
-        <w:tc>
-          <w:tcPr>
-            <w:tcW w:type="dxa" w:w="1368"/>
-          </w:tcPr>
-          <w:p>
-            <w:pPr>
-              <w:spacing w:after="20"/>
-            </w:pPr>
-            <w:r>
-              <w:rPr>
-                <w:color w:val="1C3A36"/>
-                <w:sz w:val="15"/>
-              </w:rPr>
-              <w:t>38.1426</w:t>
-            </w:r>
-          </w:p>
-        </w:tc>
-        <w:tc>
-          <w:tcPr>
-            <w:tcW w:type="dxa" w:w="1224"/>
-          </w:tcPr>
-          <w:p>
-            <w:pPr>
-              <w:spacing w:after="20"/>
-            </w:pPr>
-            <w:r>
-              <w:rPr>
-                <w:color w:val="1C3A36"/>
-                <w:sz w:val="15"/>
-              </w:rPr>
-              <w:t>-19.04%</w:t>
             </w:r>
           </w:p>
         </w:tc>

--- a/engine/stc_study/STC_Bibliography_05-09-2026.docx
+++ b/engine/stc_study/STC_Bibliography_05-09-2026.docx
@@ -22869,7 +22869,7 @@
                 <w:color w:val="1C3A36"/>
                 <w:sz w:val="15"/>
               </w:rPr>
-              <w:t>HELD, not built: each segment carries its own disclosed gross margin from the filings, with an SG&amp;A share applied against it, so the resulting path runs 31.98% in the first forecast year and 31.82% in the last — flat, and slightly down. The house standard is a margin that falls OUT of a cost built per unit, and note 35 discloses all seven cost lines by nature for three years, so the disclosure would support one. This model does not yet consume it, and that gap is stated here rather than dressed as a cost build.</w:t>
+              <w:t>HELD, not built: each segment carries its own disclosed gross margin from the filings, with an SG&amp;A share applied against it, so the resulting path runs 32.06% in the first forecast year and 31.77% in the last — flat, and slightly down. The house standard is a margin that falls OUT of a cost built per unit, and note 35 discloses all seven cost lines by nature for three years, so the disclosure would support one. This model does not yet consume it, and that gap is stated here rather than dressed as a cost build.</w:t>
             </w:r>
           </w:p>
         </w:tc>

--- a/engine/stc_study/STC_Bibliography_05-09-2026.docx
+++ b/engine/stc_study/STC_Bibliography_05-09-2026.docx
@@ -19493,7 +19493,7 @@
                 <w:color w:val="1C3A36"/>
                 <w:sz w:val="15"/>
               </w:rPr>
-              <w:t>0.7078</w:t>
+              <w:t>0.7093</w:t>
             </w:r>
           </w:p>
         </w:tc>
@@ -19510,7 +19510,7 @@
                 <w:color w:val="1C3A36"/>
                 <w:sz w:val="15"/>
               </w:rPr>
-              <w:t>A 4.91-year weekly regression of this stock against the published index of the exchange it is listed on, the Tadawul All Share Index as of 2026-08-18: 252 observations, R-squared 30.2%, standard error 0.1029. Produced by the house regression routine, not by a study-local script.</w:t>
+              <w:t>A 4.94-year weekly regression of this stock against the published index of the exchange it is listed on, the Tadawul All Share Index as of 2026-09-08: 254 observations, R-squared 30.3%, standard error 0.1022. Produced by the house regression routine, not by a study-local script.</w:t>
             </w:r>
           </w:p>
         </w:tc>
@@ -19546,7 +19546,7 @@
                 <w:color w:val="1C3A36"/>
                 <w:sz w:val="15"/>
               </w:rPr>
-              <w:t>8.59%</w:t>
+              <w:t>9.03%</w:t>
             </w:r>
           </w:p>
         </w:tc>
@@ -19652,7 +19652,7 @@
                 <w:color w:val="1C3A36"/>
                 <w:sz w:val="15"/>
               </w:rPr>
-              <w:t>8.13%</w:t>
+              <w:t>8.53%</w:t>
             </w:r>
           </w:p>
         </w:tc>
